--- a/master sow/Latest SOW Master Copy 2026.docx
+++ b/master sow/Latest SOW Master Copy 2026.docx
@@ -38,16 +38,16 @@
           <wp:inline distB="19050" distT="19050" distL="19050" distR="19050">
             <wp:extent cx="4433982" cy="723916"/>
             <wp:effectExtent b="0" l="0" r="0" t="0"/>
-            <wp:docPr id="1" name="image6.png"/>
+            <wp:docPr id="1" name="image4.png"/>
             <a:graphic>
               <a:graphicData uri="http://schemas.openxmlformats.org/drawingml/2006/picture">
                 <pic:pic>
                   <pic:nvPicPr>
-                    <pic:cNvPr id="0" name="image6.png"/>
+                    <pic:cNvPr id="0" name="image4.png"/>
                     <pic:cNvPicPr preferRelativeResize="0"/>
                   </pic:nvPicPr>
                   <pic:blipFill>
-                    <a:blip r:embed="rId6"/>
+                    <a:blip r:embed="rId10"/>
                     <a:srcRect b="0" l="0" r="0" t="0"/>
                     <a:stretch>
                       <a:fillRect/>
@@ -876,6 +876,12 @@
               <w:rPr>
                 <w:rtl w:val="0"/>
               </w:rPr>
+              <w:t xml:space="preserve">1.0</w:t>
+            </w:r>
+            <w:r>
+              <w:rPr>
+                <w:rtl w:val="0"/>
+              </w:rPr>
             </w:r>
           </w:p>
         </w:tc>
@@ -926,6 +932,7 @@
               <w:rPr>
                 <w:rtl w:val="0"/>
               </w:rPr>
+              <w:t xml:space="preserve">Initial Draft</w:t>
             </w:r>
           </w:p>
         </w:tc>
@@ -1926,13 +1933,13 @@
       </w:tblPr>
       <w:tblGrid>
         <w:gridCol w:w="2580"/>
-        <w:gridCol w:w="5025"/>
-        <w:gridCol w:w="1770"/>
+        <w:gridCol w:w="4335"/>
+        <w:gridCol w:w="2460"/>
         <w:tblGridChange w:id="0">
           <w:tblGrid>
             <w:gridCol w:w="2580"/>
-            <w:gridCol w:w="5025"/>
-            <w:gridCol w:w="1770"/>
+            <w:gridCol w:w="4335"/>
+            <w:gridCol w:w="2460"/>
           </w:tblGrid>
         </w:tblGridChange>
       </w:tblGrid>
@@ -2213,36 +2220,156 @@
     </w:tbl>
     <w:p>
       <w:pPr>
-        <w:pStyle w:val="Heading3"/>
+        <w:pStyle w:val="Heading1"/>
+        <w:rPr/>
+      </w:pPr>
+      <w:bookmarkStart w:colFirst="0" w:colLast="0" w:name="_dknxmkxbp1jq" w:id="2"/>
+      <w:bookmarkEnd w:id="2"/>
+      <w:r>
+        <w:rPr>
+          <w:rtl w:val="0"/>
+        </w:rPr>
+      </w:r>
+    </w:p>
+    <w:p>
+      <w:pPr>
+        <w:pStyle w:val="Heading1"/>
+        <w:ind w:left="0" w:firstLine="0"/>
+        <w:rPr>
+          <w:b w:val="1"/>
+          <w:bCs w:val="1"/>
+          <w:color w:val="ff0000"/>
+          <w:sz w:val="26"/>
+          <w:szCs w:val="26"/>
+          <w:highlight w:val="red"/>
+        </w:rPr>
+      </w:pPr>
+      <w:bookmarkStart w:colFirst="0" w:colLast="0" w:name="_v5484xmq541k" w:id="3"/>
+      <w:bookmarkEnd w:id="3"/>
+      <w:r>
+        <w:rPr>
+          <w:rtl w:val="0"/>
+        </w:rPr>
+      </w:r>
+    </w:p>
+    <w:p>
+      <w:pPr>
         <w:keepNext w:val="0"/>
         <w:keepLines w:val="0"/>
-        <w:spacing w:before="280" w:lineRule="auto"/>
-        <w:rPr>
-          <w:b w:val="1"/>
-          <w:bCs w:val="1"/>
-          <w:color w:val="000000"/>
-          <w:sz w:val="32"/>
-          <w:szCs w:val="32"/>
-        </w:rPr>
-      </w:pPr>
-      <w:bookmarkStart w:colFirst="0" w:colLast="0" w:name="_tag11h9tmip" w:id="2"/>
-      <w:bookmarkEnd w:id="2"/>
-      <w:r>
-        <w:br w:type="page"/>
-      </w:r>
-      <w:r>
-        <w:rPr>
-          <w:rtl w:val="0"/>
-        </w:rPr>
+        <w:pageBreakBefore w:val="0"/>
+        <w:widowControl w:val="0"/>
+        <w:pBdr>
+          <w:top w:space="0" w:sz="0" w:val="nil"/>
+          <w:left w:space="0" w:sz="0" w:val="nil"/>
+          <w:bottom w:space="0" w:sz="0" w:val="nil"/>
+          <w:right w:space="0" w:sz="0" w:val="nil"/>
+          <w:between w:space="0" w:sz="0" w:val="nil"/>
+        </w:pBdr>
+        <w:shd w:fill="auto" w:val="clear"/>
+        <w:spacing w:after="0" w:before="0" w:line="276" w:lineRule="auto"/>
+        <w:ind w:left="0" w:right="0" w:firstLine="0"/>
+        <w:jc w:val="left"/>
+        <w:rPr>
+          <w:sz w:val="24"/>
+          <w:szCs w:val="24"/>
+          <w:highlight w:val="red"/>
+        </w:rPr>
+      </w:pPr>
+      <w:r>
+        <w:rPr>
+          <w:sz w:val="24"/>
+          <w:szCs w:val="24"/>
+          <w:highlight w:val="red"/>
+          <w:rtl w:val="0"/>
+        </w:rPr>
+        <w:t xml:space="preserve">Note for Onboarding Team</w:t>
+      </w:r>
+      <w:r>
+        <w:rPr>
+          <w:sz w:val="24"/>
+          <w:szCs w:val="24"/>
+          <w:highlight w:val="red"/>
+          <w:rtl w:val="0"/>
+        </w:rPr>
+        <w:t xml:space="preserve"> :-</w:t>
       </w:r>
     </w:p>
     <w:p>
       <w:pPr>
+        <w:keepNext w:val="0"/>
+        <w:keepLines w:val="0"/>
+        <w:pageBreakBefore w:val="0"/>
+        <w:widowControl w:val="0"/>
+        <w:pBdr>
+          <w:top w:space="0" w:sz="0" w:val="nil"/>
+          <w:left w:space="0" w:sz="0" w:val="nil"/>
+          <w:bottom w:space="0" w:sz="0" w:val="nil"/>
+          <w:right w:space="0" w:sz="0" w:val="nil"/>
+          <w:between w:space="0" w:sz="0" w:val="nil"/>
+        </w:pBdr>
+        <w:shd w:fill="auto" w:val="clear"/>
+        <w:spacing w:after="0" w:before="0" w:line="276" w:lineRule="auto"/>
+        <w:ind w:left="0" w:right="0" w:firstLine="0"/>
+        <w:jc w:val="left"/>
+        <w:rPr>
+          <w:sz w:val="26"/>
+          <w:szCs w:val="26"/>
+        </w:rPr>
+      </w:pPr>
+      <w:r>
+        <w:rPr>
+          <w:sz w:val="24"/>
+          <w:szCs w:val="24"/>
+          <w:rtl w:val="0"/>
+        </w:rPr>
+        <w:t xml:space="preserve">When onboarding a new customer on WhatsApp, ensure the </w:t>
+      </w:r>
+      <w:r>
+        <w:rPr>
+          <w:sz w:val="24"/>
+          <w:szCs w:val="24"/>
+          <w:rtl w:val="0"/>
+        </w:rPr>
+        <w:t xml:space="preserve">Handover Recipe</w:t>
+      </w:r>
+      <w:r>
+        <w:rPr>
+          <w:sz w:val="24"/>
+          <w:szCs w:val="24"/>
+          <w:rtl w:val="0"/>
+        </w:rPr>
+        <w:t xml:space="preserve"> flag is set to </w:t>
+      </w:r>
+      <w:r>
+        <w:rPr>
+          <w:sz w:val="24"/>
+          <w:szCs w:val="24"/>
+          <w:rtl w:val="0"/>
+        </w:rPr>
+        <w:t xml:space="preserve">TRUE</w:t>
+      </w:r>
+      <w:r>
+        <w:rPr>
+          <w:sz w:val="24"/>
+          <w:szCs w:val="24"/>
+          <w:rtl w:val="0"/>
+        </w:rPr>
+        <w:t xml:space="preserve"> while onboarding.</w:t>
+      </w:r>
+      <w:r>
+        <w:rPr>
+          <w:rtl w:val="0"/>
+        </w:rPr>
+      </w:r>
+    </w:p>
+    <w:p>
+      <w:pPr>
         <w:pStyle w:val="Heading1"/>
+        <w:ind w:firstLine="0"/>
         <w:rPr/>
       </w:pPr>
-      <w:bookmarkStart w:colFirst="0" w:colLast="0" w:name="_r6oy0oxu7dde" w:id="3"/>
-      <w:bookmarkEnd w:id="3"/>
+      <w:bookmarkStart w:colFirst="0" w:colLast="0" w:name="_r6oy0oxu7dde" w:id="4"/>
+      <w:bookmarkEnd w:id="4"/>
       <w:r>
         <w:rPr>
           <w:rtl w:val="0"/>
@@ -2260,8 +2387,8 @@
         <w:ind w:left="720" w:hanging="630"/>
         <w:rPr/>
       </w:pPr>
-      <w:bookmarkStart w:colFirst="0" w:colLast="0" w:name="_xbvedjt24qrb" w:id="4"/>
-      <w:bookmarkEnd w:id="4"/>
+      <w:bookmarkStart w:colFirst="0" w:colLast="0" w:name="_xbvedjt24qrb" w:id="5"/>
+      <w:bookmarkEnd w:id="5"/>
       <w:r>
         <w:rPr>
           <w:rtl w:val="0"/>
@@ -2776,8 +2903,8 @@
         <w:ind w:left="0" w:firstLine="0"/>
         <w:rPr/>
       </w:pPr>
-      <w:bookmarkStart w:colFirst="0" w:colLast="0" w:name="_ii2d0lw8tz8m" w:id="5"/>
-      <w:bookmarkEnd w:id="5"/>
+      <w:bookmarkStart w:colFirst="0" w:colLast="0" w:name="_ii2d0lw8tz8m" w:id="6"/>
+      <w:bookmarkEnd w:id="6"/>
       <w:r>
         <w:rPr>
           <w:rtl w:val="0"/>
@@ -2817,8 +2944,8 @@
           <w:szCs w:val="36"/>
         </w:rPr>
       </w:pPr>
-      <w:bookmarkStart w:colFirst="0" w:colLast="0" w:name="_c5a4qifikuyr" w:id="6"/>
-      <w:bookmarkEnd w:id="6"/>
+      <w:bookmarkStart w:colFirst="0" w:colLast="0" w:name="_c5a4qifikuyr" w:id="7"/>
+      <w:bookmarkEnd w:id="7"/>
       <w:r>
         <w:rPr>
           <w:color w:val="000000"/>
@@ -2845,8 +2972,8 @@
           <w:szCs w:val="24"/>
         </w:rPr>
       </w:pPr>
-      <w:bookmarkStart w:colFirst="0" w:colLast="0" w:name="_czhtix1cvkzw" w:id="7"/>
-      <w:bookmarkEnd w:id="7"/>
+      <w:bookmarkStart w:colFirst="0" w:colLast="0" w:name="_czhtix1cvkzw" w:id="8"/>
+      <w:bookmarkEnd w:id="8"/>
       <w:r>
         <w:rPr>
           <w:rtl w:val="0"/>
@@ -3223,6 +3350,29 @@
               <w:rPr>
                 <w:sz w:val="20"/>
                 <w:szCs w:val="20"/>
+                <w:u w:val="none"/>
+              </w:rPr>
+            </w:pPr>
+            <w:r>
+              <w:rPr>
+                <w:sz w:val="20"/>
+                <w:szCs w:val="20"/>
+                <w:rtl w:val="0"/>
+              </w:rPr>
+              <w:t xml:space="preserve">Website</w:t>
+            </w:r>
+          </w:p>
+          <w:p>
+            <w:pPr>
+              <w:widowControl w:val="0"/>
+              <w:numPr>
+                <w:ilvl w:val="0"/>
+                <w:numId w:val="8"/>
+              </w:numPr>
+              <w:ind w:left="360"/>
+              <w:rPr>
+                <w:sz w:val="20"/>
+                <w:szCs w:val="20"/>
               </w:rPr>
             </w:pPr>
             <w:r>
@@ -3463,7 +3613,7 @@
             <w:sdt>
               <w:sdtPr>
                 <w:alias w:val="Bot Type"/>
-                <w:id w:val="32296679"/>
+                <w:id w:val="1461538862"/>
                 <w:dropDownList w:lastValue="Automatic">
                   <w:listItem w:displayText="Automatic" w:value="Automatic"/>
                   <w:listItem w:displayText="User Selection" w:value="User Selection"/>
@@ -3609,7 +3759,7 @@
             <w:sdt>
               <w:sdtPr>
                 <w:alias w:val="Bot Type"/>
-                <w:id w:val="-1045379941"/>
+                <w:id w:val="383862242"/>
                 <w:dropDownList w:lastValue="Default (24 hrs)">
                   <w:listItem w:displayText="Default (24 hrs)" w:value="Default (24 hrs)"/>
                   <w:listItem w:displayText="Long-term (Database-backed)" w:value="Long-term (Database-backed)"/>
@@ -4316,6 +4466,95 @@
           </w:p>
         </w:tc>
       </w:tr>
+      <w:tr>
+        <w:trPr>
+          <w:cantSplit w:val="0"/>
+          <w:trHeight w:val="462" w:hRule="atLeast"/>
+          <w:tblHeader w:val="0"/>
+        </w:trPr>
+        <w:tc>
+          <w:tcPr>
+            <w:tcBorders>
+              <w:top w:color="000000" w:space="0" w:sz="8" w:val="single"/>
+              <w:left w:color="000000" w:space="0" w:sz="8" w:val="single"/>
+              <w:bottom w:color="000000" w:space="0" w:sz="8" w:val="single"/>
+              <w:right w:color="000000" w:space="0" w:sz="8" w:val="single"/>
+            </w:tcBorders>
+            <w:shd w:fill="auto" w:val="clear"/>
+            <w:vAlign w:val="center"/>
+          </w:tcPr>
+          <w:p>
+            <w:pPr>
+              <w:widowControl w:val="0"/>
+              <w:rPr>
+                <w:sz w:val="20"/>
+                <w:szCs w:val="20"/>
+              </w:rPr>
+            </w:pPr>
+            <w:r>
+              <w:rPr>
+                <w:sz w:val="20"/>
+                <w:szCs w:val="20"/>
+                <w:rtl w:val="0"/>
+              </w:rPr>
+              <w:t xml:space="preserve">Development Timelines ( In Mandays )</w:t>
+            </w:r>
+          </w:p>
+          <w:p>
+            <w:pPr>
+              <w:widowControl w:val="0"/>
+              <w:spacing w:line="276" w:lineRule="auto"/>
+              <w:jc w:val="both"/>
+              <w:rPr>
+                <w:sz w:val="20"/>
+                <w:szCs w:val="20"/>
+              </w:rPr>
+            </w:pPr>
+            <w:r>
+              <w:rPr>
+                <w:b w:val="1"/>
+                <w:bCs w:val="1"/>
+                <w:sz w:val="16"/>
+                <w:szCs w:val="16"/>
+                <w:rtl w:val="0"/>
+              </w:rPr>
+              <w:t xml:space="preserve">Note : Development and Delivery timelines will vary</w:t>
+            </w:r>
+            <w:r>
+              <w:rPr>
+                <w:rtl w:val="0"/>
+              </w:rPr>
+            </w:r>
+          </w:p>
+        </w:tc>
+        <w:tc>
+          <w:tcPr>
+            <w:gridSpan w:val="3"/>
+            <w:tcBorders>
+              <w:top w:color="000000" w:space="0" w:sz="8" w:val="single"/>
+              <w:left w:color="000000" w:space="0" w:sz="8" w:val="single"/>
+              <w:bottom w:color="000000" w:space="0" w:sz="8" w:val="single"/>
+              <w:right w:color="000000" w:space="0" w:sz="8" w:val="single"/>
+            </w:tcBorders>
+            <w:shd w:fill="auto" w:val="clear"/>
+          </w:tcPr>
+          <w:p>
+            <w:pPr>
+              <w:widowControl w:val="0"/>
+              <w:ind w:left="720" w:hanging="360"/>
+              <w:rPr>
+                <w:sz w:val="20"/>
+                <w:szCs w:val="20"/>
+              </w:rPr>
+            </w:pPr>
+            <w:r>
+              <w:rPr>
+                <w:rtl w:val="0"/>
+              </w:rPr>
+            </w:r>
+          </w:p>
+        </w:tc>
+      </w:tr>
     </w:tbl>
     <w:p>
       <w:pPr>
@@ -4349,8 +4588,8 @@
           <w:szCs w:val="24"/>
         </w:rPr>
       </w:pPr>
-      <w:bookmarkStart w:colFirst="0" w:colLast="0" w:name="_8u060bc9kprl" w:id="8"/>
-      <w:bookmarkEnd w:id="8"/>
+      <w:bookmarkStart w:colFirst="0" w:colLast="0" w:name="_8u060bc9kprl" w:id="9"/>
+      <w:bookmarkEnd w:id="9"/>
       <w:r>
         <w:rPr>
           <w:rtl w:val="0"/>
@@ -4501,7 +4740,7 @@
             <w:sdt>
               <w:sdtPr>
                 <w:alias w:val="Bot Type"/>
-                <w:id w:val="-1493238132"/>
+                <w:id w:val="-63995949"/>
                 <w:dropDownList w:lastValue="Ace Premium ( Azure OpenAI Gpt-4o-mini)">
                   <w:listItem w:displayText="Ace Lite (Qwen-3-4B)" w:value="Ace Lite (Qwen-3-4B)"/>
                   <w:listItem w:displayText="Ace Pro (Gemma 2-2b, Azure OpenAI Gpt-4o-mini)" w:value="Ace Pro (Gemma 2-2b, Azure OpenAI Gpt-4o-mini)"/>
@@ -4528,6 +4767,89 @@
               </w:rPr>
             </w:r>
           </w:p>
+          <w:p>
+            <w:pPr>
+              <w:widowControl w:val="0"/>
+              <w:rPr>
+                <w:i w:val="1"/>
+                <w:iCs w:val="1"/>
+                <w:sz w:val="20"/>
+                <w:szCs w:val="20"/>
+              </w:rPr>
+            </w:pPr>
+            <w:r>
+              <w:rPr>
+                <w:i w:val="1"/>
+                <w:iCs w:val="1"/>
+                <w:sz w:val="20"/>
+                <w:szCs w:val="20"/>
+                <w:rtl w:val="0"/>
+              </w:rPr>
+              <w:t xml:space="preserve">( STT and TTS Models incase of Voice </w:t>
+            </w:r>
+            <w:r>
+              <w:rPr>
+                <w:i w:val="1"/>
+                <w:iCs w:val="1"/>
+                <w:sz w:val="20"/>
+                <w:szCs w:val="20"/>
+                <w:rtl w:val="0"/>
+              </w:rPr>
+              <w:t xml:space="preserve">AI</w:t>
+            </w:r>
+            <w:r>
+              <w:rPr>
+                <w:i w:val="1"/>
+                <w:iCs w:val="1"/>
+                <w:sz w:val="20"/>
+                <w:szCs w:val="20"/>
+                <w:rtl w:val="0"/>
+              </w:rPr>
+              <w:t xml:space="preserve"> )</w:t>
+            </w:r>
+          </w:p>
+          <w:p>
+            <w:pPr>
+              <w:widowControl w:val="0"/>
+              <w:rPr>
+                <w:i w:val="1"/>
+                <w:iCs w:val="1"/>
+                <w:sz w:val="20"/>
+                <w:szCs w:val="20"/>
+              </w:rPr>
+            </w:pPr>
+            <w:r>
+              <w:rPr>
+                <w:rtl w:val="0"/>
+              </w:rPr>
+            </w:r>
+          </w:p>
+          <w:p>
+            <w:pPr>
+              <w:widowControl w:val="0"/>
+              <w:rPr>
+                <w:i w:val="1"/>
+                <w:iCs w:val="1"/>
+                <w:sz w:val="20"/>
+                <w:szCs w:val="20"/>
+              </w:rPr>
+            </w:pPr>
+            <w:r>
+              <w:rPr>
+                <w:i w:val="1"/>
+                <w:iCs w:val="1"/>
+                <w:sz w:val="20"/>
+                <w:szCs w:val="20"/>
+                <w:rtl w:val="0"/>
+              </w:rPr>
+              <w:t xml:space="preserve">Note - AI model to be shared after discussing the use case with the AI pod.</w:t>
+            </w:r>
+            <w:r>
+              <w:rPr>
+                <w:rtl w:val="0"/>
+              </w:rPr>
+            </w:r>
+          </w:p>
         </w:tc>
       </w:tr>
       <w:tr>
@@ -4585,7 +4907,7 @@
             <w:sdt>
               <w:sdtPr>
                 <w:alias w:val="Bot Type"/>
-                <w:id w:val="1223844666"/>
+                <w:id w:val="-1641880447"/>
                 <w:dropDownList w:lastValue="Agentic">
                   <w:listItem w:displayText="Agentic" w:value="Agentic"/>
                   <w:listItem w:displayText="Voice" w:value="Voice"/>
@@ -4643,7 +4965,7 @@
                 <w:szCs w:val="20"/>
                 <w:rtl w:val="0"/>
               </w:rPr>
-              <w:t xml:space="preserve">Channel</w:t>
+              <w:t xml:space="preserve">Use-Case Category </w:t>
             </w:r>
           </w:p>
         </w:tc>
@@ -4667,92 +4989,8 @@
             </w:pPr>
             <w:sdt>
               <w:sdtPr>
-                <w:alias w:val="AI Type"/>
-                <w:id w:val="-1635718255"/>
-                <w:dropDownList w:lastValue="Whatsapp">
-                  <w:listItem w:displayText="Whatsapp" w:value="Whatsapp"/>
-                  <w:listItem w:displayText="Whatsapp Voice" w:value="Whatsapp Voice"/>
-                  <w:listItem w:displayText="Web" w:value="Web"/>
-                  <w:listItem w:displayText="PSTN Voice" w:value="PSTN Voice"/>
-                </w:dropDownList>
-              </w:sdtPr>
-              <w:sdtContent>
-                <w:r>
-                  <w:rPr>
-                    <w:color w:val="000000"/>
-                    <w:sz w:val="20"/>
-                    <w:szCs w:val="20"/>
-                    <w:shd w:fill="e8eaed" w:val="clear"/>
-                  </w:rPr>
-                  <w:t xml:space="preserve">Whatsapp</w:t>
-                </w:r>
-              </w:sdtContent>
-            </w:sdt>
-            <w:r>
-              <w:rPr>
-                <w:rtl w:val="0"/>
-              </w:rPr>
-            </w:r>
-          </w:p>
-        </w:tc>
-      </w:tr>
-      <w:tr>
-        <w:trPr>
-          <w:cantSplit w:val="0"/>
-          <w:trHeight w:val="462" w:hRule="atLeast"/>
-          <w:tblHeader w:val="0"/>
-        </w:trPr>
-        <w:tc>
-          <w:tcPr>
-            <w:tcBorders>
-              <w:top w:color="000000" w:space="0" w:sz="8" w:val="single"/>
-              <w:left w:color="000000" w:space="0" w:sz="8" w:val="single"/>
-              <w:bottom w:color="000000" w:space="0" w:sz="8" w:val="single"/>
-              <w:right w:color="000000" w:space="0" w:sz="8" w:val="single"/>
-            </w:tcBorders>
-            <w:shd w:fill="auto" w:val="clear"/>
-            <w:vAlign w:val="center"/>
-          </w:tcPr>
-          <w:p>
-            <w:pPr>
-              <w:widowControl w:val="0"/>
-              <w:rPr>
-                <w:sz w:val="20"/>
-                <w:szCs w:val="20"/>
-              </w:rPr>
-            </w:pPr>
-            <w:r>
-              <w:rPr>
-                <w:sz w:val="20"/>
-                <w:szCs w:val="20"/>
-                <w:rtl w:val="0"/>
-              </w:rPr>
-              <w:t xml:space="preserve">Use-Case Category </w:t>
-            </w:r>
-          </w:p>
-        </w:tc>
-        <w:tc>
-          <w:tcPr>
-            <w:tcBorders>
-              <w:top w:color="000000" w:space="0" w:sz="8" w:val="single"/>
-              <w:left w:color="000000" w:space="0" w:sz="8" w:val="single"/>
-              <w:bottom w:color="000000" w:space="0" w:sz="8" w:val="single"/>
-              <w:right w:color="000000" w:space="0" w:sz="8" w:val="single"/>
-            </w:tcBorders>
-            <w:shd w:fill="auto" w:val="clear"/>
-          </w:tcPr>
-          <w:p>
-            <w:pPr>
-              <w:widowControl w:val="0"/>
-              <w:rPr>
-                <w:sz w:val="20"/>
-                <w:szCs w:val="20"/>
-              </w:rPr>
-            </w:pPr>
-            <w:sdt>
-              <w:sdtPr>
                 <w:alias w:val="AI Bot"/>
-                <w:id w:val="621033735"/>
+                <w:id w:val="2050275918"/>
                 <w:dropDownList w:lastValue="FAQ ">
                   <w:listItem w:displayText="FAQ " w:value="FAQ "/>
                   <w:listItem w:displayText="Commerce / Sales" w:value="Commerce / Sales"/>
@@ -4832,10 +5070,12 @@
                 <w:szCs w:val="20"/>
               </w:rPr>
             </w:pPr>
+            <w:commentRangeStart w:id="0"/>
+            <w:commentRangeStart w:id="1"/>
             <w:sdt>
               <w:sdtPr>
                 <w:alias w:val="Complexity"/>
-                <w:id w:val="234879697"/>
+                <w:id w:val="1664121880"/>
                 <w:dropDownList w:lastValue="Simple">
                   <w:listItem w:displayText="Simple" w:value="Simple"/>
                   <w:listItem w:displayText="Medium" w:value="Medium"/>
@@ -4855,6 +5095,14 @@
                 </w:r>
               </w:sdtContent>
             </w:sdt>
+            <w:commentRangeEnd w:id="0"/>
+            <w:r>
+              <w:commentReference w:id="0"/>
+            </w:r>
+            <w:commentRangeEnd w:id="1"/>
+            <w:r>
+              <w:commentReference w:id="1"/>
+            </w:r>
             <w:r>
               <w:rPr>
                 <w:rtl w:val="0"/>
@@ -4878,22 +5126,23 @@
               <w:right w:color="000000" w:space="0" w:sz="8" w:val="single"/>
             </w:tcBorders>
             <w:shd w:fill="auto" w:val="clear"/>
-          </w:tcPr>
-          <w:p>
-            <w:pPr>
-              <w:widowControl w:val="0"/>
-              <w:rPr>
-                <w:sz w:val="20"/>
-                <w:szCs w:val="20"/>
-              </w:rPr>
-            </w:pPr>
-            <w:r>
-              <w:rPr>
-                <w:sz w:val="20"/>
-                <w:szCs w:val="20"/>
-                <w:rtl w:val="0"/>
-              </w:rPr>
-              <w:t xml:space="preserve">LLM Model </w:t>
+            <w:vAlign w:val="center"/>
+          </w:tcPr>
+          <w:p>
+            <w:pPr>
+              <w:widowControl w:val="0"/>
+              <w:rPr>
+                <w:sz w:val="20"/>
+                <w:szCs w:val="20"/>
+              </w:rPr>
+            </w:pPr>
+            <w:r>
+              <w:rPr>
+                <w:sz w:val="20"/>
+                <w:szCs w:val="20"/>
+                <w:rtl w:val="0"/>
+              </w:rPr>
+              <w:t xml:space="preserve">Type of Training data</w:t>
             </w:r>
           </w:p>
         </w:tc>
@@ -4910,22 +5159,89 @@
           <w:p>
             <w:pPr>
               <w:widowControl w:val="0"/>
-              <w:rPr>
-                <w:i w:val="1"/>
-                <w:iCs w:val="1"/>
-                <w:sz w:val="20"/>
-                <w:szCs w:val="20"/>
-              </w:rPr>
-            </w:pPr>
-            <w:r>
-              <w:rPr>
-                <w:i w:val="1"/>
-                <w:iCs w:val="1"/>
-                <w:sz w:val="20"/>
-                <w:szCs w:val="20"/>
-                <w:rtl w:val="0"/>
-              </w:rPr>
-              <w:t xml:space="preserve">( STT and TTS Models if Voice AI )</w:t>
+              <w:numPr>
+                <w:ilvl w:val="0"/>
+                <w:numId w:val="6"/>
+              </w:numPr>
+              <w:ind w:left="720" w:hanging="360"/>
+              <w:rPr>
+                <w:sz w:val="20"/>
+                <w:szCs w:val="20"/>
+              </w:rPr>
+            </w:pPr>
+            <w:r>
+              <w:rPr>
+                <w:sz w:val="20"/>
+                <w:szCs w:val="20"/>
+                <w:rtl w:val="0"/>
+              </w:rPr>
+              <w:t xml:space="preserve">CSV</w:t>
+            </w:r>
+          </w:p>
+          <w:p>
+            <w:pPr>
+              <w:widowControl w:val="0"/>
+              <w:numPr>
+                <w:ilvl w:val="0"/>
+                <w:numId w:val="6"/>
+              </w:numPr>
+              <w:ind w:left="720" w:hanging="360"/>
+              <w:rPr>
+                <w:sz w:val="20"/>
+                <w:szCs w:val="20"/>
+              </w:rPr>
+            </w:pPr>
+            <w:r>
+              <w:rPr>
+                <w:sz w:val="20"/>
+                <w:szCs w:val="20"/>
+                <w:rtl w:val="0"/>
+              </w:rPr>
+              <w:t xml:space="preserve">Website</w:t>
+            </w:r>
+          </w:p>
+          <w:p>
+            <w:pPr>
+              <w:widowControl w:val="0"/>
+              <w:numPr>
+                <w:ilvl w:val="0"/>
+                <w:numId w:val="6"/>
+              </w:numPr>
+              <w:ind w:left="720" w:hanging="360"/>
+              <w:rPr>
+                <w:sz w:val="20"/>
+                <w:szCs w:val="20"/>
+              </w:rPr>
+            </w:pPr>
+            <w:r>
+              <w:rPr>
+                <w:sz w:val="20"/>
+                <w:szCs w:val="20"/>
+                <w:rtl w:val="0"/>
+              </w:rPr>
+              <w:t xml:space="preserve">Text</w:t>
+            </w:r>
+          </w:p>
+          <w:p>
+            <w:pPr>
+              <w:widowControl w:val="0"/>
+              <w:numPr>
+                <w:ilvl w:val="0"/>
+                <w:numId w:val="6"/>
+              </w:numPr>
+              <w:ind w:left="720" w:hanging="360"/>
+              <w:rPr>
+                <w:sz w:val="20"/>
+                <w:szCs w:val="20"/>
+              </w:rPr>
+            </w:pPr>
+            <w:r>
+              <w:rPr>
+                <w:sz w:val="20"/>
+                <w:szCs w:val="20"/>
+                <w:rtl w:val="0"/>
+              </w:rPr>
+              <w:t xml:space="preserve">Others (Please specify ex: SFTP, Gdrive)</w:t>
             </w:r>
           </w:p>
         </w:tc>
@@ -4961,7 +5277,7 @@
                 <w:szCs w:val="20"/>
                 <w:rtl w:val="0"/>
               </w:rPr>
-              <w:t xml:space="preserve">Type of Training data</w:t>
+              <w:t xml:space="preserve">Security/ Javascript Scraping Restrictions (Incase of website)</w:t>
             </w:r>
           </w:p>
         </w:tc>
@@ -4994,7 +5310,7 @@
                 <w:szCs w:val="20"/>
                 <w:rtl w:val="0"/>
               </w:rPr>
-              <w:t xml:space="preserve">CSV</w:t>
+              <w:t xml:space="preserve">Yes (Specify if yes)</w:t>
             </w:r>
           </w:p>
           <w:p>
@@ -5016,51 +5332,7 @@
                 <w:szCs w:val="20"/>
                 <w:rtl w:val="0"/>
               </w:rPr>
-              <w:t xml:space="preserve">Website</w:t>
-            </w:r>
-          </w:p>
-          <w:p>
-            <w:pPr>
-              <w:widowControl w:val="0"/>
-              <w:numPr>
-                <w:ilvl w:val="0"/>
-                <w:numId w:val="6"/>
-              </w:numPr>
-              <w:ind w:left="720" w:hanging="360"/>
-              <w:rPr>
-                <w:sz w:val="20"/>
-                <w:szCs w:val="20"/>
-              </w:rPr>
-            </w:pPr>
-            <w:r>
-              <w:rPr>
-                <w:sz w:val="20"/>
-                <w:szCs w:val="20"/>
-                <w:rtl w:val="0"/>
-              </w:rPr>
-              <w:t xml:space="preserve">Text</w:t>
-            </w:r>
-          </w:p>
-          <w:p>
-            <w:pPr>
-              <w:widowControl w:val="0"/>
-              <w:numPr>
-                <w:ilvl w:val="0"/>
-                <w:numId w:val="6"/>
-              </w:numPr>
-              <w:ind w:left="720" w:hanging="360"/>
-              <w:rPr>
-                <w:sz w:val="20"/>
-                <w:szCs w:val="20"/>
-              </w:rPr>
-            </w:pPr>
-            <w:r>
-              <w:rPr>
-                <w:sz w:val="20"/>
-                <w:szCs w:val="20"/>
-                <w:rtl w:val="0"/>
-              </w:rPr>
-              <w:t xml:space="preserve">Others (Please specify ex: SFTP, Gdrive)</w:t>
+              <w:t xml:space="preserve">No</w:t>
             </w:r>
           </w:p>
         </w:tc>
@@ -5372,7 +5644,7 @@
                   <w:sdt>
                     <w:sdtPr>
                       <w:alias w:val="Complexity"/>
-                      <w:id w:val="-997274634"/>
+                      <w:id w:val="431967549"/>
                       <w:dropDownList w:lastValue="1">
                         <w:listItem w:displayText="1" w:value="1"/>
                         <w:listItem w:displayText="2" w:value="2"/>
@@ -5471,7 +5743,7 @@
                   <w:sdt>
                     <w:sdtPr>
                       <w:alias w:val="Interval"/>
-                      <w:id w:val="-302769962"/>
+                      <w:id w:val="1126472221"/>
                       <w:dropDownList w:lastValue="Daily">
                         <w:listItem w:displayText="Daily" w:value="Daily"/>
                         <w:listItem w:displayText="Weekly" w:value="Weekly"/>
@@ -5576,7 +5848,7 @@
               </w:rPr>
               <w:t xml:space="preserve">Refer </w:t>
             </w:r>
-            <w:hyperlink r:id="rId7">
+            <w:hyperlink r:id="rId11">
               <w:r>
                 <w:rPr>
                   <w:color w:val="1155cc"/>
@@ -5972,7 +6244,7 @@
             <w:sdt>
               <w:sdtPr>
                 <w:alias w:val="Response Guardrails"/>
-                <w:id w:val="278122401"/>
+                <w:id w:val="1707364584"/>
                 <w:dropDownList w:lastValue="Zero (Pass-through)">
                   <w:listItem w:displayText="High (Strictly Knowledge Base)" w:value="High (Strictly Knowledge Base)"/>
                   <w:listItem w:displayText="Medium (Creative within Scope)" w:value="Medium (Creative within Scope)"/>
@@ -6058,7 +6330,7 @@
             <w:sdt>
               <w:sdtPr>
                 <w:alias w:val="Fallback Strategy"/>
-                <w:id w:val="377160395"/>
+                <w:id w:val="1806402578"/>
                 <w:dropDownList w:lastValue="3rd Party Agent Handover">
                   <w:listItem w:displayText="Static Fallback Message" w:value="Static Fallback Message"/>
                   <w:listItem w:displayText="Gupshup Agent Handover" w:value="Gupshup Agent Handover"/>
@@ -6308,7 +6580,7 @@
                 <w:szCs w:val="20"/>
               </w:rPr>
             </w:pPr>
-            <w:hyperlink r:id="rId8">
+            <w:hyperlink r:id="rId12">
               <w:r>
                 <w:rPr>
                   <w:color w:val="1155cc"/>
@@ -7606,7 +7878,7 @@
           </w:tcPr>
           <w:p>
             <w:pPr>
-              <w:spacing w:after="240" w:before="240" w:line="276" w:lineRule="auto"/>
+              <w:spacing w:after="0" w:before="0" w:line="276" w:lineRule="auto"/>
               <w:ind w:left="0" w:firstLine="0"/>
               <w:rPr/>
             </w:pPr>
@@ -7678,11 +7950,12 @@
           </w:p>
           <w:p>
             <w:pPr>
+              <w:keepLines w:val="1"/>
               <w:numPr>
                 <w:ilvl w:val="1"/>
                 <w:numId w:val="1"/>
               </w:numPr>
-              <w:spacing w:after="240" w:before="0" w:beforeAutospacing="0" w:line="276" w:lineRule="auto"/>
+              <w:spacing w:after="0" w:before="0" w:line="276" w:lineRule="auto"/>
               <w:ind w:left="1440" w:hanging="360"/>
               <w:rPr/>
             </w:pPr>
@@ -7910,7 +8183,7 @@
             <w:sdt>
               <w:sdtPr>
                 <w:alias w:val="Call type"/>
-                <w:id w:val="-480507141"/>
+                <w:id w:val="948735042"/>
                 <w:dropDownList w:lastValue="Knowlarity">
                   <w:listItem w:displayText="Knowlarity" w:value="Knowlarity"/>
                   <w:listItem w:displayText="Other" w:value="Other"/>
@@ -7991,7 +8264,7 @@
             <w:sdt>
               <w:sdtPr>
                 <w:alias w:val="yes/no"/>
-                <w:id w:val="-833083911"/>
+                <w:id w:val="596158272"/>
                 <w:dropDownList w:lastValue="No">
                   <w:listItem w:displayText="Yes" w:value="Yes"/>
                   <w:listItem w:displayText="No" w:value="No"/>
@@ -8072,7 +8345,7 @@
             <w:sdt>
               <w:sdtPr>
                 <w:alias w:val="Call type"/>
-                <w:id w:val="372336682"/>
+                <w:id w:val="1801578865"/>
                 <w:dropDownList w:lastValue="Inbound">
                   <w:listItem w:displayText="Inbound" w:value="Inbound"/>
                   <w:listItem w:displayText="Outbound" w:value="Outbound"/>
@@ -8517,7 +8790,6 @@
         <w:spacing w:line="276" w:lineRule="auto"/>
         <w:ind w:left="720" w:hanging="630"/>
         <w:jc w:val="both"/>
-        <w:rPr/>
       </w:pPr>
       <w:r>
         <w:rPr>
@@ -8532,22 +8804,18 @@
     <w:tbl>
       <w:tblPr>
         <w:tblStyle w:val="Table13"/>
-        <w:tblW w:w="9360.0" w:type="dxa"/>
+        <w:tblW w:w="9450.0" w:type="dxa"/>
         <w:jc w:val="center"/>
         <w:tblLayout w:type="fixed"/>
         <w:tblLook w:val="0600"/>
       </w:tblPr>
       <w:tblGrid>
-        <w:gridCol w:w="2070"/>
-        <w:gridCol w:w="2700"/>
-        <w:gridCol w:w="2415"/>
-        <w:gridCol w:w="2175"/>
+        <w:gridCol w:w="4890"/>
+        <w:gridCol w:w="4560"/>
         <w:tblGridChange w:id="0">
           <w:tblGrid>
-            <w:gridCol w:w="2070"/>
-            <w:gridCol w:w="2700"/>
-            <w:gridCol w:w="2415"/>
-            <w:gridCol w:w="2175"/>
+            <w:gridCol w:w="4890"/>
+            <w:gridCol w:w="4560"/>
           </w:tblGrid>
         </w:tblGridChange>
       </w:tblGrid>
@@ -8616,70 +8884,6 @@
                 <w:color w:val="ffffff"/>
                 <w:rtl w:val="0"/>
               </w:rPr>
-              <w:t xml:space="preserve">Client requirement</w:t>
-            </w:r>
-          </w:p>
-        </w:tc>
-        <w:tc>
-          <w:tcPr>
-            <w:tcBorders>
-              <w:top w:color="000000" w:space="0" w:sz="8" w:val="single"/>
-              <w:left w:color="000000" w:space="0" w:sz="8" w:val="single"/>
-              <w:bottom w:color="000000" w:space="0" w:sz="8" w:val="single"/>
-              <w:right w:color="000000" w:space="0" w:sz="8" w:val="single"/>
-            </w:tcBorders>
-            <w:shd w:fill="5f35f4" w:val="clear"/>
-            <w:vAlign w:val="center"/>
-          </w:tcPr>
-          <w:p>
-            <w:pPr>
-              <w:widowControl w:val="0"/>
-              <w:jc w:val="center"/>
-              <w:rPr>
-                <w:b w:val="1"/>
-                <w:bCs w:val="1"/>
-                <w:color w:val="ffffff"/>
-              </w:rPr>
-            </w:pPr>
-            <w:r>
-              <w:rPr>
-                <w:b w:val="1"/>
-                <w:bCs w:val="1"/>
-                <w:color w:val="ffffff"/>
-                <w:rtl w:val="0"/>
-              </w:rPr>
-              <w:t xml:space="preserve">Questions</w:t>
-            </w:r>
-          </w:p>
-        </w:tc>
-        <w:tc>
-          <w:tcPr>
-            <w:tcBorders>
-              <w:top w:color="000000" w:space="0" w:sz="8" w:val="single"/>
-              <w:left w:color="000000" w:space="0" w:sz="8" w:val="single"/>
-              <w:bottom w:color="000000" w:space="0" w:sz="8" w:val="single"/>
-              <w:right w:color="000000" w:space="0" w:sz="8" w:val="single"/>
-            </w:tcBorders>
-            <w:shd w:fill="5f35f4" w:val="clear"/>
-            <w:vAlign w:val="center"/>
-          </w:tcPr>
-          <w:p>
-            <w:pPr>
-              <w:widowControl w:val="0"/>
-              <w:jc w:val="center"/>
-              <w:rPr>
-                <w:b w:val="1"/>
-                <w:bCs w:val="1"/>
-                <w:color w:val="ffffff"/>
-              </w:rPr>
-            </w:pPr>
-            <w:r>
-              <w:rPr>
-                <w:b w:val="1"/>
-                <w:bCs w:val="1"/>
-                <w:color w:val="ffffff"/>
-                <w:rtl w:val="0"/>
-              </w:rPr>
               <w:t xml:space="preserve">Presales Findings</w:t>
             </w:r>
           </w:p>
@@ -8736,75 +8940,22 @@
               <w:right w:color="000000" w:space="0" w:sz="8" w:val="single"/>
             </w:tcBorders>
             <w:shd w:fill="auto" w:val="clear"/>
-            <w:vAlign w:val="center"/>
-          </w:tcPr>
-          <w:p>
-            <w:pPr>
-              <w:widowControl w:val="0"/>
-              <w:spacing w:line="276" w:lineRule="auto"/>
-              <w:jc w:val="center"/>
-              <w:rPr>
-                <w:sz w:val="20"/>
-                <w:szCs w:val="20"/>
-              </w:rPr>
-            </w:pPr>
-            <w:r>
-              <w:rPr>
-                <w:rtl w:val="0"/>
-              </w:rPr>
-            </w:r>
-          </w:p>
-        </w:tc>
-        <w:tc>
-          <w:tcPr>
-            <w:tcBorders>
-              <w:top w:color="000000" w:space="0" w:sz="8" w:val="single"/>
-              <w:left w:color="000000" w:space="0" w:sz="8" w:val="single"/>
-              <w:bottom w:color="000000" w:space="0" w:sz="8" w:val="single"/>
-              <w:right w:color="000000" w:space="0" w:sz="8" w:val="single"/>
-            </w:tcBorders>
-            <w:shd w:fill="auto" w:val="clear"/>
-          </w:tcPr>
-          <w:p>
-            <w:pPr>
-              <w:widowControl w:val="0"/>
-              <w:rPr>
-                <w:sz w:val="20"/>
-                <w:szCs w:val="20"/>
-              </w:rPr>
-            </w:pPr>
-            <w:r>
-              <w:rPr>
-                <w:sz w:val="20"/>
-                <w:szCs w:val="20"/>
-                <w:rtl w:val="0"/>
-              </w:rPr>
-              <w:t xml:space="preserve">What mode of deployment is required?</w:t>
-            </w:r>
-          </w:p>
-        </w:tc>
-        <w:tc>
-          <w:tcPr>
-            <w:tcBorders>
-              <w:top w:color="000000" w:space="0" w:sz="8" w:val="single"/>
-              <w:left w:color="000000" w:space="0" w:sz="8" w:val="single"/>
-              <w:bottom w:color="000000" w:space="0" w:sz="8" w:val="single"/>
-              <w:right w:color="000000" w:space="0" w:sz="8" w:val="single"/>
-            </w:tcBorders>
-            <w:shd w:fill="auto" w:val="clear"/>
-          </w:tcPr>
-          <w:p>
-            <w:pPr>
-              <w:widowControl w:val="0"/>
-              <w:rPr>
-                <w:sz w:val="20"/>
-                <w:szCs w:val="20"/>
-              </w:rPr>
-            </w:pPr>
-            <w:r>
-              <w:rPr>
-                <w:rtl w:val="0"/>
-              </w:rPr>
+          </w:tcPr>
+          <w:p>
+            <w:pPr>
+              <w:widowControl w:val="0"/>
+              <w:rPr>
+                <w:sz w:val="20"/>
+                <w:szCs w:val="20"/>
+              </w:rPr>
+            </w:pPr>
+            <w:r>
+              <w:rPr>
+                <w:sz w:val="20"/>
+                <w:szCs w:val="20"/>
+                <w:rtl w:val="0"/>
+              </w:rPr>
+              <w:t xml:space="preserve">AWS India</w:t>
             </w:r>
           </w:p>
         </w:tc>
@@ -8816,8 +8967,8 @@
         <w:spacing w:after="0" w:line="300" w:lineRule="auto"/>
         <w:rPr/>
       </w:pPr>
-      <w:bookmarkStart w:colFirst="0" w:colLast="0" w:name="_6c413yxiairi" w:id="9"/>
-      <w:bookmarkEnd w:id="9"/>
+      <w:bookmarkStart w:colFirst="0" w:colLast="0" w:name="_6c413yxiairi" w:id="10"/>
+      <w:bookmarkEnd w:id="10"/>
       <w:r>
         <w:rPr>
           <w:rtl w:val="0"/>
@@ -8845,11 +8996,6 @@
           <w:rtl w:val="0"/>
         </w:rPr>
         <w:t xml:space="preserve">Additional Scope Elements</w:t>
-      </w:r>
-      <w:r>
-        <w:rPr>
-          <w:rtl w:val="0"/>
-        </w:rPr>
       </w:r>
     </w:p>
     <w:tbl>
@@ -9011,7 +9157,7 @@
                 <w:szCs w:val="20"/>
                 <w:rtl w:val="0"/>
               </w:rPr>
-              <w:t xml:space="preserve">Yes/ No (If yes, how many)</w:t>
+              <w:t xml:space="preserve">N/A</w:t>
             </w:r>
           </w:p>
         </w:tc>
@@ -9087,7 +9233,7 @@
                 <w:szCs w:val="20"/>
                 <w:rtl w:val="0"/>
               </w:rPr>
-              <w:t xml:space="preserve">Yes/ No (If yes, how many)</w:t>
+              <w:t xml:space="preserve">N/A</w:t>
             </w:r>
           </w:p>
         </w:tc>
@@ -9163,7 +9309,7 @@
                 <w:szCs w:val="20"/>
                 <w:rtl w:val="0"/>
               </w:rPr>
-              <w:t xml:space="preserve">Yes/ No</w:t>
+              <w:t xml:space="preserve">N/A</w:t>
             </w:r>
           </w:p>
         </w:tc>
@@ -9239,7 +9385,7 @@
                 <w:szCs w:val="20"/>
                 <w:rtl w:val="0"/>
               </w:rPr>
-              <w:t xml:space="preserve">Yes/ No (If yes, specify system name)</w:t>
+              <w:t xml:space="preserve">N/A</w:t>
             </w:r>
           </w:p>
         </w:tc>
@@ -9247,11 +9393,17 @@
     </w:tbl>
     <w:p>
       <w:pPr>
-        <w:widowControl w:val="0"/>
-        <w:spacing w:line="276" w:lineRule="auto"/>
-        <w:jc w:val="both"/>
-        <w:rPr/>
-      </w:pPr>
+        <w:pStyle w:val="Heading4"/>
+        <w:spacing w:after="0" w:line="300" w:lineRule="auto"/>
+        <w:ind w:left="0" w:firstLine="0"/>
+        <w:rPr>
+          <w:color w:val="666666"/>
+          <w:sz w:val="24"/>
+          <w:szCs w:val="24"/>
+        </w:rPr>
+      </w:pPr>
+      <w:bookmarkStart w:colFirst="0" w:colLast="0" w:name="_34izfeaz49q4" w:id="11"/>
+      <w:bookmarkEnd w:id="11"/>
       <w:r>
         <w:rPr>
           <w:rtl w:val="0"/>
@@ -9273,39 +9425,30 @@
           <w:szCs w:val="24"/>
         </w:rPr>
       </w:pPr>
-      <w:bookmarkStart w:colFirst="0" w:colLast="0" w:name="_34izfeaz49q4" w:id="10"/>
-      <w:bookmarkEnd w:id="10"/>
+      <w:bookmarkStart w:colFirst="0" w:colLast="0" w:name="_j2umearussti" w:id="12"/>
+      <w:bookmarkEnd w:id="12"/>
       <w:r>
         <w:rPr>
           <w:rtl w:val="0"/>
         </w:rPr>
         <w:t xml:space="preserve">Capacity and Compliance</w:t>
-      </w:r>
-      <w:r>
-        <w:rPr>
-          <w:rtl w:val="0"/>
-        </w:rPr>
       </w:r>
     </w:p>
     <w:tbl>
       <w:tblPr>
         <w:tblStyle w:val="Table15"/>
-        <w:tblW w:w="9375.0" w:type="dxa"/>
+        <w:tblW w:w="9240.0" w:type="dxa"/>
         <w:jc w:val="center"/>
         <w:tblLayout w:type="fixed"/>
         <w:tblLook w:val="0600"/>
       </w:tblPr>
       <w:tblGrid>
-        <w:gridCol w:w="1860"/>
-        <w:gridCol w:w="3735"/>
-        <w:gridCol w:w="1410"/>
-        <w:gridCol w:w="2370"/>
+        <w:gridCol w:w="4515"/>
+        <w:gridCol w:w="4725"/>
         <w:tblGridChange w:id="0">
           <w:tblGrid>
-            <w:gridCol w:w="1860"/>
-            <w:gridCol w:w="3735"/>
-            <w:gridCol w:w="1410"/>
-            <w:gridCol w:w="2370"/>
+            <w:gridCol w:w="4515"/>
+            <w:gridCol w:w="4725"/>
           </w:tblGrid>
         </w:tblGridChange>
       </w:tblGrid>
@@ -9378,70 +9521,6 @@
             </w:r>
           </w:p>
         </w:tc>
-        <w:tc>
-          <w:tcPr>
-            <w:tcBorders>
-              <w:top w:color="000000" w:space="0" w:sz="8" w:val="single"/>
-              <w:left w:color="000000" w:space="0" w:sz="8" w:val="single"/>
-              <w:bottom w:color="000000" w:space="0" w:sz="8" w:val="single"/>
-              <w:right w:color="000000" w:space="0" w:sz="8" w:val="single"/>
-            </w:tcBorders>
-            <w:shd w:fill="5f35f4" w:val="clear"/>
-            <w:vAlign w:val="center"/>
-          </w:tcPr>
-          <w:p>
-            <w:pPr>
-              <w:widowControl w:val="0"/>
-              <w:jc w:val="center"/>
-              <w:rPr>
-                <w:b w:val="1"/>
-                <w:bCs w:val="1"/>
-                <w:color w:val="ffffff"/>
-              </w:rPr>
-            </w:pPr>
-            <w:r>
-              <w:rPr>
-                <w:b w:val="1"/>
-                <w:bCs w:val="1"/>
-                <w:color w:val="ffffff"/>
-                <w:rtl w:val="0"/>
-              </w:rPr>
-              <w:t xml:space="preserve">Questions</w:t>
-            </w:r>
-          </w:p>
-        </w:tc>
-        <w:tc>
-          <w:tcPr>
-            <w:tcBorders>
-              <w:top w:color="000000" w:space="0" w:sz="8" w:val="single"/>
-              <w:left w:color="000000" w:space="0" w:sz="8" w:val="single"/>
-              <w:bottom w:color="000000" w:space="0" w:sz="8" w:val="single"/>
-              <w:right w:color="000000" w:space="0" w:sz="8" w:val="single"/>
-            </w:tcBorders>
-            <w:shd w:fill="5f35f4" w:val="clear"/>
-            <w:vAlign w:val="center"/>
-          </w:tcPr>
-          <w:p>
-            <w:pPr>
-              <w:widowControl w:val="0"/>
-              <w:jc w:val="center"/>
-              <w:rPr>
-                <w:b w:val="1"/>
-                <w:bCs w:val="1"/>
-                <w:color w:val="ffffff"/>
-              </w:rPr>
-            </w:pPr>
-            <w:r>
-              <w:rPr>
-                <w:b w:val="1"/>
-                <w:bCs w:val="1"/>
-                <w:color w:val="ffffff"/>
-                <w:rtl w:val="0"/>
-              </w:rPr>
-              <w:t xml:space="preserve">Presales Findings</w:t>
-            </w:r>
-          </w:p>
-        </w:tc>
       </w:tr>
       <w:tr>
         <w:trPr>
@@ -9451,7 +9530,40 @@
         </w:trPr>
         <w:tc>
           <w:tcPr>
-            <w:vMerge w:val="restart"/>
+            <w:tcBorders>
+              <w:top w:color="000000" w:space="0" w:sz="5" w:val="single"/>
+              <w:left w:color="000000" w:space="0" w:sz="5" w:val="single"/>
+              <w:bottom w:color="000000" w:space="0" w:sz="5" w:val="single"/>
+              <w:right w:color="000000" w:space="0" w:sz="5" w:val="single"/>
+            </w:tcBorders>
+            <w:tcMar>
+              <w:top w:w="40.0" w:type="dxa"/>
+              <w:left w:w="40.0" w:type="dxa"/>
+              <w:bottom w:w="40.0" w:type="dxa"/>
+              <w:right w:w="40.0" w:type="dxa"/>
+            </w:tcMar>
+            <w:vAlign w:val="center"/>
+          </w:tcPr>
+          <w:p>
+            <w:pPr>
+              <w:widowControl w:val="0"/>
+              <w:rPr>
+                <w:sz w:val="20"/>
+                <w:szCs w:val="20"/>
+              </w:rPr>
+            </w:pPr>
+            <w:r>
+              <w:rPr>
+                <w:sz w:val="20"/>
+                <w:szCs w:val="20"/>
+                <w:rtl w:val="0"/>
+              </w:rPr>
+              <w:t xml:space="preserve">TPS</w:t>
+            </w:r>
+          </w:p>
+        </w:tc>
+        <w:tc>
+          <w:tcPr>
             <w:tcBorders>
               <w:top w:color="000000" w:space="0" w:sz="8" w:val="single"/>
               <w:left w:color="000000" w:space="0" w:sz="8" w:val="single"/>
@@ -9475,170 +9587,7 @@
                 <w:szCs w:val="20"/>
                 <w:rtl w:val="0"/>
               </w:rPr>
-              <w:t xml:space="preserve">TPS</w:t>
-            </w:r>
-          </w:p>
-        </w:tc>
-        <w:tc>
-          <w:tcPr>
-            <w:vMerge w:val="restart"/>
-            <w:tcBorders>
-              <w:top w:color="000000" w:space="0" w:sz="8" w:val="single"/>
-              <w:left w:color="000000" w:space="0" w:sz="8" w:val="single"/>
-              <w:bottom w:color="000000" w:space="0" w:sz="8" w:val="single"/>
-              <w:right w:color="000000" w:space="0" w:sz="8" w:val="single"/>
-            </w:tcBorders>
-            <w:shd w:fill="auto" w:val="clear"/>
-            <w:vAlign w:val="center"/>
-          </w:tcPr>
-          <w:p>
-            <w:pPr>
-              <w:widowControl w:val="0"/>
-              <w:jc w:val="center"/>
-              <w:rPr>
-                <w:sz w:val="20"/>
-                <w:szCs w:val="20"/>
-              </w:rPr>
-            </w:pPr>
-            <w:r>
-              <w:rPr>
-                <w:sz w:val="20"/>
-                <w:szCs w:val="20"/>
-                <w:rtl w:val="0"/>
-              </w:rPr>
               <w:t xml:space="preserve">Standard 80</w:t>
-            </w:r>
-          </w:p>
-        </w:tc>
-        <w:tc>
-          <w:tcPr>
-            <w:tcBorders>
-              <w:top w:color="000000" w:space="0" w:sz="8" w:val="single"/>
-              <w:left w:color="000000" w:space="0" w:sz="8" w:val="single"/>
-              <w:bottom w:color="000000" w:space="0" w:sz="8" w:val="single"/>
-              <w:right w:color="000000" w:space="0" w:sz="8" w:val="single"/>
-            </w:tcBorders>
-            <w:shd w:fill="auto" w:val="clear"/>
-          </w:tcPr>
-          <w:p>
-            <w:pPr>
-              <w:widowControl w:val="0"/>
-              <w:rPr>
-                <w:sz w:val="20"/>
-                <w:szCs w:val="20"/>
-              </w:rPr>
-            </w:pPr>
-            <w:r>
-              <w:rPr>
-                <w:sz w:val="20"/>
-                <w:szCs w:val="20"/>
-                <w:rtl w:val="0"/>
-              </w:rPr>
-              <w:t xml:space="preserve">What is your average campaign size? </w:t>
-            </w:r>
-          </w:p>
-        </w:tc>
-        <w:tc>
-          <w:tcPr>
-            <w:tcBorders>
-              <w:top w:color="000000" w:space="0" w:sz="8" w:val="single"/>
-              <w:left w:color="000000" w:space="0" w:sz="8" w:val="single"/>
-              <w:bottom w:color="000000" w:space="0" w:sz="8" w:val="single"/>
-              <w:right w:color="000000" w:space="0" w:sz="8" w:val="single"/>
-            </w:tcBorders>
-            <w:shd w:fill="auto" w:val="clear"/>
-          </w:tcPr>
-          <w:p>
-            <w:pPr>
-              <w:keepNext w:val="0"/>
-              <w:keepLines w:val="0"/>
-              <w:pageBreakBefore w:val="0"/>
-              <w:widowControl w:val="0"/>
-              <w:pBdr>
-                <w:top w:space="0" w:sz="0" w:val="nil"/>
-                <w:left w:space="0" w:sz="0" w:val="nil"/>
-                <w:bottom w:space="0" w:sz="0" w:val="nil"/>
-                <w:right w:space="0" w:sz="0" w:val="nil"/>
-                <w:between w:space="0" w:sz="0" w:val="nil"/>
-              </w:pBdr>
-              <w:shd w:fill="auto" w:val="clear"/>
-              <w:spacing w:after="0" w:before="0" w:line="276" w:lineRule="auto"/>
-              <w:ind w:left="0" w:right="0" w:firstLine="0"/>
-              <w:jc w:val="left"/>
-              <w:rPr>
-                <w:sz w:val="20"/>
-                <w:szCs w:val="20"/>
-              </w:rPr>
-            </w:pPr>
-            <w:r>
-              <w:rPr>
-                <w:sz w:val="20"/>
-                <w:szCs w:val="20"/>
-                <w:rtl w:val="0"/>
-              </w:rPr>
-              <w:t xml:space="preserve">- What is your average campaign size?</w:t>
-            </w:r>
-          </w:p>
-          <w:p>
-            <w:pPr>
-              <w:keepNext w:val="0"/>
-              <w:keepLines w:val="0"/>
-              <w:pageBreakBefore w:val="0"/>
-              <w:widowControl w:val="0"/>
-              <w:pBdr>
-                <w:top w:space="0" w:sz="0" w:val="nil"/>
-                <w:left w:space="0" w:sz="0" w:val="nil"/>
-                <w:bottom w:space="0" w:sz="0" w:val="nil"/>
-                <w:right w:space="0" w:sz="0" w:val="nil"/>
-                <w:between w:space="0" w:sz="0" w:val="nil"/>
-              </w:pBdr>
-              <w:shd w:fill="auto" w:val="clear"/>
-              <w:spacing w:after="0" w:before="0" w:line="276" w:lineRule="auto"/>
-              <w:ind w:left="0" w:right="0" w:firstLine="0"/>
-              <w:jc w:val="left"/>
-              <w:rPr>
-                <w:sz w:val="20"/>
-                <w:szCs w:val="20"/>
-              </w:rPr>
-            </w:pPr>
-            <w:r>
-              <w:rPr>
-                <w:sz w:val="20"/>
-                <w:szCs w:val="20"/>
-                <w:rtl w:val="0"/>
-              </w:rPr>
-              <w:t xml:space="preserve">- How big is your customer base?</w:t>
-            </w:r>
-          </w:p>
-          <w:p>
-            <w:pPr>
-              <w:keepNext w:val="0"/>
-              <w:keepLines w:val="0"/>
-              <w:pageBreakBefore w:val="0"/>
-              <w:widowControl w:val="0"/>
-              <w:pBdr>
-                <w:top w:space="0" w:sz="0" w:val="nil"/>
-                <w:left w:space="0" w:sz="0" w:val="nil"/>
-                <w:bottom w:space="0" w:sz="0" w:val="nil"/>
-                <w:right w:space="0" w:sz="0" w:val="nil"/>
-                <w:between w:space="0" w:sz="0" w:val="nil"/>
-              </w:pBdr>
-              <w:shd w:fill="auto" w:val="clear"/>
-              <w:spacing w:after="0" w:before="0" w:line="276" w:lineRule="auto"/>
-              <w:ind w:left="0" w:right="0" w:firstLine="0"/>
-              <w:jc w:val="left"/>
-              <w:rPr>
-                <w:sz w:val="20"/>
-                <w:szCs w:val="20"/>
-              </w:rPr>
-            </w:pPr>
-            <w:r>
-              <w:rPr>
-                <w:sz w:val="20"/>
-                <w:szCs w:val="20"/>
-                <w:rtl w:val="0"/>
-              </w:rPr>
-              <w:t xml:space="preserve">- How many campaigns per day are expected to go out?</w:t>
             </w:r>
           </w:p>
         </w:tc>
@@ -9651,7 +9600,40 @@
         </w:trPr>
         <w:tc>
           <w:tcPr>
-            <w:vMerge w:val="continue"/>
+            <w:tcBorders>
+              <w:top w:color="000000" w:space="0" w:sz="5" w:val="single"/>
+              <w:left w:color="000000" w:space="0" w:sz="5" w:val="single"/>
+              <w:bottom w:color="000000" w:space="0" w:sz="5" w:val="single"/>
+              <w:right w:color="000000" w:space="0" w:sz="5" w:val="single"/>
+            </w:tcBorders>
+            <w:tcMar>
+              <w:top w:w="40.0" w:type="dxa"/>
+              <w:left w:w="40.0" w:type="dxa"/>
+              <w:bottom w:w="40.0" w:type="dxa"/>
+              <w:right w:w="40.0" w:type="dxa"/>
+            </w:tcMar>
+            <w:vAlign w:val="center"/>
+          </w:tcPr>
+          <w:p>
+            <w:pPr>
+              <w:widowControl w:val="0"/>
+              <w:rPr>
+                <w:sz w:val="20"/>
+                <w:szCs w:val="20"/>
+              </w:rPr>
+            </w:pPr>
+            <w:r>
+              <w:rPr>
+                <w:sz w:val="20"/>
+                <w:szCs w:val="20"/>
+                <w:rtl w:val="0"/>
+              </w:rPr>
+              <w:t xml:space="preserve">Data Retention</w:t>
+            </w:r>
+          </w:p>
+        </w:tc>
+        <w:tc>
+          <w:tcPr>
             <w:tcBorders>
               <w:top w:color="000000" w:space="0" w:sz="8" w:val="single"/>
               <w:left w:color="000000" w:space="0" w:sz="8" w:val="single"/>
@@ -9664,101 +9646,18 @@
           <w:p>
             <w:pPr>
               <w:widowControl w:val="0"/>
-              <w:spacing w:after="0" w:before="0" w:line="240" w:lineRule="auto"/>
-              <w:ind w:left="0" w:firstLine="0"/>
-              <w:rPr>
-                <w:sz w:val="20"/>
-                <w:szCs w:val="20"/>
-              </w:rPr>
-            </w:pPr>
-            <w:r>
-              <w:rPr>
-                <w:rtl w:val="0"/>
-              </w:rPr>
-            </w:r>
-          </w:p>
-        </w:tc>
-        <w:tc>
-          <w:tcPr>
-            <w:vMerge w:val="continue"/>
-            <w:tcBorders>
-              <w:top w:color="000000" w:space="0" w:sz="8" w:val="single"/>
-              <w:left w:color="000000" w:space="0" w:sz="8" w:val="single"/>
-              <w:bottom w:color="000000" w:space="0" w:sz="8" w:val="single"/>
-              <w:right w:color="000000" w:space="0" w:sz="8" w:val="single"/>
-            </w:tcBorders>
-            <w:shd w:fill="auto" w:val="clear"/>
-            <w:vAlign w:val="center"/>
-          </w:tcPr>
-          <w:p>
-            <w:pPr>
-              <w:widowControl w:val="0"/>
-              <w:spacing w:after="0" w:before="0" w:line="240" w:lineRule="auto"/>
-              <w:ind w:left="0" w:firstLine="0"/>
-              <w:rPr>
-                <w:sz w:val="20"/>
-                <w:szCs w:val="20"/>
-              </w:rPr>
-            </w:pPr>
-            <w:r>
-              <w:rPr>
-                <w:rtl w:val="0"/>
-              </w:rPr>
-            </w:r>
-          </w:p>
-        </w:tc>
-        <w:tc>
-          <w:tcPr>
-            <w:tcBorders>
-              <w:top w:color="000000" w:space="0" w:sz="8" w:val="single"/>
-              <w:left w:color="000000" w:space="0" w:sz="8" w:val="single"/>
-              <w:bottom w:color="000000" w:space="0" w:sz="8" w:val="single"/>
-              <w:right w:color="000000" w:space="0" w:sz="8" w:val="single"/>
-            </w:tcBorders>
-            <w:shd w:fill="auto" w:val="clear"/>
-          </w:tcPr>
-          <w:p>
-            <w:pPr>
-              <w:widowControl w:val="0"/>
-              <w:rPr>
-                <w:sz w:val="20"/>
-                <w:szCs w:val="20"/>
-              </w:rPr>
-            </w:pPr>
-            <w:r>
-              <w:rPr>
-                <w:sz w:val="20"/>
-                <w:szCs w:val="20"/>
-                <w:rtl w:val="0"/>
-              </w:rPr>
-              <w:t xml:space="preserve">How big is your customer base? </w:t>
-            </w:r>
-          </w:p>
-        </w:tc>
-        <w:tc>
-          <w:tcPr>
-            <w:tcBorders>
-              <w:top w:color="000000" w:space="0" w:sz="8" w:val="single"/>
-              <w:left w:color="000000" w:space="0" w:sz="8" w:val="single"/>
-              <w:bottom w:color="000000" w:space="0" w:sz="8" w:val="single"/>
-              <w:right w:color="000000" w:space="0" w:sz="8" w:val="single"/>
-            </w:tcBorders>
-            <w:shd w:fill="auto" w:val="clear"/>
-          </w:tcPr>
-          <w:p>
-            <w:pPr>
-              <w:widowControl w:val="0"/>
-              <w:spacing w:after="0" w:before="0" w:line="240" w:lineRule="auto"/>
-              <w:ind w:left="0" w:firstLine="0"/>
-              <w:rPr>
-                <w:sz w:val="20"/>
-                <w:szCs w:val="20"/>
-              </w:rPr>
-            </w:pPr>
-            <w:r>
-              <w:rPr>
-                <w:rtl w:val="0"/>
-              </w:rPr>
+              <w:rPr>
+                <w:sz w:val="20"/>
+                <w:szCs w:val="20"/>
+              </w:rPr>
+            </w:pPr>
+            <w:r>
+              <w:rPr>
+                <w:sz w:val="20"/>
+                <w:szCs w:val="20"/>
+                <w:rtl w:val="0"/>
+              </w:rPr>
+              <w:t xml:space="preserve">2 Years - Standard</w:t>
             </w:r>
           </w:p>
         </w:tc>
@@ -9771,130 +9670,6 @@
         </w:trPr>
         <w:tc>
           <w:tcPr>
-            <w:vMerge w:val="continue"/>
-            <w:tcBorders>
-              <w:top w:color="000000" w:space="0" w:sz="8" w:val="single"/>
-              <w:left w:color="000000" w:space="0" w:sz="8" w:val="single"/>
-              <w:bottom w:color="000000" w:space="0" w:sz="8" w:val="single"/>
-              <w:right w:color="000000" w:space="0" w:sz="8" w:val="single"/>
-            </w:tcBorders>
-            <w:shd w:fill="auto" w:val="clear"/>
-            <w:vAlign w:val="center"/>
-          </w:tcPr>
-          <w:p>
-            <w:pPr>
-              <w:widowControl w:val="0"/>
-              <w:spacing w:after="0" w:before="0" w:line="240" w:lineRule="auto"/>
-              <w:ind w:left="0" w:firstLine="0"/>
-              <w:rPr>
-                <w:sz w:val="20"/>
-                <w:szCs w:val="20"/>
-              </w:rPr>
-            </w:pPr>
-            <w:r>
-              <w:rPr>
-                <w:rtl w:val="0"/>
-              </w:rPr>
-            </w:r>
-          </w:p>
-        </w:tc>
-        <w:tc>
-          <w:tcPr>
-            <w:vMerge w:val="continue"/>
-            <w:tcBorders>
-              <w:top w:color="000000" w:space="0" w:sz="8" w:val="single"/>
-              <w:left w:color="000000" w:space="0" w:sz="8" w:val="single"/>
-              <w:bottom w:color="000000" w:space="0" w:sz="8" w:val="single"/>
-              <w:right w:color="000000" w:space="0" w:sz="8" w:val="single"/>
-            </w:tcBorders>
-            <w:shd w:fill="auto" w:val="clear"/>
-            <w:vAlign w:val="center"/>
-          </w:tcPr>
-          <w:p>
-            <w:pPr>
-              <w:widowControl w:val="0"/>
-              <w:spacing w:after="0" w:before="0" w:line="240" w:lineRule="auto"/>
-              <w:ind w:left="0" w:firstLine="0"/>
-              <w:rPr>
-                <w:sz w:val="20"/>
-                <w:szCs w:val="20"/>
-              </w:rPr>
-            </w:pPr>
-            <w:r>
-              <w:rPr>
-                <w:rtl w:val="0"/>
-              </w:rPr>
-            </w:r>
-          </w:p>
-        </w:tc>
-        <w:tc>
-          <w:tcPr>
-            <w:tcBorders>
-              <w:top w:color="000000" w:space="0" w:sz="8" w:val="single"/>
-              <w:left w:color="000000" w:space="0" w:sz="8" w:val="single"/>
-              <w:bottom w:color="000000" w:space="0" w:sz="8" w:val="single"/>
-              <w:right w:color="000000" w:space="0" w:sz="8" w:val="single"/>
-            </w:tcBorders>
-            <w:shd w:fill="auto" w:val="clear"/>
-          </w:tcPr>
-          <w:p>
-            <w:pPr>
-              <w:widowControl w:val="0"/>
-              <w:rPr>
-                <w:sz w:val="20"/>
-                <w:szCs w:val="20"/>
-              </w:rPr>
-            </w:pPr>
-            <w:r>
-              <w:rPr>
-                <w:sz w:val="20"/>
-                <w:szCs w:val="20"/>
-                <w:rtl w:val="0"/>
-              </w:rPr>
-              <w:t xml:space="preserve">How many campaigns per day are expected to go out?</w:t>
-            </w:r>
-          </w:p>
-        </w:tc>
-        <w:tc>
-          <w:tcPr>
-            <w:tcBorders>
-              <w:top w:color="000000" w:space="0" w:sz="8" w:val="single"/>
-              <w:left w:color="000000" w:space="0" w:sz="8" w:val="single"/>
-              <w:bottom w:color="000000" w:space="0" w:sz="8" w:val="single"/>
-              <w:right w:color="000000" w:space="0" w:sz="8" w:val="single"/>
-            </w:tcBorders>
-            <w:shd w:fill="auto" w:val="clear"/>
-          </w:tcPr>
-          <w:p>
-            <w:pPr>
-              <w:widowControl w:val="0"/>
-              <w:spacing w:after="0" w:before="0" w:line="240" w:lineRule="auto"/>
-              <w:ind w:left="0" w:firstLine="0"/>
-              <w:rPr>
-                <w:sz w:val="20"/>
-                <w:szCs w:val="20"/>
-              </w:rPr>
-            </w:pPr>
-            <w:r>
-              <w:rPr>
-                <w:sz w:val="20"/>
-                <w:szCs w:val="20"/>
-                <w:rtl w:val="0"/>
-              </w:rPr>
-              <w:t xml:space="preserve">Not exceeding 25M messages/day</w:t>
-            </w:r>
-          </w:p>
-        </w:tc>
-      </w:tr>
-      <w:tr>
-        <w:trPr>
-          <w:cantSplit w:val="0"/>
-          <w:trHeight w:val="400" w:hRule="atLeast"/>
-          <w:tblHeader w:val="0"/>
-        </w:trPr>
-        <w:tc>
-          <w:tcPr>
-            <w:vMerge w:val="restart"/>
             <w:tcBorders>
               <w:top w:color="000000" w:space="0" w:sz="5" w:val="single"/>
               <w:left w:color="000000" w:space="0" w:sz="5" w:val="single"/>
@@ -9911,38 +9686,24 @@
           </w:tcPr>
           <w:p>
             <w:pPr>
-              <w:keepNext w:val="0"/>
-              <w:keepLines w:val="0"/>
-              <w:widowControl w:val="0"/>
-              <w:pBdr>
-                <w:top w:space="0" w:sz="0" w:val="nil"/>
-                <w:left w:space="0" w:sz="0" w:val="nil"/>
-                <w:bottom w:space="0" w:sz="0" w:val="nil"/>
-                <w:right w:space="0" w:sz="0" w:val="nil"/>
-                <w:between w:space="0" w:sz="0" w:val="nil"/>
-              </w:pBdr>
-              <w:shd w:fill="auto" w:val="clear"/>
-              <w:spacing w:after="0" w:before="0" w:line="276" w:lineRule="auto"/>
-              <w:ind w:left="0" w:right="0" w:firstLine="0"/>
-              <w:jc w:val="left"/>
-              <w:rPr>
-                <w:sz w:val="20"/>
-                <w:szCs w:val="20"/>
-              </w:rPr>
-            </w:pPr>
-            <w:r>
-              <w:rPr>
-                <w:sz w:val="20"/>
-                <w:szCs w:val="20"/>
-                <w:rtl w:val="0"/>
-              </w:rPr>
-              <w:t xml:space="preserve">Data Retention</w:t>
-            </w:r>
-          </w:p>
-        </w:tc>
-        <w:tc>
-          <w:tcPr>
-            <w:vMerge w:val="restart"/>
+              <w:widowControl w:val="0"/>
+              <w:rPr>
+                <w:sz w:val="20"/>
+                <w:szCs w:val="20"/>
+              </w:rPr>
+            </w:pPr>
+            <w:r>
+              <w:rPr>
+                <w:sz w:val="20"/>
+                <w:szCs w:val="20"/>
+                <w:rtl w:val="0"/>
+              </w:rPr>
+              <w:t xml:space="preserve">Data Purge Policy </w:t>
+            </w:r>
+          </w:p>
+        </w:tc>
+        <w:tc>
+          <w:tcPr>
             <w:tcBorders>
               <w:top w:color="000000" w:space="0" w:sz="8" w:val="single"/>
               <w:left w:color="000000" w:space="0" w:sz="8" w:val="single"/>
@@ -9955,319 +9716,6 @@
           <w:p>
             <w:pPr>
               <w:widowControl w:val="0"/>
-              <w:jc w:val="center"/>
-              <w:rPr>
-                <w:sz w:val="20"/>
-                <w:szCs w:val="20"/>
-              </w:rPr>
-            </w:pPr>
-            <w:r>
-              <w:rPr>
-                <w:sz w:val="20"/>
-                <w:szCs w:val="20"/>
-                <w:rtl w:val="0"/>
-              </w:rPr>
-              <w:t xml:space="preserve">2 years - Standard</w:t>
-            </w:r>
-          </w:p>
-        </w:tc>
-        <w:tc>
-          <w:tcPr>
-            <w:tcBorders>
-              <w:top w:color="000000" w:space="0" w:sz="8" w:val="single"/>
-              <w:left w:color="000000" w:space="0" w:sz="8" w:val="single"/>
-              <w:bottom w:color="000000" w:space="0" w:sz="8" w:val="single"/>
-              <w:right w:color="000000" w:space="0" w:sz="8" w:val="single"/>
-            </w:tcBorders>
-            <w:shd w:fill="auto" w:val="clear"/>
-          </w:tcPr>
-          <w:p>
-            <w:pPr>
-              <w:widowControl w:val="0"/>
-              <w:rPr>
-                <w:sz w:val="20"/>
-                <w:szCs w:val="20"/>
-              </w:rPr>
-            </w:pPr>
-            <w:r>
-              <w:rPr>
-                <w:sz w:val="20"/>
-                <w:szCs w:val="20"/>
-                <w:rtl w:val="0"/>
-              </w:rPr>
-              <w:t xml:space="preserve">How many years of data retention is required?</w:t>
-            </w:r>
-          </w:p>
-        </w:tc>
-        <w:tc>
-          <w:tcPr>
-            <w:tcBorders>
-              <w:top w:color="000000" w:space="0" w:sz="8" w:val="single"/>
-              <w:left w:color="000000" w:space="0" w:sz="8" w:val="single"/>
-              <w:bottom w:color="000000" w:space="0" w:sz="8" w:val="single"/>
-              <w:right w:color="000000" w:space="0" w:sz="8" w:val="single"/>
-            </w:tcBorders>
-            <w:shd w:fill="auto" w:val="clear"/>
-          </w:tcPr>
-          <w:p>
-            <w:pPr>
-              <w:keepNext w:val="0"/>
-              <w:keepLines w:val="0"/>
-              <w:pageBreakBefore w:val="0"/>
-              <w:widowControl w:val="0"/>
-              <w:pBdr>
-                <w:top w:space="0" w:sz="0" w:val="nil"/>
-                <w:left w:space="0" w:sz="0" w:val="nil"/>
-                <w:bottom w:space="0" w:sz="0" w:val="nil"/>
-                <w:right w:space="0" w:sz="0" w:val="nil"/>
-                <w:between w:space="0" w:sz="0" w:val="nil"/>
-              </w:pBdr>
-              <w:shd w:fill="auto" w:val="clear"/>
-              <w:spacing w:after="0" w:before="0" w:line="276" w:lineRule="auto"/>
-              <w:ind w:left="0" w:right="0" w:firstLine="0"/>
-              <w:jc w:val="left"/>
-              <w:rPr>
-                <w:sz w:val="20"/>
-                <w:szCs w:val="20"/>
-              </w:rPr>
-            </w:pPr>
-            <w:r>
-              <w:rPr>
-                <w:sz w:val="20"/>
-                <w:szCs w:val="20"/>
-                <w:rtl w:val="0"/>
-              </w:rPr>
-              <w:t xml:space="preserve">- How many years of data retention is required?</w:t>
-            </w:r>
-          </w:p>
-          <w:p>
-            <w:pPr>
-              <w:keepNext w:val="0"/>
-              <w:keepLines w:val="0"/>
-              <w:pageBreakBefore w:val="0"/>
-              <w:widowControl w:val="0"/>
-              <w:pBdr>
-                <w:top w:space="0" w:sz="0" w:val="nil"/>
-                <w:left w:space="0" w:sz="0" w:val="nil"/>
-                <w:bottom w:space="0" w:sz="0" w:val="nil"/>
-                <w:right w:space="0" w:sz="0" w:val="nil"/>
-                <w:between w:space="0" w:sz="0" w:val="nil"/>
-              </w:pBdr>
-              <w:shd w:fill="auto" w:val="clear"/>
-              <w:spacing w:after="0" w:before="0" w:line="276" w:lineRule="auto"/>
-              <w:ind w:left="0" w:right="0" w:firstLine="0"/>
-              <w:jc w:val="left"/>
-              <w:rPr>
-                <w:sz w:val="20"/>
-                <w:szCs w:val="20"/>
-              </w:rPr>
-            </w:pPr>
-            <w:r>
-              <w:rPr>
-                <w:sz w:val="20"/>
-                <w:szCs w:val="20"/>
-                <w:rtl w:val="0"/>
-              </w:rPr>
-              <w:t xml:space="preserve">- What user data parameters are required?</w:t>
-            </w:r>
-          </w:p>
-        </w:tc>
-      </w:tr>
-      <w:tr>
-        <w:trPr>
-          <w:cantSplit w:val="0"/>
-          <w:trHeight w:val="400" w:hRule="atLeast"/>
-          <w:tblHeader w:val="0"/>
-        </w:trPr>
-        <w:tc>
-          <w:tcPr>
-            <w:vMerge w:val="continue"/>
-            <w:tcBorders>
-              <w:top w:color="000000" w:space="0" w:sz="5" w:val="single"/>
-              <w:left w:color="000000" w:space="0" w:sz="5" w:val="single"/>
-              <w:bottom w:color="000000" w:space="0" w:sz="5" w:val="single"/>
-              <w:right w:color="000000" w:space="0" w:sz="5" w:val="single"/>
-            </w:tcBorders>
-            <w:tcMar>
-              <w:top w:w="40.0" w:type="dxa"/>
-              <w:left w:w="40.0" w:type="dxa"/>
-              <w:bottom w:w="40.0" w:type="dxa"/>
-              <w:right w:w="40.0" w:type="dxa"/>
-            </w:tcMar>
-            <w:vAlign w:val="center"/>
-          </w:tcPr>
-          <w:p>
-            <w:pPr>
-              <w:keepNext w:val="0"/>
-              <w:keepLines w:val="0"/>
-              <w:widowControl w:val="0"/>
-              <w:pBdr>
-                <w:top w:space="0" w:sz="0" w:val="nil"/>
-                <w:left w:space="0" w:sz="0" w:val="nil"/>
-                <w:bottom w:space="0" w:sz="0" w:val="nil"/>
-                <w:right w:space="0" w:sz="0" w:val="nil"/>
-                <w:between w:space="0" w:sz="0" w:val="nil"/>
-              </w:pBdr>
-              <w:shd w:fill="auto" w:val="clear"/>
-              <w:spacing w:after="0" w:before="0" w:line="240" w:lineRule="auto"/>
-              <w:ind w:left="0" w:right="0" w:firstLine="0"/>
-              <w:jc w:val="left"/>
-              <w:rPr>
-                <w:sz w:val="20"/>
-                <w:szCs w:val="20"/>
-              </w:rPr>
-            </w:pPr>
-            <w:r>
-              <w:rPr>
-                <w:rtl w:val="0"/>
-              </w:rPr>
-            </w:r>
-          </w:p>
-        </w:tc>
-        <w:tc>
-          <w:tcPr>
-            <w:vMerge w:val="continue"/>
-            <w:tcBorders>
-              <w:top w:color="000000" w:space="0" w:sz="8" w:val="single"/>
-              <w:left w:color="000000" w:space="0" w:sz="8" w:val="single"/>
-              <w:bottom w:color="000000" w:space="0" w:sz="8" w:val="single"/>
-              <w:right w:color="000000" w:space="0" w:sz="8" w:val="single"/>
-            </w:tcBorders>
-            <w:shd w:fill="auto" w:val="clear"/>
-            <w:vAlign w:val="center"/>
-          </w:tcPr>
-          <w:p>
-            <w:pPr>
-              <w:widowControl w:val="0"/>
-              <w:spacing w:after="0" w:before="0" w:line="240" w:lineRule="auto"/>
-              <w:ind w:left="0" w:firstLine="0"/>
-              <w:rPr>
-                <w:sz w:val="20"/>
-                <w:szCs w:val="20"/>
-              </w:rPr>
-            </w:pPr>
-            <w:r>
-              <w:rPr>
-                <w:rtl w:val="0"/>
-              </w:rPr>
-            </w:r>
-          </w:p>
-        </w:tc>
-        <w:tc>
-          <w:tcPr>
-            <w:tcBorders>
-              <w:top w:color="000000" w:space="0" w:sz="8" w:val="single"/>
-              <w:left w:color="000000" w:space="0" w:sz="8" w:val="single"/>
-              <w:bottom w:color="000000" w:space="0" w:sz="8" w:val="single"/>
-              <w:right w:color="000000" w:space="0" w:sz="8" w:val="single"/>
-            </w:tcBorders>
-            <w:shd w:fill="auto" w:val="clear"/>
-          </w:tcPr>
-          <w:p>
-            <w:pPr>
-              <w:widowControl w:val="0"/>
-              <w:rPr>
-                <w:sz w:val="20"/>
-                <w:szCs w:val="20"/>
-              </w:rPr>
-            </w:pPr>
-            <w:r>
-              <w:rPr>
-                <w:sz w:val="20"/>
-                <w:szCs w:val="20"/>
-                <w:rtl w:val="0"/>
-              </w:rPr>
-              <w:t xml:space="preserve">What user data parameters are required?</w:t>
-            </w:r>
-          </w:p>
-        </w:tc>
-        <w:tc>
-          <w:tcPr>
-            <w:tcBorders>
-              <w:top w:color="000000" w:space="0" w:sz="8" w:val="single"/>
-              <w:left w:color="000000" w:space="0" w:sz="8" w:val="single"/>
-              <w:bottom w:color="000000" w:space="0" w:sz="8" w:val="single"/>
-              <w:right w:color="000000" w:space="0" w:sz="8" w:val="single"/>
-            </w:tcBorders>
-            <w:shd w:fill="auto" w:val="clear"/>
-          </w:tcPr>
-          <w:p>
-            <w:pPr>
-              <w:widowControl w:val="0"/>
-              <w:spacing w:after="0" w:before="0" w:line="240" w:lineRule="auto"/>
-              <w:ind w:left="0" w:firstLine="0"/>
-              <w:rPr>
-                <w:sz w:val="20"/>
-                <w:szCs w:val="20"/>
-              </w:rPr>
-            </w:pPr>
-            <w:r>
-              <w:rPr>
-                <w:rtl w:val="0"/>
-              </w:rPr>
-            </w:r>
-          </w:p>
-        </w:tc>
-      </w:tr>
-      <w:tr>
-        <w:trPr>
-          <w:cantSplit w:val="0"/>
-          <w:trHeight w:val="400" w:hRule="atLeast"/>
-          <w:tblHeader w:val="0"/>
-        </w:trPr>
-        <w:tc>
-          <w:tcPr>
-            <w:tcBorders>
-              <w:top w:color="000000" w:space="0" w:sz="5" w:val="single"/>
-              <w:left w:color="000000" w:space="0" w:sz="5" w:val="single"/>
-              <w:bottom w:color="000000" w:space="0" w:sz="5" w:val="single"/>
-              <w:right w:color="000000" w:space="0" w:sz="5" w:val="single"/>
-            </w:tcBorders>
-            <w:tcMar>
-              <w:top w:w="40.0" w:type="dxa"/>
-              <w:left w:w="40.0" w:type="dxa"/>
-              <w:bottom w:w="40.0" w:type="dxa"/>
-              <w:right w:w="40.0" w:type="dxa"/>
-            </w:tcMar>
-            <w:vAlign w:val="center"/>
-          </w:tcPr>
-          <w:p>
-            <w:pPr>
-              <w:widowControl w:val="0"/>
-              <w:rPr>
-                <w:sz w:val="20"/>
-                <w:szCs w:val="20"/>
-              </w:rPr>
-            </w:pPr>
-            <w:r>
-              <w:rPr>
-                <w:sz w:val="20"/>
-                <w:szCs w:val="20"/>
-                <w:rtl w:val="0"/>
-              </w:rPr>
-              <w:t xml:space="preserve">Data Purge Policy </w:t>
-            </w:r>
-            <w:r>
-              <w:rPr>
-                <w:rtl w:val="0"/>
-              </w:rPr>
-            </w:r>
-          </w:p>
-        </w:tc>
-        <w:tc>
-          <w:tcPr>
-            <w:tcBorders>
-              <w:top w:color="000000" w:space="0" w:sz="8" w:val="single"/>
-              <w:left w:color="000000" w:space="0" w:sz="8" w:val="single"/>
-              <w:bottom w:color="000000" w:space="0" w:sz="8" w:val="single"/>
-              <w:right w:color="000000" w:space="0" w:sz="8" w:val="single"/>
-            </w:tcBorders>
-            <w:shd w:fill="auto" w:val="clear"/>
-            <w:vAlign w:val="center"/>
-          </w:tcPr>
-          <w:p>
-            <w:pPr>
-              <w:widowControl w:val="0"/>
               <w:rPr>
                 <w:sz w:val="20"/>
                 <w:szCs w:val="20"/>
@@ -10276,7 +9724,7 @@
             <w:sdt>
               <w:sdtPr>
                 <w:alias w:val="Bot Type"/>
-                <w:id w:val="-695237756"/>
+                <w:id w:val="1904558152"/>
                 <w:dropDownList w:lastValue="Immediate (Post-Transfer)">
                   <w:listItem w:displayText="Immediate (Post-Transfer)" w:value="Immediate (Post-Transfer)"/>
                   <w:listItem w:displayText="24 Hours" w:value="24 Hours"/>
@@ -10303,70 +9751,6 @@
             </w:r>
           </w:p>
         </w:tc>
-        <w:tc>
-          <w:tcPr>
-            <w:tcBorders>
-              <w:top w:color="000000" w:space="0" w:sz="8" w:val="single"/>
-              <w:left w:color="000000" w:space="0" w:sz="8" w:val="single"/>
-              <w:bottom w:color="000000" w:space="0" w:sz="8" w:val="single"/>
-              <w:right w:color="000000" w:space="0" w:sz="8" w:val="single"/>
-            </w:tcBorders>
-            <w:shd w:fill="auto" w:val="clear"/>
-          </w:tcPr>
-          <w:p>
-            <w:pPr>
-              <w:widowControl w:val="0"/>
-              <w:rPr>
-                <w:sz w:val="20"/>
-                <w:szCs w:val="20"/>
-              </w:rPr>
-            </w:pPr>
-            <w:r>
-              <w:rPr>
-                <w:rtl w:val="0"/>
-              </w:rPr>
-            </w:r>
-          </w:p>
-        </w:tc>
-        <w:tc>
-          <w:tcPr>
-            <w:tcBorders>
-              <w:top w:color="000000" w:space="0" w:sz="8" w:val="single"/>
-              <w:left w:color="000000" w:space="0" w:sz="8" w:val="single"/>
-              <w:bottom w:color="000000" w:space="0" w:sz="8" w:val="single"/>
-              <w:right w:color="000000" w:space="0" w:sz="8" w:val="single"/>
-            </w:tcBorders>
-            <w:shd w:fill="auto" w:val="clear"/>
-          </w:tcPr>
-          <w:p>
-            <w:pPr>
-              <w:keepNext w:val="0"/>
-              <w:keepLines w:val="0"/>
-              <w:pageBreakBefore w:val="0"/>
-              <w:widowControl w:val="0"/>
-              <w:pBdr>
-                <w:top w:space="0" w:sz="0" w:val="nil"/>
-                <w:left w:space="0" w:sz="0" w:val="nil"/>
-                <w:bottom w:space="0" w:sz="0" w:val="nil"/>
-                <w:right w:space="0" w:sz="0" w:val="nil"/>
-                <w:between w:space="0" w:sz="0" w:val="nil"/>
-              </w:pBdr>
-              <w:shd w:fill="auto" w:val="clear"/>
-              <w:spacing w:after="0" w:before="0" w:line="276" w:lineRule="auto"/>
-              <w:ind w:left="0" w:right="0" w:firstLine="0"/>
-              <w:jc w:val="left"/>
-              <w:rPr>
-                <w:sz w:val="20"/>
-                <w:szCs w:val="20"/>
-              </w:rPr>
-            </w:pPr>
-            <w:r>
-              <w:rPr>
-                <w:rtl w:val="0"/>
-              </w:rPr>
-            </w:r>
-          </w:p>
-        </w:tc>
       </w:tr>
       <w:tr>
         <w:trPr>
@@ -10392,20 +9776,7 @@
           </w:tcPr>
           <w:p>
             <w:pPr>
-              <w:keepNext w:val="0"/>
-              <w:keepLines w:val="0"/>
-              <w:widowControl w:val="0"/>
-              <w:pBdr>
-                <w:top w:space="0" w:sz="0" w:val="nil"/>
-                <w:left w:space="0" w:sz="0" w:val="nil"/>
-                <w:bottom w:space="0" w:sz="0" w:val="nil"/>
-                <w:right w:space="0" w:sz="0" w:val="nil"/>
-                <w:between w:space="0" w:sz="0" w:val="nil"/>
-              </w:pBdr>
-              <w:shd w:fill="auto" w:val="clear"/>
-              <w:spacing w:after="0" w:before="0" w:line="276" w:lineRule="auto"/>
-              <w:ind w:left="0" w:right="0" w:firstLine="0"/>
-              <w:jc w:val="left"/>
+              <w:widowControl w:val="0"/>
               <w:rPr>
                 <w:sz w:val="20"/>
                 <w:szCs w:val="20"/>
@@ -10435,75 +9806,18 @@
           <w:p>
             <w:pPr>
               <w:widowControl w:val="0"/>
-              <w:jc w:val="center"/>
-              <w:rPr>
-                <w:sz w:val="20"/>
-                <w:szCs w:val="20"/>
-              </w:rPr>
-            </w:pPr>
-            <w:r>
-              <w:rPr>
-                <w:sz w:val="20"/>
-                <w:szCs w:val="20"/>
-                <w:rtl w:val="0"/>
-              </w:rPr>
-              <w:t xml:space="preserve">Upto 2 Million</w:t>
-            </w:r>
-          </w:p>
-        </w:tc>
-        <w:tc>
-          <w:tcPr>
-            <w:tcBorders>
-              <w:top w:color="000000" w:space="0" w:sz="8" w:val="single"/>
-              <w:left w:color="000000" w:space="0" w:sz="8" w:val="single"/>
-              <w:bottom w:color="000000" w:space="0" w:sz="8" w:val="single"/>
-              <w:right w:color="000000" w:space="0" w:sz="8" w:val="single"/>
-            </w:tcBorders>
-            <w:shd w:fill="auto" w:val="clear"/>
-          </w:tcPr>
-          <w:p>
-            <w:pPr>
-              <w:widowControl w:val="0"/>
-              <w:rPr>
-                <w:sz w:val="20"/>
-                <w:szCs w:val="20"/>
-              </w:rPr>
-            </w:pPr>
-            <w:r>
-              <w:rPr>
-                <w:sz w:val="20"/>
-                <w:szCs w:val="20"/>
-                <w:rtl w:val="0"/>
-              </w:rPr>
-              <w:t xml:space="preserve">How big is the customer base?</w:t>
-            </w:r>
-          </w:p>
-        </w:tc>
-        <w:tc>
-          <w:tcPr>
-            <w:tcBorders>
-              <w:top w:color="000000" w:space="0" w:sz="8" w:val="single"/>
-              <w:left w:color="000000" w:space="0" w:sz="8" w:val="single"/>
-              <w:bottom w:color="000000" w:space="0" w:sz="8" w:val="single"/>
-              <w:right w:color="000000" w:space="0" w:sz="8" w:val="single"/>
-            </w:tcBorders>
-            <w:shd w:fill="auto" w:val="clear"/>
-          </w:tcPr>
-          <w:p>
-            <w:pPr>
-              <w:widowControl w:val="0"/>
-              <w:rPr>
-                <w:sz w:val="20"/>
-                <w:szCs w:val="20"/>
-              </w:rPr>
-            </w:pPr>
-            <w:r>
-              <w:rPr>
-                <w:sz w:val="20"/>
-                <w:szCs w:val="20"/>
-                <w:rtl w:val="0"/>
-              </w:rPr>
-              <w:t xml:space="preserve">- How big is your customer base?</w:t>
+              <w:rPr>
+                <w:sz w:val="20"/>
+                <w:szCs w:val="20"/>
+              </w:rPr>
+            </w:pPr>
+            <w:r>
+              <w:rPr>
+                <w:sz w:val="20"/>
+                <w:szCs w:val="20"/>
+                <w:rtl w:val="0"/>
+              </w:rPr>
+              <w:t xml:space="preserve">Up to 2 Million</w:t>
             </w:r>
           </w:p>
         </w:tc>
@@ -10516,7 +9830,6 @@
         </w:trPr>
         <w:tc>
           <w:tcPr>
-            <w:vMerge w:val="restart"/>
             <w:tcBorders>
               <w:top w:color="000000" w:space="0" w:sz="5" w:val="single"/>
               <w:left w:color="000000" w:space="0" w:sz="5" w:val="single"/>
@@ -10533,20 +9846,7 @@
           </w:tcPr>
           <w:p>
             <w:pPr>
-              <w:keepNext w:val="0"/>
-              <w:keepLines w:val="0"/>
-              <w:widowControl w:val="0"/>
-              <w:pBdr>
-                <w:top w:space="0" w:sz="0" w:val="nil"/>
-                <w:left w:space="0" w:sz="0" w:val="nil"/>
-                <w:bottom w:space="0" w:sz="0" w:val="nil"/>
-                <w:right w:space="0" w:sz="0" w:val="nil"/>
-                <w:between w:space="0" w:sz="0" w:val="nil"/>
-              </w:pBdr>
-              <w:shd w:fill="auto" w:val="clear"/>
-              <w:spacing w:after="0" w:before="0" w:line="276" w:lineRule="auto"/>
-              <w:ind w:left="0" w:right="0" w:firstLine="0"/>
-              <w:jc w:val="left"/>
+              <w:widowControl w:val="0"/>
               <w:rPr>
                 <w:sz w:val="20"/>
                 <w:szCs w:val="20"/>
@@ -10564,7 +9864,6 @@
         </w:tc>
         <w:tc>
           <w:tcPr>
-            <w:vMerge w:val="restart"/>
             <w:tcBorders>
               <w:top w:color="000000" w:space="0" w:sz="8" w:val="single"/>
               <w:left w:color="000000" w:space="0" w:sz="8" w:val="single"/>
@@ -10577,7 +9876,6 @@
           <w:p>
             <w:pPr>
               <w:widowControl w:val="0"/>
-              <w:jc w:val="center"/>
               <w:rPr>
                 <w:sz w:val="20"/>
                 <w:szCs w:val="20"/>
@@ -10590,1021 +9888,6 @@
                 <w:rtl w:val="0"/>
               </w:rPr>
               <w:t xml:space="preserve">No</w:t>
-            </w:r>
-          </w:p>
-        </w:tc>
-        <w:tc>
-          <w:tcPr>
-            <w:tcBorders>
-              <w:top w:color="000000" w:space="0" w:sz="8" w:val="single"/>
-              <w:left w:color="000000" w:space="0" w:sz="8" w:val="single"/>
-              <w:bottom w:color="000000" w:space="0" w:sz="8" w:val="single"/>
-              <w:right w:color="000000" w:space="0" w:sz="8" w:val="single"/>
-            </w:tcBorders>
-            <w:shd w:fill="auto" w:val="clear"/>
-          </w:tcPr>
-          <w:p>
-            <w:pPr>
-              <w:widowControl w:val="0"/>
-              <w:rPr>
-                <w:sz w:val="20"/>
-                <w:szCs w:val="20"/>
-              </w:rPr>
-            </w:pPr>
-            <w:r>
-              <w:rPr>
-                <w:sz w:val="20"/>
-                <w:szCs w:val="20"/>
-                <w:rtl w:val="0"/>
-              </w:rPr>
-              <w:t xml:space="preserve">Encryption Required?</w:t>
-            </w:r>
-          </w:p>
-        </w:tc>
-        <w:tc>
-          <w:tcPr>
-            <w:tcBorders>
-              <w:top w:color="000000" w:space="0" w:sz="8" w:val="single"/>
-              <w:left w:color="000000" w:space="0" w:sz="8" w:val="single"/>
-              <w:bottom w:color="000000" w:space="0" w:sz="8" w:val="single"/>
-              <w:right w:color="000000" w:space="0" w:sz="8" w:val="single"/>
-            </w:tcBorders>
-            <w:shd w:fill="auto" w:val="clear"/>
-          </w:tcPr>
-          <w:p>
-            <w:pPr>
-              <w:widowControl w:val="0"/>
-              <w:rPr>
-                <w:sz w:val="20"/>
-                <w:szCs w:val="20"/>
-              </w:rPr>
-            </w:pPr>
-            <w:r>
-              <w:rPr>
-                <w:sz w:val="20"/>
-                <w:szCs w:val="20"/>
-                <w:rtl w:val="0"/>
-              </w:rPr>
-              <w:t xml:space="preserve">https://docs.google.com/document/d/1Ktg5xzc7cGbC5yCm2TDnOxvsDqSYZUmae7MNxwmFMSk/edit?usp=sharing</w:t>
-            </w:r>
-          </w:p>
-        </w:tc>
-      </w:tr>
-      <w:tr>
-        <w:trPr>
-          <w:cantSplit w:val="0"/>
-          <w:trHeight w:val="400" w:hRule="atLeast"/>
-          <w:tblHeader w:val="0"/>
-        </w:trPr>
-        <w:tc>
-          <w:tcPr>
-            <w:vMerge w:val="continue"/>
-            <w:tcBorders>
-              <w:top w:color="000000" w:space="0" w:sz="5" w:val="single"/>
-              <w:left w:color="000000" w:space="0" w:sz="5" w:val="single"/>
-              <w:bottom w:color="000000" w:space="0" w:sz="5" w:val="single"/>
-              <w:right w:color="000000" w:space="0" w:sz="5" w:val="single"/>
-            </w:tcBorders>
-            <w:tcMar>
-              <w:top w:w="40.0" w:type="dxa"/>
-              <w:left w:w="40.0" w:type="dxa"/>
-              <w:bottom w:w="40.0" w:type="dxa"/>
-              <w:right w:w="40.0" w:type="dxa"/>
-            </w:tcMar>
-            <w:vAlign w:val="center"/>
-          </w:tcPr>
-          <w:p>
-            <w:pPr>
-              <w:keepNext w:val="0"/>
-              <w:keepLines w:val="0"/>
-              <w:widowControl w:val="0"/>
-              <w:pBdr>
-                <w:top w:space="0" w:sz="0" w:val="nil"/>
-                <w:left w:space="0" w:sz="0" w:val="nil"/>
-                <w:bottom w:space="0" w:sz="0" w:val="nil"/>
-                <w:right w:space="0" w:sz="0" w:val="nil"/>
-                <w:between w:space="0" w:sz="0" w:val="nil"/>
-              </w:pBdr>
-              <w:shd w:fill="auto" w:val="clear"/>
-              <w:spacing w:after="0" w:before="0" w:line="240" w:lineRule="auto"/>
-              <w:ind w:left="0" w:right="0" w:firstLine="0"/>
-              <w:jc w:val="left"/>
-              <w:rPr>
-                <w:sz w:val="20"/>
-                <w:szCs w:val="20"/>
-              </w:rPr>
-            </w:pPr>
-            <w:r>
-              <w:rPr>
-                <w:rtl w:val="0"/>
-              </w:rPr>
-            </w:r>
-          </w:p>
-        </w:tc>
-        <w:tc>
-          <w:tcPr>
-            <w:vMerge w:val="continue"/>
-            <w:tcBorders>
-              <w:top w:color="000000" w:space="0" w:sz="8" w:val="single"/>
-              <w:left w:color="000000" w:space="0" w:sz="8" w:val="single"/>
-              <w:bottom w:color="000000" w:space="0" w:sz="8" w:val="single"/>
-              <w:right w:color="000000" w:space="0" w:sz="8" w:val="single"/>
-            </w:tcBorders>
-            <w:shd w:fill="auto" w:val="clear"/>
-            <w:vAlign w:val="center"/>
-          </w:tcPr>
-          <w:p>
-            <w:pPr>
-              <w:widowControl w:val="0"/>
-              <w:spacing w:after="0" w:before="0" w:line="240" w:lineRule="auto"/>
-              <w:ind w:left="0" w:firstLine="0"/>
-              <w:jc w:val="center"/>
-              <w:rPr>
-                <w:sz w:val="20"/>
-                <w:szCs w:val="20"/>
-              </w:rPr>
-            </w:pPr>
-            <w:r>
-              <w:rPr>
-                <w:rtl w:val="0"/>
-              </w:rPr>
-            </w:r>
-          </w:p>
-        </w:tc>
-        <w:tc>
-          <w:tcPr>
-            <w:tcBorders>
-              <w:top w:color="000000" w:space="0" w:sz="8" w:val="single"/>
-              <w:left w:color="000000" w:space="0" w:sz="8" w:val="single"/>
-              <w:bottom w:color="000000" w:space="0" w:sz="8" w:val="single"/>
-              <w:right w:color="000000" w:space="0" w:sz="8" w:val="single"/>
-            </w:tcBorders>
-            <w:shd w:fill="auto" w:val="clear"/>
-          </w:tcPr>
-          <w:p>
-            <w:pPr>
-              <w:widowControl w:val="0"/>
-              <w:rPr>
-                <w:sz w:val="20"/>
-                <w:szCs w:val="20"/>
-              </w:rPr>
-            </w:pPr>
-            <w:r>
-              <w:rPr>
-                <w:sz w:val="20"/>
-                <w:szCs w:val="20"/>
-                <w:rtl w:val="0"/>
-              </w:rPr>
-              <w:t xml:space="preserve">Which encryption standards/methods are required? </w:t>
-            </w:r>
-          </w:p>
-        </w:tc>
-        <w:tc>
-          <w:tcPr>
-            <w:tcBorders>
-              <w:top w:color="000000" w:space="0" w:sz="8" w:val="single"/>
-              <w:left w:color="000000" w:space="0" w:sz="8" w:val="single"/>
-              <w:bottom w:color="000000" w:space="0" w:sz="8" w:val="single"/>
-              <w:right w:color="000000" w:space="0" w:sz="8" w:val="single"/>
-            </w:tcBorders>
-            <w:shd w:fill="auto" w:val="clear"/>
-          </w:tcPr>
-          <w:p>
-            <w:pPr>
-              <w:widowControl w:val="0"/>
-              <w:spacing w:after="0" w:before="0" w:line="240" w:lineRule="auto"/>
-              <w:ind w:left="0" w:firstLine="0"/>
-              <w:rPr>
-                <w:sz w:val="20"/>
-                <w:szCs w:val="20"/>
-              </w:rPr>
-            </w:pPr>
-            <w:r>
-              <w:rPr>
-                <w:rtl w:val="0"/>
-              </w:rPr>
-            </w:r>
-          </w:p>
-        </w:tc>
-      </w:tr>
-      <w:tr>
-        <w:trPr>
-          <w:cantSplit w:val="0"/>
-          <w:trHeight w:val="400" w:hRule="atLeast"/>
-          <w:tblHeader w:val="0"/>
-        </w:trPr>
-        <w:tc>
-          <w:tcPr>
-            <w:vMerge w:val="continue"/>
-            <w:tcBorders>
-              <w:top w:color="000000" w:space="0" w:sz="5" w:val="single"/>
-              <w:left w:color="000000" w:space="0" w:sz="5" w:val="single"/>
-              <w:bottom w:color="000000" w:space="0" w:sz="5" w:val="single"/>
-              <w:right w:color="000000" w:space="0" w:sz="5" w:val="single"/>
-            </w:tcBorders>
-            <w:tcMar>
-              <w:top w:w="40.0" w:type="dxa"/>
-              <w:left w:w="40.0" w:type="dxa"/>
-              <w:bottom w:w="40.0" w:type="dxa"/>
-              <w:right w:w="40.0" w:type="dxa"/>
-            </w:tcMar>
-            <w:vAlign w:val="center"/>
-          </w:tcPr>
-          <w:p>
-            <w:pPr>
-              <w:keepNext w:val="0"/>
-              <w:keepLines w:val="0"/>
-              <w:widowControl w:val="0"/>
-              <w:pBdr>
-                <w:top w:space="0" w:sz="0" w:val="nil"/>
-                <w:left w:space="0" w:sz="0" w:val="nil"/>
-                <w:bottom w:space="0" w:sz="0" w:val="nil"/>
-                <w:right w:space="0" w:sz="0" w:val="nil"/>
-                <w:between w:space="0" w:sz="0" w:val="nil"/>
-              </w:pBdr>
-              <w:shd w:fill="auto" w:val="clear"/>
-              <w:spacing w:after="0" w:before="0" w:line="240" w:lineRule="auto"/>
-              <w:ind w:left="0" w:right="0" w:firstLine="0"/>
-              <w:jc w:val="left"/>
-              <w:rPr>
-                <w:sz w:val="20"/>
-                <w:szCs w:val="20"/>
-              </w:rPr>
-            </w:pPr>
-            <w:r>
-              <w:rPr>
-                <w:rtl w:val="0"/>
-              </w:rPr>
-            </w:r>
-          </w:p>
-        </w:tc>
-        <w:tc>
-          <w:tcPr>
-            <w:vMerge w:val="continue"/>
-            <w:tcBorders>
-              <w:top w:color="000000" w:space="0" w:sz="8" w:val="single"/>
-              <w:left w:color="000000" w:space="0" w:sz="8" w:val="single"/>
-              <w:bottom w:color="000000" w:space="0" w:sz="8" w:val="single"/>
-              <w:right w:color="000000" w:space="0" w:sz="8" w:val="single"/>
-            </w:tcBorders>
-            <w:shd w:fill="auto" w:val="clear"/>
-            <w:vAlign w:val="center"/>
-          </w:tcPr>
-          <w:p>
-            <w:pPr>
-              <w:widowControl w:val="0"/>
-              <w:spacing w:after="0" w:before="0" w:line="240" w:lineRule="auto"/>
-              <w:ind w:left="0" w:firstLine="0"/>
-              <w:jc w:val="center"/>
-              <w:rPr>
-                <w:sz w:val="20"/>
-                <w:szCs w:val="20"/>
-              </w:rPr>
-            </w:pPr>
-            <w:r>
-              <w:rPr>
-                <w:rtl w:val="0"/>
-              </w:rPr>
-            </w:r>
-          </w:p>
-        </w:tc>
-        <w:tc>
-          <w:tcPr>
-            <w:tcBorders>
-              <w:top w:color="000000" w:space="0" w:sz="8" w:val="single"/>
-              <w:left w:color="000000" w:space="0" w:sz="8" w:val="single"/>
-              <w:bottom w:color="000000" w:space="0" w:sz="8" w:val="single"/>
-              <w:right w:color="000000" w:space="0" w:sz="8" w:val="single"/>
-            </w:tcBorders>
-            <w:shd w:fill="auto" w:val="clear"/>
-          </w:tcPr>
-          <w:p>
-            <w:pPr>
-              <w:widowControl w:val="0"/>
-              <w:rPr>
-                <w:sz w:val="20"/>
-                <w:szCs w:val="20"/>
-              </w:rPr>
-            </w:pPr>
-            <w:r>
-              <w:rPr>
-                <w:sz w:val="20"/>
-                <w:szCs w:val="20"/>
-                <w:rtl w:val="0"/>
-              </w:rPr>
-              <w:t xml:space="preserve">BYOK? </w:t>
-            </w:r>
-          </w:p>
-        </w:tc>
-        <w:tc>
-          <w:tcPr>
-            <w:tcBorders>
-              <w:top w:color="000000" w:space="0" w:sz="8" w:val="single"/>
-              <w:left w:color="000000" w:space="0" w:sz="8" w:val="single"/>
-              <w:bottom w:color="000000" w:space="0" w:sz="8" w:val="single"/>
-              <w:right w:color="000000" w:space="0" w:sz="8" w:val="single"/>
-            </w:tcBorders>
-            <w:shd w:fill="auto" w:val="clear"/>
-          </w:tcPr>
-          <w:p>
-            <w:pPr>
-              <w:widowControl w:val="0"/>
-              <w:spacing w:after="0" w:before="0" w:line="240" w:lineRule="auto"/>
-              <w:ind w:left="0" w:firstLine="0"/>
-              <w:rPr>
-                <w:sz w:val="20"/>
-                <w:szCs w:val="20"/>
-              </w:rPr>
-            </w:pPr>
-            <w:r>
-              <w:rPr>
-                <w:rtl w:val="0"/>
-              </w:rPr>
-            </w:r>
-          </w:p>
-        </w:tc>
-      </w:tr>
-      <w:tr>
-        <w:trPr>
-          <w:cantSplit w:val="0"/>
-          <w:trHeight w:val="400" w:hRule="atLeast"/>
-          <w:tblHeader w:val="0"/>
-        </w:trPr>
-        <w:tc>
-          <w:tcPr>
-            <w:vMerge w:val="continue"/>
-            <w:tcBorders>
-              <w:top w:color="000000" w:space="0" w:sz="5" w:val="single"/>
-              <w:left w:color="000000" w:space="0" w:sz="5" w:val="single"/>
-              <w:bottom w:color="000000" w:space="0" w:sz="5" w:val="single"/>
-              <w:right w:color="000000" w:space="0" w:sz="5" w:val="single"/>
-            </w:tcBorders>
-            <w:tcMar>
-              <w:top w:w="40.0" w:type="dxa"/>
-              <w:left w:w="40.0" w:type="dxa"/>
-              <w:bottom w:w="40.0" w:type="dxa"/>
-              <w:right w:w="40.0" w:type="dxa"/>
-            </w:tcMar>
-            <w:vAlign w:val="center"/>
-          </w:tcPr>
-          <w:p>
-            <w:pPr>
-              <w:keepNext w:val="0"/>
-              <w:keepLines w:val="0"/>
-              <w:widowControl w:val="0"/>
-              <w:pBdr>
-                <w:top w:space="0" w:sz="0" w:val="nil"/>
-                <w:left w:space="0" w:sz="0" w:val="nil"/>
-                <w:bottom w:space="0" w:sz="0" w:val="nil"/>
-                <w:right w:space="0" w:sz="0" w:val="nil"/>
-                <w:between w:space="0" w:sz="0" w:val="nil"/>
-              </w:pBdr>
-              <w:shd w:fill="auto" w:val="clear"/>
-              <w:spacing w:after="0" w:before="0" w:line="240" w:lineRule="auto"/>
-              <w:ind w:left="0" w:right="0" w:firstLine="0"/>
-              <w:jc w:val="left"/>
-              <w:rPr>
-                <w:sz w:val="20"/>
-                <w:szCs w:val="20"/>
-              </w:rPr>
-            </w:pPr>
-            <w:r>
-              <w:rPr>
-                <w:rtl w:val="0"/>
-              </w:rPr>
-            </w:r>
-          </w:p>
-        </w:tc>
-        <w:tc>
-          <w:tcPr>
-            <w:vMerge w:val="continue"/>
-            <w:tcBorders>
-              <w:top w:color="000000" w:space="0" w:sz="8" w:val="single"/>
-              <w:left w:color="000000" w:space="0" w:sz="8" w:val="single"/>
-              <w:bottom w:color="000000" w:space="0" w:sz="8" w:val="single"/>
-              <w:right w:color="000000" w:space="0" w:sz="8" w:val="single"/>
-            </w:tcBorders>
-            <w:shd w:fill="auto" w:val="clear"/>
-            <w:vAlign w:val="center"/>
-          </w:tcPr>
-          <w:p>
-            <w:pPr>
-              <w:widowControl w:val="0"/>
-              <w:spacing w:after="0" w:before="0" w:line="240" w:lineRule="auto"/>
-              <w:ind w:left="0" w:firstLine="0"/>
-              <w:jc w:val="center"/>
-              <w:rPr>
-                <w:sz w:val="20"/>
-                <w:szCs w:val="20"/>
-              </w:rPr>
-            </w:pPr>
-            <w:r>
-              <w:rPr>
-                <w:rtl w:val="0"/>
-              </w:rPr>
-            </w:r>
-          </w:p>
-        </w:tc>
-        <w:tc>
-          <w:tcPr>
-            <w:tcBorders>
-              <w:top w:color="000000" w:space="0" w:sz="8" w:val="single"/>
-              <w:left w:color="000000" w:space="0" w:sz="8" w:val="single"/>
-              <w:bottom w:color="000000" w:space="0" w:sz="8" w:val="single"/>
-              <w:right w:color="000000" w:space="0" w:sz="8" w:val="single"/>
-            </w:tcBorders>
-            <w:shd w:fill="auto" w:val="clear"/>
-          </w:tcPr>
-          <w:p>
-            <w:pPr>
-              <w:widowControl w:val="0"/>
-              <w:rPr>
-                <w:sz w:val="20"/>
-                <w:szCs w:val="20"/>
-              </w:rPr>
-            </w:pPr>
-            <w:r>
-              <w:rPr>
-                <w:sz w:val="20"/>
-                <w:szCs w:val="20"/>
-                <w:rtl w:val="0"/>
-              </w:rPr>
-              <w:t xml:space="preserve">Audits? </w:t>
-            </w:r>
-          </w:p>
-        </w:tc>
-        <w:tc>
-          <w:tcPr>
-            <w:tcBorders>
-              <w:top w:color="000000" w:space="0" w:sz="8" w:val="single"/>
-              <w:left w:color="000000" w:space="0" w:sz="8" w:val="single"/>
-              <w:bottom w:color="000000" w:space="0" w:sz="8" w:val="single"/>
-              <w:right w:color="000000" w:space="0" w:sz="8" w:val="single"/>
-            </w:tcBorders>
-            <w:shd w:fill="auto" w:val="clear"/>
-          </w:tcPr>
-          <w:p>
-            <w:pPr>
-              <w:widowControl w:val="0"/>
-              <w:spacing w:after="0" w:before="0" w:line="240" w:lineRule="auto"/>
-              <w:ind w:left="0" w:firstLine="0"/>
-              <w:rPr>
-                <w:sz w:val="20"/>
-                <w:szCs w:val="20"/>
-              </w:rPr>
-            </w:pPr>
-            <w:r>
-              <w:rPr>
-                <w:rtl w:val="0"/>
-              </w:rPr>
-            </w:r>
-          </w:p>
-        </w:tc>
-      </w:tr>
-      <w:tr>
-        <w:trPr>
-          <w:cantSplit w:val="0"/>
-          <w:trHeight w:val="400" w:hRule="atLeast"/>
-          <w:tblHeader w:val="0"/>
-        </w:trPr>
-        <w:tc>
-          <w:tcPr>
-            <w:vMerge w:val="continue"/>
-            <w:tcBorders>
-              <w:top w:color="000000" w:space="0" w:sz="5" w:val="single"/>
-              <w:left w:color="000000" w:space="0" w:sz="5" w:val="single"/>
-              <w:bottom w:color="000000" w:space="0" w:sz="5" w:val="single"/>
-              <w:right w:color="000000" w:space="0" w:sz="5" w:val="single"/>
-            </w:tcBorders>
-            <w:tcMar>
-              <w:top w:w="40.0" w:type="dxa"/>
-              <w:left w:w="40.0" w:type="dxa"/>
-              <w:bottom w:w="40.0" w:type="dxa"/>
-              <w:right w:w="40.0" w:type="dxa"/>
-            </w:tcMar>
-            <w:vAlign w:val="center"/>
-          </w:tcPr>
-          <w:p>
-            <w:pPr>
-              <w:keepNext w:val="0"/>
-              <w:keepLines w:val="0"/>
-              <w:widowControl w:val="0"/>
-              <w:pBdr>
-                <w:top w:space="0" w:sz="0" w:val="nil"/>
-                <w:left w:space="0" w:sz="0" w:val="nil"/>
-                <w:bottom w:space="0" w:sz="0" w:val="nil"/>
-                <w:right w:space="0" w:sz="0" w:val="nil"/>
-                <w:between w:space="0" w:sz="0" w:val="nil"/>
-              </w:pBdr>
-              <w:shd w:fill="auto" w:val="clear"/>
-              <w:spacing w:after="0" w:before="0" w:line="240" w:lineRule="auto"/>
-              <w:ind w:left="0" w:right="0" w:firstLine="0"/>
-              <w:jc w:val="left"/>
-              <w:rPr>
-                <w:sz w:val="20"/>
-                <w:szCs w:val="20"/>
-              </w:rPr>
-            </w:pPr>
-            <w:r>
-              <w:rPr>
-                <w:rtl w:val="0"/>
-              </w:rPr>
-            </w:r>
-          </w:p>
-        </w:tc>
-        <w:tc>
-          <w:tcPr>
-            <w:vMerge w:val="continue"/>
-            <w:tcBorders>
-              <w:top w:color="000000" w:space="0" w:sz="8" w:val="single"/>
-              <w:left w:color="000000" w:space="0" w:sz="8" w:val="single"/>
-              <w:bottom w:color="000000" w:space="0" w:sz="8" w:val="single"/>
-              <w:right w:color="000000" w:space="0" w:sz="8" w:val="single"/>
-            </w:tcBorders>
-            <w:shd w:fill="auto" w:val="clear"/>
-            <w:vAlign w:val="center"/>
-          </w:tcPr>
-          <w:p>
-            <w:pPr>
-              <w:widowControl w:val="0"/>
-              <w:spacing w:after="0" w:before="0" w:line="240" w:lineRule="auto"/>
-              <w:ind w:left="0" w:firstLine="0"/>
-              <w:jc w:val="center"/>
-              <w:rPr>
-                <w:sz w:val="20"/>
-                <w:szCs w:val="20"/>
-              </w:rPr>
-            </w:pPr>
-            <w:r>
-              <w:rPr>
-                <w:rtl w:val="0"/>
-              </w:rPr>
-            </w:r>
-          </w:p>
-        </w:tc>
-        <w:tc>
-          <w:tcPr>
-            <w:tcBorders>
-              <w:top w:color="000000" w:space="0" w:sz="8" w:val="single"/>
-              <w:left w:color="000000" w:space="0" w:sz="8" w:val="single"/>
-              <w:bottom w:color="000000" w:space="0" w:sz="8" w:val="single"/>
-              <w:right w:color="000000" w:space="0" w:sz="8" w:val="single"/>
-            </w:tcBorders>
-            <w:shd w:fill="auto" w:val="clear"/>
-          </w:tcPr>
-          <w:p>
-            <w:pPr>
-              <w:widowControl w:val="0"/>
-              <w:rPr>
-                <w:sz w:val="20"/>
-                <w:szCs w:val="20"/>
-              </w:rPr>
-            </w:pPr>
-            <w:r>
-              <w:rPr>
-                <w:sz w:val="20"/>
-                <w:szCs w:val="20"/>
-                <w:rtl w:val="0"/>
-              </w:rPr>
-              <w:t xml:space="preserve">Message searcher? </w:t>
-            </w:r>
-          </w:p>
-        </w:tc>
-        <w:tc>
-          <w:tcPr>
-            <w:tcBorders>
-              <w:top w:color="000000" w:space="0" w:sz="8" w:val="single"/>
-              <w:left w:color="000000" w:space="0" w:sz="8" w:val="single"/>
-              <w:bottom w:color="000000" w:space="0" w:sz="8" w:val="single"/>
-              <w:right w:color="000000" w:space="0" w:sz="8" w:val="single"/>
-            </w:tcBorders>
-            <w:shd w:fill="auto" w:val="clear"/>
-          </w:tcPr>
-          <w:p>
-            <w:pPr>
-              <w:widowControl w:val="0"/>
-              <w:spacing w:after="0" w:before="0" w:line="240" w:lineRule="auto"/>
-              <w:ind w:left="0" w:firstLine="0"/>
-              <w:rPr>
-                <w:sz w:val="20"/>
-                <w:szCs w:val="20"/>
-              </w:rPr>
-            </w:pPr>
-            <w:r>
-              <w:rPr>
-                <w:rtl w:val="0"/>
-              </w:rPr>
-            </w:r>
-          </w:p>
-        </w:tc>
-      </w:tr>
-      <w:tr>
-        <w:trPr>
-          <w:cantSplit w:val="0"/>
-          <w:trHeight w:val="400" w:hRule="atLeast"/>
-          <w:tblHeader w:val="0"/>
-        </w:trPr>
-        <w:tc>
-          <w:tcPr>
-            <w:vMerge w:val="continue"/>
-            <w:tcBorders>
-              <w:top w:color="000000" w:space="0" w:sz="5" w:val="single"/>
-              <w:left w:color="000000" w:space="0" w:sz="5" w:val="single"/>
-              <w:bottom w:color="000000" w:space="0" w:sz="5" w:val="single"/>
-              <w:right w:color="000000" w:space="0" w:sz="5" w:val="single"/>
-            </w:tcBorders>
-            <w:tcMar>
-              <w:top w:w="40.0" w:type="dxa"/>
-              <w:left w:w="40.0" w:type="dxa"/>
-              <w:bottom w:w="40.0" w:type="dxa"/>
-              <w:right w:w="40.0" w:type="dxa"/>
-            </w:tcMar>
-            <w:vAlign w:val="center"/>
-          </w:tcPr>
-          <w:p>
-            <w:pPr>
-              <w:keepNext w:val="0"/>
-              <w:keepLines w:val="0"/>
-              <w:widowControl w:val="0"/>
-              <w:pBdr>
-                <w:top w:space="0" w:sz="0" w:val="nil"/>
-                <w:left w:space="0" w:sz="0" w:val="nil"/>
-                <w:bottom w:space="0" w:sz="0" w:val="nil"/>
-                <w:right w:space="0" w:sz="0" w:val="nil"/>
-                <w:between w:space="0" w:sz="0" w:val="nil"/>
-              </w:pBdr>
-              <w:shd w:fill="auto" w:val="clear"/>
-              <w:spacing w:after="0" w:before="0" w:line="240" w:lineRule="auto"/>
-              <w:ind w:left="0" w:right="0" w:firstLine="0"/>
-              <w:jc w:val="left"/>
-              <w:rPr>
-                <w:sz w:val="20"/>
-                <w:szCs w:val="20"/>
-              </w:rPr>
-            </w:pPr>
-            <w:r>
-              <w:rPr>
-                <w:rtl w:val="0"/>
-              </w:rPr>
-            </w:r>
-          </w:p>
-        </w:tc>
-        <w:tc>
-          <w:tcPr>
-            <w:vMerge w:val="continue"/>
-            <w:tcBorders>
-              <w:top w:color="000000" w:space="0" w:sz="8" w:val="single"/>
-              <w:left w:color="000000" w:space="0" w:sz="8" w:val="single"/>
-              <w:bottom w:color="000000" w:space="0" w:sz="8" w:val="single"/>
-              <w:right w:color="000000" w:space="0" w:sz="8" w:val="single"/>
-            </w:tcBorders>
-            <w:shd w:fill="auto" w:val="clear"/>
-            <w:vAlign w:val="center"/>
-          </w:tcPr>
-          <w:p>
-            <w:pPr>
-              <w:widowControl w:val="0"/>
-              <w:spacing w:after="0" w:before="0" w:line="240" w:lineRule="auto"/>
-              <w:ind w:left="0" w:firstLine="0"/>
-              <w:jc w:val="center"/>
-              <w:rPr>
-                <w:sz w:val="20"/>
-                <w:szCs w:val="20"/>
-              </w:rPr>
-            </w:pPr>
-            <w:r>
-              <w:rPr>
-                <w:rtl w:val="0"/>
-              </w:rPr>
-            </w:r>
-          </w:p>
-        </w:tc>
-        <w:tc>
-          <w:tcPr>
-            <w:tcBorders>
-              <w:top w:color="000000" w:space="0" w:sz="8" w:val="single"/>
-              <w:left w:color="000000" w:space="0" w:sz="8" w:val="single"/>
-              <w:bottom w:color="000000" w:space="0" w:sz="8" w:val="single"/>
-              <w:right w:color="000000" w:space="0" w:sz="8" w:val="single"/>
-            </w:tcBorders>
-            <w:shd w:fill="auto" w:val="clear"/>
-          </w:tcPr>
-          <w:p>
-            <w:pPr>
-              <w:widowControl w:val="0"/>
-              <w:rPr>
-                <w:sz w:val="20"/>
-                <w:szCs w:val="20"/>
-              </w:rPr>
-            </w:pPr>
-            <w:r>
-              <w:rPr>
-                <w:sz w:val="20"/>
-                <w:szCs w:val="20"/>
-                <w:rtl w:val="0"/>
-              </w:rPr>
-              <w:t xml:space="preserve">Purging certificate? </w:t>
-            </w:r>
-          </w:p>
-        </w:tc>
-        <w:tc>
-          <w:tcPr>
-            <w:tcBorders>
-              <w:top w:color="000000" w:space="0" w:sz="8" w:val="single"/>
-              <w:left w:color="000000" w:space="0" w:sz="8" w:val="single"/>
-              <w:bottom w:color="000000" w:space="0" w:sz="8" w:val="single"/>
-              <w:right w:color="000000" w:space="0" w:sz="8" w:val="single"/>
-            </w:tcBorders>
-            <w:shd w:fill="auto" w:val="clear"/>
-          </w:tcPr>
-          <w:p>
-            <w:pPr>
-              <w:widowControl w:val="0"/>
-              <w:spacing w:after="0" w:before="0" w:line="240" w:lineRule="auto"/>
-              <w:ind w:left="0" w:firstLine="0"/>
-              <w:rPr>
-                <w:sz w:val="20"/>
-                <w:szCs w:val="20"/>
-              </w:rPr>
-            </w:pPr>
-            <w:r>
-              <w:rPr>
-                <w:rtl w:val="0"/>
-              </w:rPr>
-            </w:r>
-          </w:p>
-        </w:tc>
-      </w:tr>
-      <w:tr>
-        <w:trPr>
-          <w:cantSplit w:val="0"/>
-          <w:trHeight w:val="400" w:hRule="atLeast"/>
-          <w:tblHeader w:val="0"/>
-        </w:trPr>
-        <w:tc>
-          <w:tcPr>
-            <w:vMerge w:val="continue"/>
-            <w:tcBorders>
-              <w:top w:color="000000" w:space="0" w:sz="5" w:val="single"/>
-              <w:left w:color="000000" w:space="0" w:sz="5" w:val="single"/>
-              <w:bottom w:color="000000" w:space="0" w:sz="5" w:val="single"/>
-              <w:right w:color="000000" w:space="0" w:sz="5" w:val="single"/>
-            </w:tcBorders>
-            <w:tcMar>
-              <w:top w:w="40.0" w:type="dxa"/>
-              <w:left w:w="40.0" w:type="dxa"/>
-              <w:bottom w:w="40.0" w:type="dxa"/>
-              <w:right w:w="40.0" w:type="dxa"/>
-            </w:tcMar>
-            <w:vAlign w:val="center"/>
-          </w:tcPr>
-          <w:p>
-            <w:pPr>
-              <w:keepNext w:val="0"/>
-              <w:keepLines w:val="0"/>
-              <w:widowControl w:val="0"/>
-              <w:pBdr>
-                <w:top w:space="0" w:sz="0" w:val="nil"/>
-                <w:left w:space="0" w:sz="0" w:val="nil"/>
-                <w:bottom w:space="0" w:sz="0" w:val="nil"/>
-                <w:right w:space="0" w:sz="0" w:val="nil"/>
-                <w:between w:space="0" w:sz="0" w:val="nil"/>
-              </w:pBdr>
-              <w:shd w:fill="auto" w:val="clear"/>
-              <w:spacing w:after="0" w:before="0" w:line="240" w:lineRule="auto"/>
-              <w:ind w:left="0" w:right="0" w:firstLine="0"/>
-              <w:jc w:val="left"/>
-              <w:rPr>
-                <w:sz w:val="20"/>
-                <w:szCs w:val="20"/>
-              </w:rPr>
-            </w:pPr>
-            <w:r>
-              <w:rPr>
-                <w:rtl w:val="0"/>
-              </w:rPr>
-            </w:r>
-          </w:p>
-        </w:tc>
-        <w:tc>
-          <w:tcPr>
-            <w:vMerge w:val="continue"/>
-            <w:tcBorders>
-              <w:top w:color="000000" w:space="0" w:sz="8" w:val="single"/>
-              <w:left w:color="000000" w:space="0" w:sz="8" w:val="single"/>
-              <w:bottom w:color="000000" w:space="0" w:sz="8" w:val="single"/>
-              <w:right w:color="000000" w:space="0" w:sz="8" w:val="single"/>
-            </w:tcBorders>
-            <w:shd w:fill="auto" w:val="clear"/>
-            <w:vAlign w:val="center"/>
-          </w:tcPr>
-          <w:p>
-            <w:pPr>
-              <w:widowControl w:val="0"/>
-              <w:spacing w:after="0" w:before="0" w:line="240" w:lineRule="auto"/>
-              <w:ind w:left="0" w:firstLine="0"/>
-              <w:jc w:val="center"/>
-              <w:rPr>
-                <w:sz w:val="20"/>
-                <w:szCs w:val="20"/>
-              </w:rPr>
-            </w:pPr>
-            <w:r>
-              <w:rPr>
-                <w:rtl w:val="0"/>
-              </w:rPr>
-            </w:r>
-          </w:p>
-        </w:tc>
-        <w:tc>
-          <w:tcPr>
-            <w:tcBorders>
-              <w:top w:color="000000" w:space="0" w:sz="8" w:val="single"/>
-              <w:left w:color="000000" w:space="0" w:sz="8" w:val="single"/>
-              <w:bottom w:color="000000" w:space="0" w:sz="8" w:val="single"/>
-              <w:right w:color="000000" w:space="0" w:sz="8" w:val="single"/>
-            </w:tcBorders>
-            <w:shd w:fill="auto" w:val="clear"/>
-          </w:tcPr>
-          <w:p>
-            <w:pPr>
-              <w:widowControl w:val="0"/>
-              <w:rPr>
-                <w:sz w:val="20"/>
-                <w:szCs w:val="20"/>
-              </w:rPr>
-            </w:pPr>
-            <w:r>
-              <w:rPr>
-                <w:sz w:val="20"/>
-                <w:szCs w:val="20"/>
-                <w:rtl w:val="0"/>
-              </w:rPr>
-              <w:t xml:space="preserve">Data dump? </w:t>
-            </w:r>
-          </w:p>
-        </w:tc>
-        <w:tc>
-          <w:tcPr>
-            <w:tcBorders>
-              <w:top w:color="000000" w:space="0" w:sz="8" w:val="single"/>
-              <w:left w:color="000000" w:space="0" w:sz="8" w:val="single"/>
-              <w:bottom w:color="000000" w:space="0" w:sz="8" w:val="single"/>
-              <w:right w:color="000000" w:space="0" w:sz="8" w:val="single"/>
-            </w:tcBorders>
-            <w:shd w:fill="auto" w:val="clear"/>
-          </w:tcPr>
-          <w:p>
-            <w:pPr>
-              <w:widowControl w:val="0"/>
-              <w:spacing w:after="0" w:before="0" w:line="240" w:lineRule="auto"/>
-              <w:ind w:left="0" w:firstLine="0"/>
-              <w:rPr>
-                <w:sz w:val="20"/>
-                <w:szCs w:val="20"/>
-              </w:rPr>
-            </w:pPr>
-            <w:r>
-              <w:rPr>
-                <w:rtl w:val="0"/>
-              </w:rPr>
-            </w:r>
-          </w:p>
-        </w:tc>
-      </w:tr>
-      <w:tr>
-        <w:trPr>
-          <w:cantSplit w:val="0"/>
-          <w:trHeight w:val="400" w:hRule="atLeast"/>
-          <w:tblHeader w:val="0"/>
-        </w:trPr>
-        <w:tc>
-          <w:tcPr>
-            <w:vMerge w:val="continue"/>
-            <w:tcBorders>
-              <w:top w:color="000000" w:space="0" w:sz="5" w:val="single"/>
-              <w:left w:color="000000" w:space="0" w:sz="5" w:val="single"/>
-              <w:bottom w:color="000000" w:space="0" w:sz="5" w:val="single"/>
-              <w:right w:color="000000" w:space="0" w:sz="5" w:val="single"/>
-            </w:tcBorders>
-            <w:tcMar>
-              <w:top w:w="40.0" w:type="dxa"/>
-              <w:left w:w="40.0" w:type="dxa"/>
-              <w:bottom w:w="40.0" w:type="dxa"/>
-              <w:right w:w="40.0" w:type="dxa"/>
-            </w:tcMar>
-            <w:vAlign w:val="center"/>
-          </w:tcPr>
-          <w:p>
-            <w:pPr>
-              <w:keepNext w:val="0"/>
-              <w:keepLines w:val="0"/>
-              <w:widowControl w:val="0"/>
-              <w:pBdr>
-                <w:top w:space="0" w:sz="0" w:val="nil"/>
-                <w:left w:space="0" w:sz="0" w:val="nil"/>
-                <w:bottom w:space="0" w:sz="0" w:val="nil"/>
-                <w:right w:space="0" w:sz="0" w:val="nil"/>
-                <w:between w:space="0" w:sz="0" w:val="nil"/>
-              </w:pBdr>
-              <w:shd w:fill="auto" w:val="clear"/>
-              <w:spacing w:after="0" w:before="0" w:line="240" w:lineRule="auto"/>
-              <w:ind w:left="0" w:right="0" w:firstLine="0"/>
-              <w:jc w:val="left"/>
-              <w:rPr>
-                <w:sz w:val="20"/>
-                <w:szCs w:val="20"/>
-              </w:rPr>
-            </w:pPr>
-            <w:r>
-              <w:rPr>
-                <w:rtl w:val="0"/>
-              </w:rPr>
-            </w:r>
-          </w:p>
-        </w:tc>
-        <w:tc>
-          <w:tcPr>
-            <w:vMerge w:val="continue"/>
-            <w:tcBorders>
-              <w:top w:color="000000" w:space="0" w:sz="8" w:val="single"/>
-              <w:left w:color="000000" w:space="0" w:sz="8" w:val="single"/>
-              <w:bottom w:color="000000" w:space="0" w:sz="8" w:val="single"/>
-              <w:right w:color="000000" w:space="0" w:sz="8" w:val="single"/>
-            </w:tcBorders>
-            <w:shd w:fill="auto" w:val="clear"/>
-            <w:vAlign w:val="center"/>
-          </w:tcPr>
-          <w:p>
-            <w:pPr>
-              <w:widowControl w:val="0"/>
-              <w:spacing w:after="0" w:before="0" w:line="240" w:lineRule="auto"/>
-              <w:ind w:left="0" w:firstLine="0"/>
-              <w:jc w:val="center"/>
-              <w:rPr>
-                <w:sz w:val="20"/>
-                <w:szCs w:val="20"/>
-              </w:rPr>
-            </w:pPr>
-            <w:r>
-              <w:rPr>
-                <w:rtl w:val="0"/>
-              </w:rPr>
-            </w:r>
-          </w:p>
-        </w:tc>
-        <w:tc>
-          <w:tcPr>
-            <w:tcBorders>
-              <w:top w:color="000000" w:space="0" w:sz="8" w:val="single"/>
-              <w:left w:color="000000" w:space="0" w:sz="8" w:val="single"/>
-              <w:bottom w:color="000000" w:space="0" w:sz="8" w:val="single"/>
-              <w:right w:color="000000" w:space="0" w:sz="8" w:val="single"/>
-            </w:tcBorders>
-            <w:shd w:fill="auto" w:val="clear"/>
-          </w:tcPr>
-          <w:p>
-            <w:pPr>
-              <w:widowControl w:val="0"/>
-              <w:rPr>
-                <w:sz w:val="20"/>
-                <w:szCs w:val="20"/>
-              </w:rPr>
-            </w:pPr>
-            <w:r>
-              <w:rPr>
-                <w:sz w:val="20"/>
-                <w:szCs w:val="20"/>
-                <w:rtl w:val="0"/>
-              </w:rPr>
-              <w:t xml:space="preserve">GDPR compliance support? </w:t>
-            </w:r>
-          </w:p>
-        </w:tc>
-        <w:tc>
-          <w:tcPr>
-            <w:tcBorders>
-              <w:top w:color="000000" w:space="0" w:sz="8" w:val="single"/>
-              <w:left w:color="000000" w:space="0" w:sz="8" w:val="single"/>
-              <w:bottom w:color="000000" w:space="0" w:sz="8" w:val="single"/>
-              <w:right w:color="000000" w:space="0" w:sz="8" w:val="single"/>
-            </w:tcBorders>
-            <w:shd w:fill="auto" w:val="clear"/>
-          </w:tcPr>
-          <w:p>
-            <w:pPr>
-              <w:widowControl w:val="0"/>
-              <w:spacing w:after="0" w:before="0" w:line="240" w:lineRule="auto"/>
-              <w:ind w:left="0" w:firstLine="0"/>
-              <w:rPr>
-                <w:sz w:val="20"/>
-                <w:szCs w:val="20"/>
-              </w:rPr>
-            </w:pPr>
-            <w:r>
-              <w:rPr>
-                <w:rtl w:val="0"/>
-              </w:rPr>
             </w:r>
           </w:p>
         </w:tc>
@@ -11638,8 +9921,8 @@
           <w:szCs w:val="24"/>
         </w:rPr>
       </w:pPr>
-      <w:bookmarkStart w:colFirst="0" w:colLast="0" w:name="_u3n87ywznmqq" w:id="11"/>
-      <w:bookmarkEnd w:id="11"/>
+      <w:bookmarkStart w:colFirst="0" w:colLast="0" w:name="_u3n87ywznmqq" w:id="13"/>
+      <w:bookmarkEnd w:id="13"/>
       <w:r>
         <w:rPr>
           <w:rtl w:val="0"/>
@@ -11655,22 +9938,18 @@
     <w:tbl>
       <w:tblPr>
         <w:tblStyle w:val="Table16"/>
-        <w:tblW w:w="9360.0" w:type="dxa"/>
+        <w:tblW w:w="9255.0" w:type="dxa"/>
         <w:jc w:val="center"/>
         <w:tblLayout w:type="fixed"/>
         <w:tblLook w:val="0600"/>
       </w:tblPr>
       <w:tblGrid>
-        <w:gridCol w:w="1845"/>
-        <w:gridCol w:w="2280"/>
-        <w:gridCol w:w="2865"/>
-        <w:gridCol w:w="2370"/>
+        <w:gridCol w:w="4605"/>
+        <w:gridCol w:w="4650"/>
         <w:tblGridChange w:id="0">
           <w:tblGrid>
-            <w:gridCol w:w="1845"/>
-            <w:gridCol w:w="2280"/>
-            <w:gridCol w:w="2865"/>
-            <w:gridCol w:w="2370"/>
+            <w:gridCol w:w="4605"/>
+            <w:gridCol w:w="4650"/>
           </w:tblGrid>
         </w:tblGridChange>
       </w:tblGrid>
@@ -11744,70 +10023,6 @@
             </w:r>
           </w:p>
         </w:tc>
-        <w:tc>
-          <w:tcPr>
-            <w:tcBorders>
-              <w:top w:color="000000" w:space="0" w:sz="8" w:val="single"/>
-              <w:left w:color="000000" w:space="0" w:sz="8" w:val="single"/>
-              <w:bottom w:color="000000" w:space="0" w:sz="8" w:val="single"/>
-              <w:right w:color="000000" w:space="0" w:sz="8" w:val="single"/>
-            </w:tcBorders>
-            <w:shd w:fill="5f35f4" w:val="clear"/>
-            <w:vAlign w:val="center"/>
-          </w:tcPr>
-          <w:p>
-            <w:pPr>
-              <w:widowControl w:val="0"/>
-              <w:jc w:val="center"/>
-              <w:rPr>
-                <w:b w:val="1"/>
-                <w:bCs w:val="1"/>
-                <w:color w:val="ffffff"/>
-              </w:rPr>
-            </w:pPr>
-            <w:r>
-              <w:rPr>
-                <w:b w:val="1"/>
-                <w:bCs w:val="1"/>
-                <w:color w:val="ffffff"/>
-                <w:rtl w:val="0"/>
-              </w:rPr>
-              <w:t xml:space="preserve">Questions</w:t>
-            </w:r>
-          </w:p>
-        </w:tc>
-        <w:tc>
-          <w:tcPr>
-            <w:tcBorders>
-              <w:top w:color="000000" w:space="0" w:sz="8" w:val="single"/>
-              <w:left w:color="000000" w:space="0" w:sz="8" w:val="single"/>
-              <w:bottom w:color="000000" w:space="0" w:sz="8" w:val="single"/>
-              <w:right w:color="000000" w:space="0" w:sz="8" w:val="single"/>
-            </w:tcBorders>
-            <w:shd w:fill="5f35f4" w:val="clear"/>
-            <w:vAlign w:val="center"/>
-          </w:tcPr>
-          <w:p>
-            <w:pPr>
-              <w:widowControl w:val="0"/>
-              <w:jc w:val="center"/>
-              <w:rPr>
-                <w:b w:val="1"/>
-                <w:bCs w:val="1"/>
-                <w:color w:val="ffffff"/>
-              </w:rPr>
-            </w:pPr>
-            <w:r>
-              <w:rPr>
-                <w:b w:val="1"/>
-                <w:bCs w:val="1"/>
-                <w:color w:val="ffffff"/>
-                <w:rtl w:val="0"/>
-              </w:rPr>
-              <w:t xml:space="preserve">Presales Findings</w:t>
-            </w:r>
-          </w:p>
-        </w:tc>
       </w:tr>
       <w:tr>
         <w:trPr>
@@ -11817,7 +10032,6 @@
         </w:trPr>
         <w:tc>
           <w:tcPr>
-            <w:vMerge w:val="restart"/>
             <w:tcBorders>
               <w:top w:color="000000" w:space="0" w:sz="8" w:val="single"/>
               <w:left w:color="000000" w:space="0" w:sz="8" w:val="single"/>
@@ -11847,7 +10061,6 @@
         </w:tc>
         <w:tc>
           <w:tcPr>
-            <w:vMerge w:val="restart"/>
             <w:tcBorders>
               <w:top w:color="000000" w:space="0" w:sz="8" w:val="single"/>
               <w:left w:color="000000" w:space="0" w:sz="8" w:val="single"/>
@@ -11868,61 +10081,11 @@
             </w:pPr>
             <w:r>
               <w:rPr>
-                <w:rtl w:val="0"/>
-              </w:rPr>
-            </w:r>
-          </w:p>
-        </w:tc>
-        <w:tc>
-          <w:tcPr>
-            <w:tcBorders>
-              <w:top w:color="000000" w:space="0" w:sz="8" w:val="single"/>
-              <w:left w:color="000000" w:space="0" w:sz="8" w:val="single"/>
-              <w:bottom w:color="000000" w:space="0" w:sz="8" w:val="single"/>
-              <w:right w:color="000000" w:space="0" w:sz="8" w:val="single"/>
-            </w:tcBorders>
-            <w:shd w:fill="auto" w:val="clear"/>
-          </w:tcPr>
-          <w:p>
-            <w:pPr>
-              <w:widowControl w:val="0"/>
-              <w:rPr>
-                <w:sz w:val="20"/>
-                <w:szCs w:val="20"/>
-              </w:rPr>
-            </w:pPr>
-            <w:r>
-              <w:rPr>
-                <w:sz w:val="20"/>
-                <w:szCs w:val="20"/>
-                <w:rtl w:val="0"/>
-              </w:rPr>
-              <w:t xml:space="preserve">Do they also use IG for running ads? </w:t>
-            </w:r>
-          </w:p>
-        </w:tc>
-        <w:tc>
-          <w:tcPr>
-            <w:tcBorders>
-              <w:top w:color="000000" w:space="0" w:sz="8" w:val="single"/>
-              <w:left w:color="000000" w:space="0" w:sz="8" w:val="single"/>
-              <w:bottom w:color="000000" w:space="0" w:sz="8" w:val="single"/>
-              <w:right w:color="000000" w:space="0" w:sz="8" w:val="single"/>
-            </w:tcBorders>
-            <w:shd w:fill="auto" w:val="clear"/>
-          </w:tcPr>
-          <w:p>
-            <w:pPr>
-              <w:widowControl w:val="0"/>
-              <w:rPr>
-                <w:sz w:val="20"/>
-                <w:szCs w:val="20"/>
-              </w:rPr>
-            </w:pPr>
-            <w:r>
-              <w:rPr>
-                <w:rtl w:val="0"/>
-              </w:rPr>
+                <w:sz w:val="20"/>
+                <w:szCs w:val="20"/>
+                <w:rtl w:val="0"/>
+              </w:rPr>
+              <w:t xml:space="preserve">N/A</w:t>
             </w:r>
           </w:p>
         </w:tc>
@@ -11935,7 +10098,6 @@
         </w:trPr>
         <w:tc>
           <w:tcPr>
-            <w:vMerge w:val="continue"/>
             <w:tcBorders>
               <w:top w:color="000000" w:space="0" w:sz="8" w:val="single"/>
               <w:left w:color="000000" w:space="0" w:sz="8" w:val="single"/>
@@ -11948,22 +10110,23 @@
           <w:p>
             <w:pPr>
               <w:widowControl w:val="0"/>
-              <w:spacing w:line="240" w:lineRule="auto"/>
-              <w:rPr>
-                <w:sz w:val="20"/>
-                <w:szCs w:val="20"/>
-              </w:rPr>
-            </w:pPr>
-            <w:r>
-              <w:rPr>
-                <w:rtl w:val="0"/>
-              </w:rPr>
-            </w:r>
-          </w:p>
-        </w:tc>
-        <w:tc>
-          <w:tcPr>
-            <w:vMerge w:val="continue"/>
+              <w:rPr>
+                <w:sz w:val="20"/>
+                <w:szCs w:val="20"/>
+              </w:rPr>
+            </w:pPr>
+            <w:r>
+              <w:rPr>
+                <w:sz w:val="20"/>
+                <w:szCs w:val="20"/>
+                <w:rtl w:val="0"/>
+              </w:rPr>
+              <w:t xml:space="preserve">3rd Party CPaaS Integration </w:t>
+            </w:r>
+          </w:p>
+        </w:tc>
+        <w:tc>
+          <w:tcPr>
             <w:tcBorders>
               <w:top w:color="000000" w:space="0" w:sz="8" w:val="single"/>
               <w:left w:color="000000" w:space="0" w:sz="8" w:val="single"/>
@@ -11976,70 +10139,19 @@
           <w:p>
             <w:pPr>
               <w:widowControl w:val="0"/>
-              <w:spacing w:line="240" w:lineRule="auto"/>
-              <w:rPr>
-                <w:sz w:val="20"/>
-                <w:szCs w:val="20"/>
-              </w:rPr>
-            </w:pPr>
-            <w:r>
-              <w:rPr>
-                <w:rtl w:val="0"/>
-              </w:rPr>
-            </w:r>
-          </w:p>
-        </w:tc>
-        <w:tc>
-          <w:tcPr>
-            <w:tcBorders>
-              <w:top w:color="000000" w:space="0" w:sz="8" w:val="single"/>
-              <w:left w:color="000000" w:space="0" w:sz="8" w:val="single"/>
-              <w:bottom w:color="000000" w:space="0" w:sz="8" w:val="single"/>
-              <w:right w:color="000000" w:space="0" w:sz="8" w:val="single"/>
-            </w:tcBorders>
-            <w:shd w:fill="auto" w:val="clear"/>
-          </w:tcPr>
-          <w:p>
-            <w:pPr>
-              <w:widowControl w:val="0"/>
-              <w:rPr>
-                <w:sz w:val="20"/>
-                <w:szCs w:val="20"/>
-              </w:rPr>
-            </w:pPr>
-            <w:r>
-              <w:rPr>
-                <w:sz w:val="20"/>
-                <w:szCs w:val="20"/>
-                <w:rtl w:val="0"/>
-              </w:rPr>
-              <w:t xml:space="preserve">Do they use a social listening tool to manage comments and replies</w:t>
-            </w:r>
-          </w:p>
-        </w:tc>
-        <w:tc>
-          <w:tcPr>
-            <w:tcBorders>
-              <w:top w:color="000000" w:space="0" w:sz="8" w:val="single"/>
-              <w:left w:color="000000" w:space="0" w:sz="8" w:val="single"/>
-              <w:bottom w:color="000000" w:space="0" w:sz="8" w:val="single"/>
-              <w:right w:color="000000" w:space="0" w:sz="8" w:val="single"/>
-            </w:tcBorders>
-            <w:shd w:fill="auto" w:val="clear"/>
-          </w:tcPr>
-          <w:p>
-            <w:pPr>
-              <w:widowControl w:val="0"/>
-              <w:spacing w:line="240" w:lineRule="auto"/>
-              <w:rPr>
-                <w:sz w:val="20"/>
-                <w:szCs w:val="20"/>
-              </w:rPr>
-            </w:pPr>
-            <w:r>
-              <w:rPr>
-                <w:rtl w:val="0"/>
-              </w:rPr>
+              <w:jc w:val="center"/>
+              <w:rPr>
+                <w:sz w:val="20"/>
+                <w:szCs w:val="20"/>
+              </w:rPr>
+            </w:pPr>
+            <w:r>
+              <w:rPr>
+                <w:sz w:val="20"/>
+                <w:szCs w:val="20"/>
+                <w:rtl w:val="0"/>
+              </w:rPr>
+              <w:t xml:space="preserve">N/A</w:t>
             </w:r>
           </w:p>
         </w:tc>
@@ -12075,7 +10187,7 @@
                 <w:szCs w:val="20"/>
                 <w:rtl w:val="0"/>
               </w:rPr>
-              <w:t xml:space="preserve">3rd Party CPaaS Integration - No standard connectors</w:t>
+              <w:t xml:space="preserve">Failover</w:t>
             </w:r>
           </w:p>
         </w:tc>
@@ -12105,63 +10217,7 @@
                 <w:szCs w:val="20"/>
                 <w:rtl w:val="0"/>
               </w:rPr>
-              <w:t xml:space="preserve">Yes</w:t>
-            </w:r>
-          </w:p>
-        </w:tc>
-        <w:tc>
-          <w:tcPr>
-            <w:tcBorders>
-              <w:top w:color="000000" w:space="0" w:sz="8" w:val="single"/>
-              <w:left w:color="000000" w:space="0" w:sz="8" w:val="single"/>
-              <w:bottom w:color="000000" w:space="0" w:sz="8" w:val="single"/>
-              <w:right w:color="000000" w:space="0" w:sz="8" w:val="single"/>
-            </w:tcBorders>
-            <w:shd w:fill="auto" w:val="clear"/>
-          </w:tcPr>
-          <w:p>
-            <w:pPr>
-              <w:widowControl w:val="0"/>
-              <w:rPr>
-                <w:sz w:val="20"/>
-                <w:szCs w:val="20"/>
-              </w:rPr>
-            </w:pPr>
-            <w:r>
-              <w:rPr>
-                <w:sz w:val="20"/>
-                <w:szCs w:val="20"/>
-                <w:rtl w:val="0"/>
-              </w:rPr>
-              <w:t xml:space="preserve">Which system/sources will send traffic to Gupshup?</w:t>
-            </w:r>
-          </w:p>
-        </w:tc>
-        <w:tc>
-          <w:tcPr>
-            <w:tcBorders>
-              <w:top w:color="000000" w:space="0" w:sz="8" w:val="single"/>
-              <w:left w:color="000000" w:space="0" w:sz="8" w:val="single"/>
-              <w:bottom w:color="000000" w:space="0" w:sz="8" w:val="single"/>
-              <w:right w:color="000000" w:space="0" w:sz="8" w:val="single"/>
-            </w:tcBorders>
-            <w:shd w:fill="auto" w:val="clear"/>
-          </w:tcPr>
-          <w:p>
-            <w:pPr>
-              <w:widowControl w:val="0"/>
-              <w:rPr>
-                <w:sz w:val="20"/>
-                <w:szCs w:val="20"/>
-              </w:rPr>
-            </w:pPr>
-            <w:r>
-              <w:rPr>
-                <w:sz w:val="20"/>
-                <w:szCs w:val="20"/>
-                <w:rtl w:val="0"/>
-              </w:rPr>
-              <w:t xml:space="preserve">- Which system/sources will send traffic to Gupshup?</w:t>
+              <w:t xml:space="preserve">Yes to Agent Assist</w:t>
             </w:r>
           </w:p>
         </w:tc>
@@ -12197,7 +10253,7 @@
                 <w:szCs w:val="20"/>
                 <w:rtl w:val="0"/>
               </w:rPr>
-              <w:t xml:space="preserve">Failover</w:t>
+              <w:t xml:space="preserve">Custom Reports </w:t>
             </w:r>
           </w:p>
         </w:tc>
@@ -12227,63 +10283,7 @@
                 <w:szCs w:val="20"/>
                 <w:rtl w:val="0"/>
               </w:rPr>
-              <w:t xml:space="preserve">Yes</w:t>
-            </w:r>
-          </w:p>
-        </w:tc>
-        <w:tc>
-          <w:tcPr>
-            <w:tcBorders>
-              <w:top w:color="000000" w:space="0" w:sz="8" w:val="single"/>
-              <w:left w:color="000000" w:space="0" w:sz="8" w:val="single"/>
-              <w:bottom w:color="000000" w:space="0" w:sz="8" w:val="single"/>
-              <w:right w:color="000000" w:space="0" w:sz="8" w:val="single"/>
-            </w:tcBorders>
-            <w:shd w:fill="auto" w:val="clear"/>
-          </w:tcPr>
-          <w:p>
-            <w:pPr>
-              <w:widowControl w:val="0"/>
-              <w:rPr>
-                <w:sz w:val="20"/>
-                <w:szCs w:val="20"/>
-              </w:rPr>
-            </w:pPr>
-            <w:r>
-              <w:rPr>
-                <w:sz w:val="20"/>
-                <w:szCs w:val="20"/>
-                <w:rtl w:val="0"/>
-              </w:rPr>
-              <w:t xml:space="preserve">Which channels need to be supported?</w:t>
-            </w:r>
-          </w:p>
-        </w:tc>
-        <w:tc>
-          <w:tcPr>
-            <w:tcBorders>
-              <w:top w:color="000000" w:space="0" w:sz="8" w:val="single"/>
-              <w:left w:color="000000" w:space="0" w:sz="8" w:val="single"/>
-              <w:bottom w:color="000000" w:space="0" w:sz="8" w:val="single"/>
-              <w:right w:color="000000" w:space="0" w:sz="8" w:val="single"/>
-            </w:tcBorders>
-            <w:shd w:fill="auto" w:val="clear"/>
-          </w:tcPr>
-          <w:p>
-            <w:pPr>
-              <w:widowControl w:val="0"/>
-              <w:rPr>
-                <w:sz w:val="20"/>
-                <w:szCs w:val="20"/>
-              </w:rPr>
-            </w:pPr>
-            <w:r>
-              <w:rPr>
-                <w:sz w:val="20"/>
-                <w:szCs w:val="20"/>
-                <w:rtl w:val="0"/>
-              </w:rPr>
-              <w:t xml:space="preserve">- Which channels need to be supported?</w:t>
+              <w:t xml:space="preserve">N/A</w:t>
             </w:r>
           </w:p>
         </w:tc>
@@ -12296,7 +10296,6 @@
         </w:trPr>
         <w:tc>
           <w:tcPr>
-            <w:vMerge w:val="restart"/>
             <w:tcBorders>
               <w:top w:color="000000" w:space="0" w:sz="8" w:val="single"/>
               <w:left w:color="000000" w:space="0" w:sz="8" w:val="single"/>
@@ -12320,13 +10319,12 @@
                 <w:szCs w:val="20"/>
                 <w:rtl w:val="0"/>
               </w:rPr>
-              <w:t xml:space="preserve">Custom reports</w:t>
-            </w:r>
-          </w:p>
-        </w:tc>
-        <w:tc>
-          <w:tcPr>
-            <w:vMerge w:val="restart"/>
+              <w:t xml:space="preserve">Billing Formats</w:t>
+            </w:r>
+          </w:p>
+        </w:tc>
+        <w:tc>
+          <w:tcPr>
             <w:tcBorders>
               <w:top w:color="000000" w:space="0" w:sz="8" w:val="single"/>
               <w:left w:color="000000" w:space="0" w:sz="8" w:val="single"/>
@@ -12351,497 +10349,7 @@
                 <w:szCs w:val="20"/>
                 <w:rtl w:val="0"/>
               </w:rPr>
-              <w:t xml:space="preserve">Yes</w:t>
-            </w:r>
-          </w:p>
-        </w:tc>
-        <w:tc>
-          <w:tcPr>
-            <w:tcBorders>
-              <w:top w:color="000000" w:space="0" w:sz="8" w:val="single"/>
-              <w:left w:color="000000" w:space="0" w:sz="8" w:val="single"/>
-              <w:bottom w:color="000000" w:space="0" w:sz="8" w:val="single"/>
-              <w:right w:color="000000" w:space="0" w:sz="8" w:val="single"/>
-            </w:tcBorders>
-            <w:shd w:fill="auto" w:val="clear"/>
-          </w:tcPr>
-          <w:p>
-            <w:pPr>
-              <w:widowControl w:val="0"/>
-              <w:rPr>
-                <w:sz w:val="20"/>
-                <w:szCs w:val="20"/>
-              </w:rPr>
-            </w:pPr>
-            <w:r>
-              <w:rPr>
-                <w:sz w:val="20"/>
-                <w:szCs w:val="20"/>
-                <w:rtl w:val="0"/>
-              </w:rPr>
-              <w:t xml:space="preserve">How many and what parameters are required for custom reports?</w:t>
-            </w:r>
-          </w:p>
-        </w:tc>
-        <w:tc>
-          <w:tcPr>
-            <w:tcBorders>
-              <w:top w:color="000000" w:space="0" w:sz="8" w:val="single"/>
-              <w:left w:color="000000" w:space="0" w:sz="8" w:val="single"/>
-              <w:bottom w:color="000000" w:space="0" w:sz="8" w:val="single"/>
-              <w:right w:color="000000" w:space="0" w:sz="8" w:val="single"/>
-            </w:tcBorders>
-            <w:shd w:fill="auto" w:val="clear"/>
-          </w:tcPr>
-          <w:p>
-            <w:pPr>
-              <w:keepNext w:val="0"/>
-              <w:keepLines w:val="0"/>
-              <w:pageBreakBefore w:val="0"/>
-              <w:widowControl w:val="0"/>
-              <w:pBdr>
-                <w:top w:space="0" w:sz="0" w:val="nil"/>
-                <w:left w:space="0" w:sz="0" w:val="nil"/>
-                <w:bottom w:space="0" w:sz="0" w:val="nil"/>
-                <w:right w:space="0" w:sz="0" w:val="nil"/>
-                <w:between w:space="0" w:sz="0" w:val="nil"/>
-              </w:pBdr>
-              <w:shd w:fill="auto" w:val="clear"/>
-              <w:spacing w:after="0" w:before="0" w:line="276" w:lineRule="auto"/>
-              <w:ind w:left="0" w:right="0" w:firstLine="0"/>
-              <w:jc w:val="left"/>
-              <w:rPr>
-                <w:sz w:val="20"/>
-                <w:szCs w:val="20"/>
-              </w:rPr>
-            </w:pPr>
-            <w:r>
-              <w:rPr>
-                <w:sz w:val="20"/>
-                <w:szCs w:val="20"/>
-                <w:rtl w:val="0"/>
-              </w:rPr>
-              <w:t xml:space="preserve">- How many and what parameters are required for custom reports?</w:t>
-            </w:r>
-          </w:p>
-          <w:p>
-            <w:pPr>
-              <w:keepNext w:val="0"/>
-              <w:keepLines w:val="0"/>
-              <w:pageBreakBefore w:val="0"/>
-              <w:widowControl w:val="0"/>
-              <w:pBdr>
-                <w:top w:space="0" w:sz="0" w:val="nil"/>
-                <w:left w:space="0" w:sz="0" w:val="nil"/>
-                <w:bottom w:space="0" w:sz="0" w:val="nil"/>
-                <w:right w:space="0" w:sz="0" w:val="nil"/>
-                <w:between w:space="0" w:sz="0" w:val="nil"/>
-              </w:pBdr>
-              <w:shd w:fill="auto" w:val="clear"/>
-              <w:spacing w:after="0" w:before="0" w:line="276" w:lineRule="auto"/>
-              <w:ind w:left="0" w:right="0" w:firstLine="0"/>
-              <w:jc w:val="left"/>
-              <w:rPr>
-                <w:sz w:val="20"/>
-                <w:szCs w:val="20"/>
-              </w:rPr>
-            </w:pPr>
-            <w:r>
-              <w:rPr>
-                <w:sz w:val="20"/>
-                <w:szCs w:val="20"/>
-                <w:rtl w:val="0"/>
-              </w:rPr>
-              <w:t xml:space="preserve">- Frequency of reprts sync</w:t>
-            </w:r>
-          </w:p>
-          <w:p>
-            <w:pPr>
-              <w:keepNext w:val="0"/>
-              <w:keepLines w:val="0"/>
-              <w:pageBreakBefore w:val="0"/>
-              <w:widowControl w:val="0"/>
-              <w:pBdr>
-                <w:top w:space="0" w:sz="0" w:val="nil"/>
-                <w:left w:space="0" w:sz="0" w:val="nil"/>
-                <w:bottom w:space="0" w:sz="0" w:val="nil"/>
-                <w:right w:space="0" w:sz="0" w:val="nil"/>
-                <w:between w:space="0" w:sz="0" w:val="nil"/>
-              </w:pBdr>
-              <w:shd w:fill="auto" w:val="clear"/>
-              <w:spacing w:after="0" w:before="0" w:line="276" w:lineRule="auto"/>
-              <w:ind w:left="0" w:right="0" w:firstLine="0"/>
-              <w:jc w:val="left"/>
-              <w:rPr>
-                <w:sz w:val="20"/>
-                <w:szCs w:val="20"/>
-              </w:rPr>
-            </w:pPr>
-            <w:r>
-              <w:rPr>
-                <w:sz w:val="20"/>
-                <w:szCs w:val="20"/>
-                <w:rtl w:val="0"/>
-              </w:rPr>
-              <w:t xml:space="preserve">- SFTP required?</w:t>
-            </w:r>
-          </w:p>
-        </w:tc>
-      </w:tr>
-      <w:tr>
-        <w:trPr>
-          <w:cantSplit w:val="0"/>
-          <w:trHeight w:val="400" w:hRule="atLeast"/>
-          <w:tblHeader w:val="0"/>
-        </w:trPr>
-        <w:tc>
-          <w:tcPr>
-            <w:vMerge w:val="continue"/>
-            <w:tcBorders>
-              <w:top w:color="000000" w:space="0" w:sz="8" w:val="single"/>
-              <w:left w:color="000000" w:space="0" w:sz="8" w:val="single"/>
-              <w:bottom w:color="000000" w:space="0" w:sz="8" w:val="single"/>
-              <w:right w:color="000000" w:space="0" w:sz="8" w:val="single"/>
-            </w:tcBorders>
-            <w:shd w:fill="auto" w:val="clear"/>
-            <w:vAlign w:val="center"/>
-          </w:tcPr>
-          <w:p>
-            <w:pPr>
-              <w:widowControl w:val="0"/>
-              <w:spacing w:after="0" w:before="0" w:line="240" w:lineRule="auto"/>
-              <w:ind w:left="0" w:firstLine="0"/>
-              <w:rPr>
-                <w:sz w:val="20"/>
-                <w:szCs w:val="20"/>
-              </w:rPr>
-            </w:pPr>
-            <w:r>
-              <w:rPr>
-                <w:rtl w:val="0"/>
-              </w:rPr>
-            </w:r>
-          </w:p>
-        </w:tc>
-        <w:tc>
-          <w:tcPr>
-            <w:vMerge w:val="continue"/>
-            <w:tcBorders>
-              <w:top w:color="000000" w:space="0" w:sz="8" w:val="single"/>
-              <w:left w:color="000000" w:space="0" w:sz="8" w:val="single"/>
-              <w:bottom w:color="000000" w:space="0" w:sz="8" w:val="single"/>
-              <w:right w:color="000000" w:space="0" w:sz="8" w:val="single"/>
-            </w:tcBorders>
-            <w:shd w:fill="auto" w:val="clear"/>
-            <w:vAlign w:val="center"/>
-          </w:tcPr>
-          <w:p>
-            <w:pPr>
-              <w:widowControl w:val="0"/>
-              <w:spacing w:after="0" w:before="0" w:line="240" w:lineRule="auto"/>
-              <w:ind w:left="0" w:firstLine="0"/>
-              <w:jc w:val="center"/>
-              <w:rPr>
-                <w:sz w:val="20"/>
-                <w:szCs w:val="20"/>
-              </w:rPr>
-            </w:pPr>
-            <w:r>
-              <w:rPr>
-                <w:rtl w:val="0"/>
-              </w:rPr>
-            </w:r>
-          </w:p>
-        </w:tc>
-        <w:tc>
-          <w:tcPr>
-            <w:tcBorders>
-              <w:top w:color="000000" w:space="0" w:sz="8" w:val="single"/>
-              <w:left w:color="000000" w:space="0" w:sz="8" w:val="single"/>
-              <w:bottom w:color="000000" w:space="0" w:sz="8" w:val="single"/>
-              <w:right w:color="000000" w:space="0" w:sz="8" w:val="single"/>
-            </w:tcBorders>
-            <w:shd w:fill="auto" w:val="clear"/>
-          </w:tcPr>
-          <w:p>
-            <w:pPr>
-              <w:widowControl w:val="0"/>
-              <w:rPr>
-                <w:sz w:val="20"/>
-                <w:szCs w:val="20"/>
-              </w:rPr>
-            </w:pPr>
-            <w:r>
-              <w:rPr>
-                <w:sz w:val="20"/>
-                <w:szCs w:val="20"/>
-                <w:rtl w:val="0"/>
-              </w:rPr>
-              <w:t xml:space="preserve">Frequency of reports sync</w:t>
-            </w:r>
-          </w:p>
-        </w:tc>
-        <w:tc>
-          <w:tcPr>
-            <w:tcBorders>
-              <w:top w:color="000000" w:space="0" w:sz="8" w:val="single"/>
-              <w:left w:color="000000" w:space="0" w:sz="8" w:val="single"/>
-              <w:bottom w:color="000000" w:space="0" w:sz="8" w:val="single"/>
-              <w:right w:color="000000" w:space="0" w:sz="8" w:val="single"/>
-            </w:tcBorders>
-            <w:shd w:fill="auto" w:val="clear"/>
-          </w:tcPr>
-          <w:p>
-            <w:pPr>
-              <w:widowControl w:val="0"/>
-              <w:spacing w:after="0" w:before="0" w:line="240" w:lineRule="auto"/>
-              <w:ind w:left="0" w:firstLine="0"/>
-              <w:rPr>
-                <w:sz w:val="20"/>
-                <w:szCs w:val="20"/>
-              </w:rPr>
-            </w:pPr>
-            <w:r>
-              <w:rPr>
-                <w:rtl w:val="0"/>
-              </w:rPr>
-            </w:r>
-          </w:p>
-        </w:tc>
-      </w:tr>
-      <w:tr>
-        <w:trPr>
-          <w:cantSplit w:val="0"/>
-          <w:trHeight w:val="400" w:hRule="atLeast"/>
-          <w:tblHeader w:val="0"/>
-        </w:trPr>
-        <w:tc>
-          <w:tcPr>
-            <w:vMerge w:val="continue"/>
-            <w:tcBorders>
-              <w:top w:color="000000" w:space="0" w:sz="8" w:val="single"/>
-              <w:left w:color="000000" w:space="0" w:sz="8" w:val="single"/>
-              <w:bottom w:color="000000" w:space="0" w:sz="8" w:val="single"/>
-              <w:right w:color="000000" w:space="0" w:sz="8" w:val="single"/>
-            </w:tcBorders>
-            <w:shd w:fill="auto" w:val="clear"/>
-            <w:vAlign w:val="center"/>
-          </w:tcPr>
-          <w:p>
-            <w:pPr>
-              <w:widowControl w:val="0"/>
-              <w:spacing w:after="0" w:before="0" w:line="240" w:lineRule="auto"/>
-              <w:ind w:left="0" w:firstLine="0"/>
-              <w:rPr>
-                <w:sz w:val="20"/>
-                <w:szCs w:val="20"/>
-              </w:rPr>
-            </w:pPr>
-            <w:r>
-              <w:rPr>
-                <w:rtl w:val="0"/>
-              </w:rPr>
-            </w:r>
-          </w:p>
-        </w:tc>
-        <w:tc>
-          <w:tcPr>
-            <w:vMerge w:val="continue"/>
-            <w:tcBorders>
-              <w:top w:color="000000" w:space="0" w:sz="8" w:val="single"/>
-              <w:left w:color="000000" w:space="0" w:sz="8" w:val="single"/>
-              <w:bottom w:color="000000" w:space="0" w:sz="8" w:val="single"/>
-              <w:right w:color="000000" w:space="0" w:sz="8" w:val="single"/>
-            </w:tcBorders>
-            <w:shd w:fill="auto" w:val="clear"/>
-            <w:vAlign w:val="center"/>
-          </w:tcPr>
-          <w:p>
-            <w:pPr>
-              <w:widowControl w:val="0"/>
-              <w:spacing w:after="0" w:before="0" w:line="240" w:lineRule="auto"/>
-              <w:ind w:left="0" w:firstLine="0"/>
-              <w:jc w:val="center"/>
-              <w:rPr>
-                <w:sz w:val="20"/>
-                <w:szCs w:val="20"/>
-              </w:rPr>
-            </w:pPr>
-            <w:r>
-              <w:rPr>
-                <w:rtl w:val="0"/>
-              </w:rPr>
-            </w:r>
-          </w:p>
-        </w:tc>
-        <w:tc>
-          <w:tcPr>
-            <w:tcBorders>
-              <w:top w:color="000000" w:space="0" w:sz="8" w:val="single"/>
-              <w:left w:color="000000" w:space="0" w:sz="8" w:val="single"/>
-              <w:bottom w:color="000000" w:space="0" w:sz="8" w:val="single"/>
-              <w:right w:color="000000" w:space="0" w:sz="8" w:val="single"/>
-            </w:tcBorders>
-            <w:shd w:fill="auto" w:val="clear"/>
-          </w:tcPr>
-          <w:p>
-            <w:pPr>
-              <w:widowControl w:val="0"/>
-              <w:rPr>
-                <w:sz w:val="20"/>
-                <w:szCs w:val="20"/>
-              </w:rPr>
-            </w:pPr>
-            <w:r>
-              <w:rPr>
-                <w:sz w:val="20"/>
-                <w:szCs w:val="20"/>
-                <w:rtl w:val="0"/>
-              </w:rPr>
-              <w:t xml:space="preserve">SFTP required?</w:t>
-            </w:r>
-          </w:p>
-        </w:tc>
-        <w:tc>
-          <w:tcPr>
-            <w:tcBorders>
-              <w:top w:color="000000" w:space="0" w:sz="8" w:val="single"/>
-              <w:left w:color="000000" w:space="0" w:sz="8" w:val="single"/>
-              <w:bottom w:color="000000" w:space="0" w:sz="8" w:val="single"/>
-              <w:right w:color="000000" w:space="0" w:sz="8" w:val="single"/>
-            </w:tcBorders>
-            <w:shd w:fill="auto" w:val="clear"/>
-          </w:tcPr>
-          <w:p>
-            <w:pPr>
-              <w:widowControl w:val="0"/>
-              <w:spacing w:after="0" w:before="0" w:line="240" w:lineRule="auto"/>
-              <w:ind w:left="0" w:firstLine="0"/>
-              <w:rPr>
-                <w:sz w:val="20"/>
-                <w:szCs w:val="20"/>
-              </w:rPr>
-            </w:pPr>
-            <w:r>
-              <w:rPr>
-                <w:rtl w:val="0"/>
-              </w:rPr>
-            </w:r>
-          </w:p>
-        </w:tc>
-      </w:tr>
-      <w:tr>
-        <w:trPr>
-          <w:cantSplit w:val="0"/>
-          <w:trHeight w:val="400" w:hRule="atLeast"/>
-          <w:tblHeader w:val="0"/>
-        </w:trPr>
-        <w:tc>
-          <w:tcPr>
-            <w:tcBorders>
-              <w:top w:color="000000" w:space="0" w:sz="8" w:val="single"/>
-              <w:left w:color="000000" w:space="0" w:sz="8" w:val="single"/>
-              <w:bottom w:color="000000" w:space="0" w:sz="8" w:val="single"/>
-              <w:right w:color="000000" w:space="0" w:sz="8" w:val="single"/>
-            </w:tcBorders>
-            <w:shd w:fill="auto" w:val="clear"/>
-            <w:vAlign w:val="center"/>
-          </w:tcPr>
-          <w:p>
-            <w:pPr>
-              <w:widowControl w:val="0"/>
-              <w:rPr>
-                <w:sz w:val="20"/>
-                <w:szCs w:val="20"/>
-              </w:rPr>
-            </w:pPr>
-            <w:r>
-              <w:rPr>
-                <w:sz w:val="20"/>
-                <w:szCs w:val="20"/>
-                <w:rtl w:val="0"/>
-              </w:rPr>
-              <w:t xml:space="preserve">Billing Formats</w:t>
-            </w:r>
-          </w:p>
-        </w:tc>
-        <w:tc>
-          <w:tcPr>
-            <w:tcBorders>
-              <w:top w:color="000000" w:space="0" w:sz="8" w:val="single"/>
-              <w:left w:color="000000" w:space="0" w:sz="8" w:val="single"/>
-              <w:bottom w:color="000000" w:space="0" w:sz="8" w:val="single"/>
-              <w:right w:color="000000" w:space="0" w:sz="8" w:val="single"/>
-            </w:tcBorders>
-            <w:shd w:fill="auto" w:val="clear"/>
-            <w:vAlign w:val="center"/>
-          </w:tcPr>
-          <w:p>
-            <w:pPr>
-              <w:widowControl w:val="0"/>
-              <w:jc w:val="center"/>
-              <w:rPr>
-                <w:sz w:val="20"/>
-                <w:szCs w:val="20"/>
-              </w:rPr>
-            </w:pPr>
-            <w:r>
-              <w:rPr>
-                <w:sz w:val="20"/>
-                <w:szCs w:val="20"/>
-                <w:rtl w:val="0"/>
-              </w:rPr>
-              <w:t xml:space="preserve">No</w:t>
-            </w:r>
-          </w:p>
-        </w:tc>
-        <w:tc>
-          <w:tcPr>
-            <w:tcBorders>
-              <w:top w:color="000000" w:space="0" w:sz="8" w:val="single"/>
-              <w:left w:color="000000" w:space="0" w:sz="8" w:val="single"/>
-              <w:bottom w:color="000000" w:space="0" w:sz="8" w:val="single"/>
-              <w:right w:color="000000" w:space="0" w:sz="8" w:val="single"/>
-            </w:tcBorders>
-            <w:shd w:fill="auto" w:val="clear"/>
-          </w:tcPr>
-          <w:p>
-            <w:pPr>
-              <w:widowControl w:val="0"/>
-              <w:rPr>
-                <w:sz w:val="20"/>
-                <w:szCs w:val="20"/>
-              </w:rPr>
-            </w:pPr>
-            <w:r>
-              <w:rPr>
-                <w:rtl w:val="0"/>
-              </w:rPr>
-            </w:r>
-          </w:p>
-        </w:tc>
-        <w:tc>
-          <w:tcPr>
-            <w:tcBorders>
-              <w:top w:color="000000" w:space="0" w:sz="8" w:val="single"/>
-              <w:left w:color="000000" w:space="0" w:sz="8" w:val="single"/>
-              <w:bottom w:color="000000" w:space="0" w:sz="8" w:val="single"/>
-              <w:right w:color="000000" w:space="0" w:sz="8" w:val="single"/>
-            </w:tcBorders>
-            <w:shd w:fill="auto" w:val="clear"/>
-          </w:tcPr>
-          <w:p>
-            <w:pPr>
-              <w:widowControl w:val="0"/>
-              <w:rPr>
-                <w:sz w:val="20"/>
-                <w:szCs w:val="20"/>
-              </w:rPr>
-            </w:pPr>
-            <w:r>
-              <w:rPr>
-                <w:rtl w:val="0"/>
-              </w:rPr>
+              <w:t xml:space="preserve">Standard</w:t>
             </w:r>
           </w:p>
         </w:tc>
@@ -12879,8 +10387,8 @@
           <w:szCs w:val="24"/>
         </w:rPr>
       </w:pPr>
-      <w:bookmarkStart w:colFirst="0" w:colLast="0" w:name="_5a0sqh578pwr" w:id="12"/>
-      <w:bookmarkEnd w:id="12"/>
+      <w:bookmarkStart w:colFirst="0" w:colLast="0" w:name="_5a0sqh578pwr" w:id="14"/>
+      <w:bookmarkEnd w:id="14"/>
       <w:r>
         <w:rPr>
           <w:rtl w:val="0"/>
@@ -12899,8 +10407,8 @@
           <w:szCs w:val="24"/>
         </w:rPr>
       </w:pPr>
-      <w:bookmarkStart w:colFirst="0" w:colLast="0" w:name="_qv8gc4h99rd7" w:id="13"/>
-      <w:bookmarkEnd w:id="13"/>
+      <w:bookmarkStart w:colFirst="0" w:colLast="0" w:name="_qv8gc4h99rd7" w:id="15"/>
+      <w:bookmarkEnd w:id="15"/>
       <w:r>
         <w:rPr>
           <w:rtl w:val="0"/>
@@ -12915,8 +10423,8 @@
         <w:ind w:left="720" w:firstLine="0"/>
         <w:rPr/>
       </w:pPr>
-      <w:bookmarkStart w:colFirst="0" w:colLast="0" w:name="_6mpuo5ar3su9" w:id="14"/>
-      <w:bookmarkEnd w:id="14"/>
+      <w:bookmarkStart w:colFirst="0" w:colLast="0" w:name="_6mpuo5ar3su9" w:id="16"/>
+      <w:bookmarkEnd w:id="16"/>
       <w:r>
         <w:rPr>
           <w:color w:val="666666"/>
@@ -12941,7 +10449,7 @@
           <w:color w:val="222222"/>
         </w:rPr>
       </w:pPr>
-      <w:hyperlink r:id="rId9">
+      <w:hyperlink r:id="rId13">
         <w:r>
           <w:rPr>
             <w:color w:val="1155cc"/>
@@ -12962,8 +10470,8 @@
         <w:pStyle w:val="Heading1"/>
         <w:rPr/>
       </w:pPr>
-      <w:bookmarkStart w:colFirst="0" w:colLast="0" w:name="_lhmz8hkz49cy" w:id="15"/>
-      <w:bookmarkEnd w:id="15"/>
+      <w:bookmarkStart w:colFirst="0" w:colLast="0" w:name="_lhmz8hkz49cy" w:id="17"/>
+      <w:bookmarkEnd w:id="17"/>
       <w:r>
         <w:br w:type="page"/>
       </w:r>
@@ -12978,8 +10486,8 @@
         <w:pStyle w:val="Heading1"/>
         <w:rPr/>
       </w:pPr>
-      <w:bookmarkStart w:colFirst="0" w:colLast="0" w:name="_rcmadisnxqv0" w:id="16"/>
-      <w:bookmarkEnd w:id="16"/>
+      <w:bookmarkStart w:colFirst="0" w:colLast="0" w:name="_rcmadisnxqv0" w:id="18"/>
+      <w:bookmarkEnd w:id="18"/>
       <w:r>
         <w:rPr>
           <w:rtl w:val="0"/>
@@ -13123,8 +10631,8 @@
           <w:szCs w:val="32"/>
         </w:rPr>
       </w:pPr>
-      <w:bookmarkStart w:colFirst="0" w:colLast="0" w:name="_jf33a05w93av" w:id="17"/>
-      <w:bookmarkEnd w:id="17"/>
+      <w:bookmarkStart w:colFirst="0" w:colLast="0" w:name="_jf33a05w93av" w:id="19"/>
+      <w:bookmarkEnd w:id="19"/>
       <w:r>
         <w:br w:type="page"/>
       </w:r>
@@ -13142,8 +10650,8 @@
         <w:spacing w:before="280" w:lineRule="auto"/>
         <w:rPr/>
       </w:pPr>
-      <w:bookmarkStart w:colFirst="0" w:colLast="0" w:name="_r0pbq5t4kbml" w:id="18"/>
-      <w:bookmarkEnd w:id="18"/>
+      <w:bookmarkStart w:colFirst="0" w:colLast="0" w:name="_r0pbq5t4kbml" w:id="20"/>
+      <w:bookmarkEnd w:id="20"/>
       <w:r>
         <w:rPr>
           <w:rtl w:val="0"/>
@@ -13188,13 +10696,13 @@
       </w:tblPr>
       <w:tblGrid>
         <w:gridCol w:w="1380"/>
-        <w:gridCol w:w="6345"/>
-        <w:gridCol w:w="1590"/>
+        <w:gridCol w:w="5790"/>
+        <w:gridCol w:w="2145"/>
         <w:tblGridChange w:id="0">
           <w:tblGrid>
             <w:gridCol w:w="1380"/>
-            <w:gridCol w:w="6345"/>
-            <w:gridCol w:w="1590"/>
+            <w:gridCol w:w="5790"/>
+            <w:gridCol w:w="2145"/>
           </w:tblGrid>
         </w:tblGridChange>
       </w:tblGrid>
@@ -13478,6 +10986,18 @@
                 <w:szCs w:val="20"/>
               </w:rPr>
             </w:pPr>
+            <w:hyperlink r:id="rId14">
+              <w:r>
+                <w:rPr>
+                  <w:color w:val="0000ee"/>
+                  <w:sz w:val="20"/>
+                  <w:szCs w:val="20"/>
+                  <w:u w:val="single"/>
+                  <w:rtl w:val="0"/>
+                </w:rPr>
+                <w:t xml:space="preserve">Ankit Kanwara</w:t>
+              </w:r>
+            </w:hyperlink>
             <w:r>
               <w:rPr>
                 <w:rtl w:val="0"/>
@@ -14065,19 +11585,7 @@
         <w:br w:type="textWrapping"/>
         <w:br w:type="textWrapping"/>
         <w:br w:type="textWrapping"/>
-        <w:t xml:space="preserve">Stakeholders from </w:t>
-      </w:r>
-      <w:r>
-        <w:rPr>
-          <w:rtl w:val="0"/>
-        </w:rPr>
-        <w:t xml:space="preserve">&lt;Client Name&gt;</w:t>
-      </w:r>
-      <w:r>
-        <w:rPr>
-          <w:rtl w:val="0"/>
-        </w:rPr>
-        <w:t xml:space="preserve"> (Optional if known)</w:t>
+        <w:t xml:space="preserve">Stakeholders (Optional if known)</w:t>
       </w:r>
     </w:p>
     <w:tbl>
@@ -14569,8 +12077,8 @@
           <w:szCs w:val="32"/>
         </w:rPr>
       </w:pPr>
-      <w:bookmarkStart w:colFirst="0" w:colLast="0" w:name="_rfrrbyxva45u" w:id="19"/>
-      <w:bookmarkEnd w:id="19"/>
+      <w:bookmarkStart w:colFirst="0" w:colLast="0" w:name="_rfrrbyxva45u" w:id="21"/>
+      <w:bookmarkEnd w:id="21"/>
       <w:r>
         <w:br w:type="page"/>
       </w:r>
@@ -14593,8 +12101,8 @@
           <w:szCs w:val="32"/>
         </w:rPr>
       </w:pPr>
-      <w:bookmarkStart w:colFirst="0" w:colLast="0" w:name="_sro6idmmj1w2" w:id="20"/>
-      <w:bookmarkEnd w:id="20"/>
+      <w:bookmarkStart w:colFirst="0" w:colLast="0" w:name="_sro6idmmj1w2" w:id="22"/>
+      <w:bookmarkEnd w:id="22"/>
       <w:r>
         <w:rPr>
           <w:b w:val="1"/>
@@ -14614,8 +12122,8 @@
         <w:spacing w:before="280" w:lineRule="auto"/>
         <w:rPr/>
       </w:pPr>
-      <w:bookmarkStart w:colFirst="0" w:colLast="0" w:name="_3bb4iq84j2g1" w:id="21"/>
-      <w:bookmarkEnd w:id="21"/>
+      <w:bookmarkStart w:colFirst="0" w:colLast="0" w:name="_3bb4iq84j2g1" w:id="23"/>
+      <w:bookmarkEnd w:id="23"/>
       <w:r>
         <w:rPr>
           <w:rtl w:val="0"/>
@@ -14634,16 +12142,16 @@
             <wp:extent cx="5943600" cy="3340100"/>
             <wp:effectExtent b="12700" l="12700" r="12700" t="12700"/>
             <wp:wrapSquare wrapText="bothSides" distB="114300" distT="114300" distL="114300" distR="114300"/>
-            <wp:docPr id="4" name="image2.png"/>
+            <wp:docPr id="4" name="image5.png"/>
             <a:graphic>
               <a:graphicData uri="http://schemas.openxmlformats.org/drawingml/2006/picture">
                 <pic:pic>
                   <pic:nvPicPr>
-                    <pic:cNvPr id="0" name="image2.png"/>
+                    <pic:cNvPr id="0" name="image5.png"/>
                     <pic:cNvPicPr preferRelativeResize="0"/>
                   </pic:nvPicPr>
                   <pic:blipFill>
-                    <a:blip r:embed="rId10"/>
+                    <a:blip r:embed="rId15"/>
                     <a:srcRect b="0" l="0" r="0" t="0"/>
                     <a:stretch>
                       <a:fillRect/>
@@ -14679,24 +12187,24 @@
         <w:spacing w:after="200" w:before="200" w:line="480" w:lineRule="auto"/>
         <w:rPr/>
       </w:pPr>
-      <w:bookmarkStart w:colFirst="0" w:colLast="0" w:name="_2f8hk7to85xd" w:id="22"/>
-      <w:bookmarkEnd w:id="22"/>
+      <w:bookmarkStart w:colFirst="0" w:colLast="0" w:name="_2f8hk7to85xd" w:id="24"/>
+      <w:bookmarkEnd w:id="24"/>
       <w:r>
         <w:rPr/>
         <w:drawing>
           <wp:inline distB="114300" distT="114300" distL="114300" distR="114300">
             <wp:extent cx="6129338" cy="2995910"/>
             <wp:effectExtent b="0" l="0" r="0" t="0"/>
-            <wp:docPr id="6" name="image4.png"/>
+            <wp:docPr id="6" name="image6.png"/>
             <a:graphic>
               <a:graphicData uri="http://schemas.openxmlformats.org/drawingml/2006/picture">
                 <pic:pic>
                   <pic:nvPicPr>
-                    <pic:cNvPr id="0" name="image4.png"/>
+                    <pic:cNvPr id="0" name="image6.png"/>
                     <pic:cNvPicPr preferRelativeResize="0"/>
                   </pic:nvPicPr>
                   <pic:blipFill>
-                    <a:blip r:embed="rId11"/>
+                    <a:blip r:embed="rId16"/>
                     <a:srcRect b="0" l="0" r="0" t="0"/>
                     <a:stretch>
                       <a:fillRect/>
@@ -14735,8 +12243,8 @@
         <w:spacing w:after="200" w:before="200" w:line="480" w:lineRule="auto"/>
         <w:rPr/>
       </w:pPr>
-      <w:bookmarkStart w:colFirst="0" w:colLast="0" w:name="_tkge93foi0ep" w:id="23"/>
-      <w:bookmarkEnd w:id="23"/>
+      <w:bookmarkStart w:colFirst="0" w:colLast="0" w:name="_tkge93foi0ep" w:id="25"/>
+      <w:bookmarkEnd w:id="25"/>
       <w:r>
         <w:rPr>
           <w:b w:val="1"/>
@@ -14763,8 +12271,8 @@
         <w:spacing w:after="200" w:before="200" w:line="480" w:lineRule="auto"/>
         <w:rPr/>
       </w:pPr>
-      <w:bookmarkStart w:colFirst="0" w:colLast="0" w:name="_g458swee1zv2" w:id="24"/>
-      <w:bookmarkEnd w:id="24"/>
+      <w:bookmarkStart w:colFirst="0" w:colLast="0" w:name="_g458swee1zv2" w:id="26"/>
+      <w:bookmarkEnd w:id="26"/>
       <w:r>
         <w:br w:type="page"/>
       </w:r>
@@ -14786,16 +12294,16 @@
             <wp:extent cx="5943600" cy="3340100"/>
             <wp:effectExtent b="12700" l="12700" r="12700" t="12700"/>
             <wp:wrapSquare wrapText="bothSides" distB="114300" distT="114300" distL="114300" distR="114300"/>
-            <wp:docPr id="5" name="image1.png"/>
+            <wp:docPr id="5" name="image3.png"/>
             <a:graphic>
               <a:graphicData uri="http://schemas.openxmlformats.org/drawingml/2006/picture">
                 <pic:pic>
                   <pic:nvPicPr>
-                    <pic:cNvPr id="0" name="image1.png"/>
+                    <pic:cNvPr id="0" name="image3.png"/>
                     <pic:cNvPicPr preferRelativeResize="0"/>
                   </pic:nvPicPr>
                   <pic:blipFill>
-                    <a:blip r:embed="rId12"/>
+                    <a:blip r:embed="rId17"/>
                     <a:srcRect b="0" l="0" r="0" t="0"/>
                     <a:stretch>
                       <a:fillRect/>
@@ -14831,8 +12339,8 @@
         <w:spacing w:after="200" w:before="200" w:line="480" w:lineRule="auto"/>
         <w:rPr/>
       </w:pPr>
-      <w:bookmarkStart w:colFirst="0" w:colLast="0" w:name="_nhbghuj2zwzv" w:id="25"/>
-      <w:bookmarkEnd w:id="25"/>
+      <w:bookmarkStart w:colFirst="0" w:colLast="0" w:name="_nhbghuj2zwzv" w:id="27"/>
+      <w:bookmarkEnd w:id="27"/>
       <w:r>
         <w:rPr>
           <w:rtl w:val="0"/>
@@ -15029,16 +12537,16 @@
           <wp:inline distB="114300" distT="114300" distL="114300" distR="114300">
             <wp:extent cx="5943600" cy="3149600"/>
             <wp:effectExtent b="0" l="0" r="0" t="0"/>
-            <wp:docPr id="2" name="image3.png"/>
+            <wp:docPr id="2" name="image1.png"/>
             <a:graphic>
               <a:graphicData uri="http://schemas.openxmlformats.org/drawingml/2006/picture">
                 <pic:pic>
                   <pic:nvPicPr>
-                    <pic:cNvPr id="0" name="image3.png"/>
+                    <pic:cNvPr id="0" name="image1.png"/>
                     <pic:cNvPicPr preferRelativeResize="0"/>
                   </pic:nvPicPr>
                   <pic:blipFill>
-                    <a:blip r:embed="rId13"/>
+                    <a:blip r:embed="rId18"/>
                     <a:srcRect b="0" l="0" r="0" t="0"/>
                     <a:stretch>
                       <a:fillRect/>
@@ -15099,10 +12607,10 @@
       </w:r>
     </w:p>
     <w:sectPr>
-      <w:headerReference r:id="rId14" w:type="default"/>
-      <w:headerReference r:id="rId15" w:type="first"/>
-      <w:footerReference r:id="rId16" w:type="default"/>
-      <w:footerReference r:id="rId17" w:type="first"/>
+      <w:headerReference r:id="rId19" w:type="default"/>
+      <w:headerReference r:id="rId20" w:type="first"/>
+      <w:footerReference r:id="rId21" w:type="default"/>
+      <w:footerReference r:id="rId22" w:type="first"/>
       <w:pgSz w:h="15840" w:w="12240" w:orient="portrait"/>
       <w:pgMar w:bottom="1440" w:top="1440" w:left="1440" w:right="1440" w:header="720" w:footer="720"/>
       <w:pgNumType w:start="1"/>
@@ -15110,6 +12618,677 @@
     </w:sectPr>
   </w:body>
 </w:document>
+</file>
+
+<file path=word/comments.xml><?xml version="1.0" encoding="utf-8"?>
+<w:comments xmlns:mc="http://schemas.openxmlformats.org/markup-compatibility/2006" xmlns:o="urn:schemas-microsoft-com:office:office" xmlns:r="http://schemas.openxmlformats.org/officeDocument/2006/relationships" xmlns:m="http://schemas.openxmlformats.org/officeDocument/2006/math" xmlns:v="urn:schemas-microsoft-com:vml" xmlns:wp="http://schemas.openxmlformats.org/drawingml/2006/wordprocessingDrawing" xmlns:w10="urn:schemas-microsoft-com:office:word" xmlns:w="http://schemas.openxmlformats.org/wordprocessingml/2006/main" xmlns:wne="http://schemas.microsoft.com/office/word/2006/wordml" xmlns:sl="http://schemas.openxmlformats.org/schemaLibrary/2006/main" xmlns:a="http://schemas.openxmlformats.org/drawingml/2006/main" xmlns:pic="http://schemas.openxmlformats.org/drawingml/2006/picture" xmlns:c="http://schemas.openxmlformats.org/drawingml/2006/chart" xmlns:lc="http://schemas.openxmlformats.org/drawingml/2006/lockedCanvas" xmlns:dgm="http://schemas.openxmlformats.org/drawingml/2006/diagram" xmlns:wps="http://schemas.microsoft.com/office/word/2010/wordprocessingShape" xmlns:wpg="http://schemas.microsoft.com/office/word/2010/wordprocessingGroup" xmlns:w14="http://schemas.microsoft.com/office/word/2010/wordml" xmlns:w15="http://schemas.microsoft.com/office/word/2012/wordml" xmlns:w16="http://schemas.microsoft.com/office/word/2018/wordml" xmlns:w16cex="http://schemas.microsoft.com/office/word/2018/wordml/cex" xmlns:w16cid="http://schemas.microsoft.com/office/word/2016/wordml/cid" xmlns="http://schemas.microsoft.com/office/tasks/2019/documenttasks" xmlns:cr="http://schemas.microsoft.com/office/comments/2020/reactions">
+  <w:comment w:author="Gagandeep Kaur" w:id="0" w:date="2026-02-06T05:46:50Z">
+    <w:p>
+      <w:pPr>
+        <w:keepNext w:val="0"/>
+        <w:keepLines w:val="0"/>
+        <w:pageBreakBefore w:val="0"/>
+        <w:widowControl w:val="0"/>
+        <w:pBdr>
+          <w:top w:space="0" w:sz="0" w:val="nil"/>
+          <w:left w:space="0" w:sz="0" w:val="nil"/>
+          <w:bottom w:space="0" w:sz="0" w:val="nil"/>
+          <w:right w:space="0" w:sz="0" w:val="nil"/>
+          <w:between w:space="0" w:sz="0" w:val="nil"/>
+        </w:pBdr>
+        <w:shd w:fill="auto" w:val="clear"/>
+        <w:spacing w:after="0" w:before="0" w:line="240" w:lineRule="auto"/>
+        <w:ind w:left="0" w:right="0" w:firstLine="0"/>
+        <w:jc w:val="left"/>
+        <w:rPr>
+          <w:rFonts w:ascii="Arial" w:cs="Arial" w:eastAsia="Arial" w:hAnsi="Arial"/>
+          <w:b w:val="0"/>
+          <w:bCs w:val="0"/>
+          <w:i w:val="0"/>
+          <w:iCs w:val="0"/>
+          <w:smallCaps w:val="0"/>
+          <w:strike w:val="0"/>
+          <w:color w:val="000000"/>
+          <w:sz w:val="22"/>
+          <w:szCs w:val="22"/>
+          <w:u w:val="none"/>
+          <w:shd w:fill="auto" w:val="clear"/>
+          <w:vertAlign w:val="baseline"/>
+        </w:rPr>
+      </w:pPr>
+      <w:r>
+        <w:rPr>
+          <w:rFonts w:ascii="Arial" w:cs="Arial" w:eastAsia="Arial" w:hAnsi="Arial"/>
+          <w:b w:val="0"/>
+          <w:bCs w:val="0"/>
+          <w:i w:val="0"/>
+          <w:iCs w:val="0"/>
+          <w:smallCaps w:val="0"/>
+          <w:strike w:val="0"/>
+          <w:color w:val="000000"/>
+          <w:sz w:val="22"/>
+          <w:szCs w:val="22"/>
+          <w:u w:val="none"/>
+          <w:shd w:fill="auto" w:val="clear"/>
+          <w:vertAlign w:val="baseline"/>
+          <w:rtl w:val="0"/>
+        </w:rPr>
+        <w:t xml:space="preserve">Please confirm on what basis are we defining the complexity here.. is it based on total number of API integrations in the bot.. Define complexity based on:</w:t>
+      </w:r>
+      <w:r>
+        <w:rPr>
+          <w:rtl w:val="0"/>
+        </w:rPr>
+      </w:r>
+    </w:p>
+    <w:p>
+      <w:pPr>
+        <w:keepNext w:val="0"/>
+        <w:keepLines w:val="0"/>
+        <w:pageBreakBefore w:val="0"/>
+        <w:widowControl w:val="0"/>
+        <w:pBdr>
+          <w:top w:space="0" w:sz="0" w:val="nil"/>
+          <w:left w:space="0" w:sz="0" w:val="nil"/>
+          <w:bottom w:space="0" w:sz="0" w:val="nil"/>
+          <w:right w:space="0" w:sz="0" w:val="nil"/>
+          <w:between w:space="0" w:sz="0" w:val="nil"/>
+        </w:pBdr>
+        <w:shd w:fill="auto" w:val="clear"/>
+        <w:spacing w:after="0" w:before="0" w:line="240" w:lineRule="auto"/>
+        <w:ind w:left="0" w:right="0" w:firstLine="0"/>
+        <w:jc w:val="left"/>
+        <w:rPr>
+          <w:rFonts w:ascii="Arial" w:cs="Arial" w:eastAsia="Arial" w:hAnsi="Arial"/>
+          <w:b w:val="0"/>
+          <w:bCs w:val="0"/>
+          <w:i w:val="0"/>
+          <w:iCs w:val="0"/>
+          <w:smallCaps w:val="0"/>
+          <w:strike w:val="0"/>
+          <w:color w:val="000000"/>
+          <w:sz w:val="22"/>
+          <w:szCs w:val="22"/>
+          <w:u w:val="none"/>
+          <w:shd w:fill="auto" w:val="clear"/>
+          <w:vertAlign w:val="baseline"/>
+        </w:rPr>
+      </w:pPr>
+      <w:r>
+        <w:rPr>
+          <w:rtl w:val="0"/>
+        </w:rPr>
+      </w:r>
+      <w:r>
+        <w:rPr>
+          <w:rtl w:val="0"/>
+        </w:rPr>
+      </w:r>
+    </w:p>
+    <w:p>
+      <w:pPr>
+        <w:keepNext w:val="0"/>
+        <w:keepLines w:val="0"/>
+        <w:pageBreakBefore w:val="0"/>
+        <w:widowControl w:val="0"/>
+        <w:pBdr>
+          <w:top w:space="0" w:sz="0" w:val="nil"/>
+          <w:left w:space="0" w:sz="0" w:val="nil"/>
+          <w:bottom w:space="0" w:sz="0" w:val="nil"/>
+          <w:right w:space="0" w:sz="0" w:val="nil"/>
+          <w:between w:space="0" w:sz="0" w:val="nil"/>
+        </w:pBdr>
+        <w:shd w:fill="auto" w:val="clear"/>
+        <w:spacing w:after="0" w:before="0" w:line="240" w:lineRule="auto"/>
+        <w:ind w:left="0" w:right="0" w:firstLine="0"/>
+        <w:jc w:val="left"/>
+        <w:rPr>
+          <w:rFonts w:ascii="Arial" w:cs="Arial" w:eastAsia="Arial" w:hAnsi="Arial"/>
+          <w:b w:val="0"/>
+          <w:bCs w:val="0"/>
+          <w:i w:val="0"/>
+          <w:iCs w:val="0"/>
+          <w:smallCaps w:val="0"/>
+          <w:strike w:val="0"/>
+          <w:color w:val="000000"/>
+          <w:sz w:val="22"/>
+          <w:szCs w:val="22"/>
+          <w:u w:val="none"/>
+          <w:shd w:fill="auto" w:val="clear"/>
+          <w:vertAlign w:val="baseline"/>
+        </w:rPr>
+      </w:pPr>
+      <w:r>
+        <w:rPr>
+          <w:rtl w:val="0"/>
+        </w:rPr>
+      </w:r>
+      <w:r>
+        <w:rPr>
+          <w:rFonts w:ascii="Arial" w:cs="Arial" w:eastAsia="Arial" w:hAnsi="Arial"/>
+          <w:b w:val="0"/>
+          <w:bCs w:val="0"/>
+          <w:i w:val="0"/>
+          <w:iCs w:val="0"/>
+          <w:smallCaps w:val="0"/>
+          <w:strike w:val="0"/>
+          <w:color w:val="000000"/>
+          <w:sz w:val="22"/>
+          <w:szCs w:val="22"/>
+          <w:u w:val="none"/>
+          <w:shd w:fill="auto" w:val="clear"/>
+          <w:vertAlign w:val="baseline"/>
+          <w:rtl w:val="0"/>
+        </w:rPr>
+        <w:t xml:space="preserve">No. of APIs</w:t>
+      </w:r>
+      <w:r>
+        <w:rPr>
+          <w:rtl w:val="0"/>
+        </w:rPr>
+      </w:r>
+    </w:p>
+    <w:p>
+      <w:pPr>
+        <w:keepNext w:val="0"/>
+        <w:keepLines w:val="0"/>
+        <w:pageBreakBefore w:val="0"/>
+        <w:widowControl w:val="0"/>
+        <w:pBdr>
+          <w:top w:space="0" w:sz="0" w:val="nil"/>
+          <w:left w:space="0" w:sz="0" w:val="nil"/>
+          <w:bottom w:space="0" w:sz="0" w:val="nil"/>
+          <w:right w:space="0" w:sz="0" w:val="nil"/>
+          <w:between w:space="0" w:sz="0" w:val="nil"/>
+        </w:pBdr>
+        <w:shd w:fill="auto" w:val="clear"/>
+        <w:spacing w:after="0" w:before="0" w:line="240" w:lineRule="auto"/>
+        <w:ind w:left="0" w:right="0" w:firstLine="0"/>
+        <w:jc w:val="left"/>
+        <w:rPr>
+          <w:rFonts w:ascii="Arial" w:cs="Arial" w:eastAsia="Arial" w:hAnsi="Arial"/>
+          <w:b w:val="0"/>
+          <w:bCs w:val="0"/>
+          <w:i w:val="0"/>
+          <w:iCs w:val="0"/>
+          <w:smallCaps w:val="0"/>
+          <w:strike w:val="0"/>
+          <w:color w:val="000000"/>
+          <w:sz w:val="22"/>
+          <w:szCs w:val="22"/>
+          <w:u w:val="none"/>
+          <w:shd w:fill="auto" w:val="clear"/>
+          <w:vertAlign w:val="baseline"/>
+        </w:rPr>
+      </w:pPr>
+      <w:r>
+        <w:rPr>
+          <w:rtl w:val="0"/>
+        </w:rPr>
+      </w:r>
+      <w:r>
+        <w:rPr>
+          <w:rtl w:val="0"/>
+        </w:rPr>
+      </w:r>
+    </w:p>
+    <w:p>
+      <w:pPr>
+        <w:keepNext w:val="0"/>
+        <w:keepLines w:val="0"/>
+        <w:pageBreakBefore w:val="0"/>
+        <w:widowControl w:val="0"/>
+        <w:pBdr>
+          <w:top w:space="0" w:sz="0" w:val="nil"/>
+          <w:left w:space="0" w:sz="0" w:val="nil"/>
+          <w:bottom w:space="0" w:sz="0" w:val="nil"/>
+          <w:right w:space="0" w:sz="0" w:val="nil"/>
+          <w:between w:space="0" w:sz="0" w:val="nil"/>
+        </w:pBdr>
+        <w:shd w:fill="auto" w:val="clear"/>
+        <w:spacing w:after="0" w:before="0" w:line="240" w:lineRule="auto"/>
+        <w:ind w:left="0" w:right="0" w:firstLine="0"/>
+        <w:jc w:val="left"/>
+        <w:rPr>
+          <w:rFonts w:ascii="Arial" w:cs="Arial" w:eastAsia="Arial" w:hAnsi="Arial"/>
+          <w:b w:val="0"/>
+          <w:bCs w:val="0"/>
+          <w:i w:val="0"/>
+          <w:iCs w:val="0"/>
+          <w:smallCaps w:val="0"/>
+          <w:strike w:val="0"/>
+          <w:color w:val="000000"/>
+          <w:sz w:val="22"/>
+          <w:szCs w:val="22"/>
+          <w:u w:val="none"/>
+          <w:shd w:fill="auto" w:val="clear"/>
+          <w:vertAlign w:val="baseline"/>
+        </w:rPr>
+      </w:pPr>
+      <w:r>
+        <w:rPr>
+          <w:rtl w:val="0"/>
+        </w:rPr>
+      </w:r>
+      <w:r>
+        <w:rPr>
+          <w:rFonts w:ascii="Arial" w:cs="Arial" w:eastAsia="Arial" w:hAnsi="Arial"/>
+          <w:b w:val="0"/>
+          <w:bCs w:val="0"/>
+          <w:i w:val="0"/>
+          <w:iCs w:val="0"/>
+          <w:smallCaps w:val="0"/>
+          <w:strike w:val="0"/>
+          <w:color w:val="000000"/>
+          <w:sz w:val="22"/>
+          <w:szCs w:val="22"/>
+          <w:u w:val="none"/>
+          <w:shd w:fill="auto" w:val="clear"/>
+          <w:vertAlign w:val="baseline"/>
+          <w:rtl w:val="0"/>
+        </w:rPr>
+        <w:t xml:space="preserve">No. of dynamic journeys</w:t>
+      </w:r>
+      <w:r>
+        <w:rPr>
+          <w:rtl w:val="0"/>
+        </w:rPr>
+      </w:r>
+    </w:p>
+    <w:p>
+      <w:pPr>
+        <w:keepNext w:val="0"/>
+        <w:keepLines w:val="0"/>
+        <w:pageBreakBefore w:val="0"/>
+        <w:widowControl w:val="0"/>
+        <w:pBdr>
+          <w:top w:space="0" w:sz="0" w:val="nil"/>
+          <w:left w:space="0" w:sz="0" w:val="nil"/>
+          <w:bottom w:space="0" w:sz="0" w:val="nil"/>
+          <w:right w:space="0" w:sz="0" w:val="nil"/>
+          <w:between w:space="0" w:sz="0" w:val="nil"/>
+        </w:pBdr>
+        <w:shd w:fill="auto" w:val="clear"/>
+        <w:spacing w:after="0" w:before="0" w:line="240" w:lineRule="auto"/>
+        <w:ind w:left="0" w:right="0" w:firstLine="0"/>
+        <w:jc w:val="left"/>
+        <w:rPr>
+          <w:rFonts w:ascii="Arial" w:cs="Arial" w:eastAsia="Arial" w:hAnsi="Arial"/>
+          <w:b w:val="0"/>
+          <w:bCs w:val="0"/>
+          <w:i w:val="0"/>
+          <w:iCs w:val="0"/>
+          <w:smallCaps w:val="0"/>
+          <w:strike w:val="0"/>
+          <w:color w:val="000000"/>
+          <w:sz w:val="22"/>
+          <w:szCs w:val="22"/>
+          <w:u w:val="none"/>
+          <w:shd w:fill="auto" w:val="clear"/>
+          <w:vertAlign w:val="baseline"/>
+        </w:rPr>
+      </w:pPr>
+      <w:r>
+        <w:rPr>
+          <w:rtl w:val="0"/>
+        </w:rPr>
+      </w:r>
+      <w:r>
+        <w:rPr>
+          <w:rtl w:val="0"/>
+        </w:rPr>
+      </w:r>
+    </w:p>
+    <w:p>
+      <w:pPr>
+        <w:keepNext w:val="0"/>
+        <w:keepLines w:val="0"/>
+        <w:pageBreakBefore w:val="0"/>
+        <w:widowControl w:val="0"/>
+        <w:pBdr>
+          <w:top w:space="0" w:sz="0" w:val="nil"/>
+          <w:left w:space="0" w:sz="0" w:val="nil"/>
+          <w:bottom w:space="0" w:sz="0" w:val="nil"/>
+          <w:right w:space="0" w:sz="0" w:val="nil"/>
+          <w:between w:space="0" w:sz="0" w:val="nil"/>
+        </w:pBdr>
+        <w:shd w:fill="auto" w:val="clear"/>
+        <w:spacing w:after="0" w:before="0" w:line="240" w:lineRule="auto"/>
+        <w:ind w:left="0" w:right="0" w:firstLine="0"/>
+        <w:jc w:val="left"/>
+        <w:rPr>
+          <w:rFonts w:ascii="Arial" w:cs="Arial" w:eastAsia="Arial" w:hAnsi="Arial"/>
+          <w:b w:val="0"/>
+          <w:bCs w:val="0"/>
+          <w:i w:val="0"/>
+          <w:iCs w:val="0"/>
+          <w:smallCaps w:val="0"/>
+          <w:strike w:val="0"/>
+          <w:color w:val="000000"/>
+          <w:sz w:val="22"/>
+          <w:szCs w:val="22"/>
+          <w:u w:val="none"/>
+          <w:shd w:fill="auto" w:val="clear"/>
+          <w:vertAlign w:val="baseline"/>
+        </w:rPr>
+      </w:pPr>
+      <w:r>
+        <w:rPr>
+          <w:rtl w:val="0"/>
+        </w:rPr>
+      </w:r>
+      <w:r>
+        <w:rPr>
+          <w:rFonts w:ascii="Arial" w:cs="Arial" w:eastAsia="Arial" w:hAnsi="Arial"/>
+          <w:b w:val="0"/>
+          <w:bCs w:val="0"/>
+          <w:i w:val="0"/>
+          <w:iCs w:val="0"/>
+          <w:smallCaps w:val="0"/>
+          <w:strike w:val="0"/>
+          <w:color w:val="000000"/>
+          <w:sz w:val="22"/>
+          <w:szCs w:val="22"/>
+          <w:u w:val="none"/>
+          <w:shd w:fill="auto" w:val="clear"/>
+          <w:vertAlign w:val="baseline"/>
+          <w:rtl w:val="0"/>
+        </w:rPr>
+        <w:t xml:space="preserve">No. of languages</w:t>
+      </w:r>
+      <w:r>
+        <w:rPr>
+          <w:rtl w:val="0"/>
+        </w:rPr>
+      </w:r>
+    </w:p>
+    <w:p>
+      <w:pPr>
+        <w:keepNext w:val="0"/>
+        <w:keepLines w:val="0"/>
+        <w:pageBreakBefore w:val="0"/>
+        <w:widowControl w:val="0"/>
+        <w:pBdr>
+          <w:top w:space="0" w:sz="0" w:val="nil"/>
+          <w:left w:space="0" w:sz="0" w:val="nil"/>
+          <w:bottom w:space="0" w:sz="0" w:val="nil"/>
+          <w:right w:space="0" w:sz="0" w:val="nil"/>
+          <w:between w:space="0" w:sz="0" w:val="nil"/>
+        </w:pBdr>
+        <w:shd w:fill="auto" w:val="clear"/>
+        <w:spacing w:after="0" w:before="0" w:line="240" w:lineRule="auto"/>
+        <w:ind w:left="0" w:right="0" w:firstLine="0"/>
+        <w:jc w:val="left"/>
+        <w:rPr>
+          <w:rFonts w:ascii="Arial" w:cs="Arial" w:eastAsia="Arial" w:hAnsi="Arial"/>
+          <w:b w:val="0"/>
+          <w:bCs w:val="0"/>
+          <w:i w:val="0"/>
+          <w:iCs w:val="0"/>
+          <w:smallCaps w:val="0"/>
+          <w:strike w:val="0"/>
+          <w:color w:val="000000"/>
+          <w:sz w:val="22"/>
+          <w:szCs w:val="22"/>
+          <w:u w:val="none"/>
+          <w:shd w:fill="auto" w:val="clear"/>
+          <w:vertAlign w:val="baseline"/>
+        </w:rPr>
+      </w:pPr>
+      <w:r>
+        <w:rPr>
+          <w:rtl w:val="0"/>
+        </w:rPr>
+      </w:r>
+      <w:r>
+        <w:rPr>
+          <w:rtl w:val="0"/>
+        </w:rPr>
+      </w:r>
+    </w:p>
+    <w:p>
+      <w:pPr>
+        <w:keepNext w:val="0"/>
+        <w:keepLines w:val="0"/>
+        <w:pageBreakBefore w:val="0"/>
+        <w:widowControl w:val="0"/>
+        <w:pBdr>
+          <w:top w:space="0" w:sz="0" w:val="nil"/>
+          <w:left w:space="0" w:sz="0" w:val="nil"/>
+          <w:bottom w:space="0" w:sz="0" w:val="nil"/>
+          <w:right w:space="0" w:sz="0" w:val="nil"/>
+          <w:between w:space="0" w:sz="0" w:val="nil"/>
+        </w:pBdr>
+        <w:shd w:fill="auto" w:val="clear"/>
+        <w:spacing w:after="0" w:before="0" w:line="240" w:lineRule="auto"/>
+        <w:ind w:left="0" w:right="0" w:firstLine="0"/>
+        <w:jc w:val="left"/>
+        <w:rPr>
+          <w:rFonts w:ascii="Arial" w:cs="Arial" w:eastAsia="Arial" w:hAnsi="Arial"/>
+          <w:b w:val="0"/>
+          <w:bCs w:val="0"/>
+          <w:i w:val="0"/>
+          <w:iCs w:val="0"/>
+          <w:smallCaps w:val="0"/>
+          <w:strike w:val="0"/>
+          <w:color w:val="000000"/>
+          <w:sz w:val="22"/>
+          <w:szCs w:val="22"/>
+          <w:u w:val="none"/>
+          <w:shd w:fill="auto" w:val="clear"/>
+          <w:vertAlign w:val="baseline"/>
+        </w:rPr>
+      </w:pPr>
+      <w:r>
+        <w:rPr>
+          <w:rtl w:val="0"/>
+        </w:rPr>
+      </w:r>
+      <w:r>
+        <w:rPr>
+          <w:rFonts w:ascii="Arial" w:cs="Arial" w:eastAsia="Arial" w:hAnsi="Arial"/>
+          <w:b w:val="0"/>
+          <w:bCs w:val="0"/>
+          <w:i w:val="0"/>
+          <w:iCs w:val="0"/>
+          <w:smallCaps w:val="0"/>
+          <w:strike w:val="0"/>
+          <w:color w:val="000000"/>
+          <w:sz w:val="22"/>
+          <w:szCs w:val="22"/>
+          <w:u w:val="none"/>
+          <w:shd w:fill="auto" w:val="clear"/>
+          <w:vertAlign w:val="baseline"/>
+          <w:rtl w:val="0"/>
+        </w:rPr>
+        <w:t xml:space="preserve">AI vs rule-based mix etc</w:t>
+      </w:r>
+    </w:p>
+  </w:comment>
+  <w:comment w:author="Siddharth Singh" w:id="1" w:date="2026-02-09T07:44:51Z">
+    <w:p>
+      <w:pPr>
+        <w:keepNext w:val="0"/>
+        <w:keepLines w:val="0"/>
+        <w:pageBreakBefore w:val="0"/>
+        <w:widowControl w:val="0"/>
+        <w:pBdr>
+          <w:top w:space="0" w:sz="0" w:val="nil"/>
+          <w:left w:space="0" w:sz="0" w:val="nil"/>
+          <w:bottom w:space="0" w:sz="0" w:val="nil"/>
+          <w:right w:space="0" w:sz="0" w:val="nil"/>
+          <w:between w:space="0" w:sz="0" w:val="nil"/>
+        </w:pBdr>
+        <w:shd w:fill="auto" w:val="clear"/>
+        <w:spacing w:after="0" w:before="0" w:line="240" w:lineRule="auto"/>
+        <w:ind w:left="0" w:right="0" w:firstLine="0"/>
+        <w:jc w:val="left"/>
+        <w:rPr>
+          <w:rFonts w:ascii="Arial" w:cs="Arial" w:eastAsia="Arial" w:hAnsi="Arial"/>
+          <w:b w:val="0"/>
+          <w:bCs w:val="0"/>
+          <w:i w:val="0"/>
+          <w:iCs w:val="0"/>
+          <w:smallCaps w:val="0"/>
+          <w:strike w:val="0"/>
+          <w:color w:val="000000"/>
+          <w:sz w:val="22"/>
+          <w:szCs w:val="22"/>
+          <w:u w:val="none"/>
+          <w:shd w:fill="auto" w:val="clear"/>
+          <w:vertAlign w:val="baseline"/>
+        </w:rPr>
+      </w:pPr>
+      <w:r>
+        <w:rPr>
+          <w:rFonts w:ascii="Arial" w:cs="Arial" w:eastAsia="Arial" w:hAnsi="Arial"/>
+          <w:b w:val="0"/>
+          <w:bCs w:val="0"/>
+          <w:i w:val="0"/>
+          <w:iCs w:val="0"/>
+          <w:smallCaps w:val="0"/>
+          <w:strike w:val="0"/>
+          <w:color w:val="000000"/>
+          <w:sz w:val="22"/>
+          <w:szCs w:val="22"/>
+          <w:u w:val="none"/>
+          <w:shd w:fill="auto" w:val="clear"/>
+          <w:vertAlign w:val="baseline"/>
+          <w:rtl w:val="0"/>
+        </w:rPr>
+        <w:t xml:space="preserve">Complexity is assessed on the type of usecase. If its a simple FAQ agent with regular training data or any usecase (like order management) with basic API integration with a single system, it will be termed as Simple. </w:t>
+      </w:r>
+      <w:r>
+        <w:rPr>
+          <w:rtl w:val="0"/>
+        </w:rPr>
+      </w:r>
+    </w:p>
+    <w:p>
+      <w:pPr>
+        <w:keepNext w:val="0"/>
+        <w:keepLines w:val="0"/>
+        <w:pageBreakBefore w:val="0"/>
+        <w:widowControl w:val="0"/>
+        <w:pBdr>
+          <w:top w:space="0" w:sz="0" w:val="nil"/>
+          <w:left w:space="0" w:sz="0" w:val="nil"/>
+          <w:bottom w:space="0" w:sz="0" w:val="nil"/>
+          <w:right w:space="0" w:sz="0" w:val="nil"/>
+          <w:between w:space="0" w:sz="0" w:val="nil"/>
+        </w:pBdr>
+        <w:shd w:fill="auto" w:val="clear"/>
+        <w:spacing w:after="0" w:before="0" w:line="240" w:lineRule="auto"/>
+        <w:ind w:left="0" w:right="0" w:firstLine="0"/>
+        <w:jc w:val="left"/>
+        <w:rPr>
+          <w:rFonts w:ascii="Arial" w:cs="Arial" w:eastAsia="Arial" w:hAnsi="Arial"/>
+          <w:b w:val="0"/>
+          <w:bCs w:val="0"/>
+          <w:i w:val="0"/>
+          <w:iCs w:val="0"/>
+          <w:smallCaps w:val="0"/>
+          <w:strike w:val="0"/>
+          <w:color w:val="000000"/>
+          <w:sz w:val="22"/>
+          <w:szCs w:val="22"/>
+          <w:u w:val="none"/>
+          <w:shd w:fill="auto" w:val="clear"/>
+          <w:vertAlign w:val="baseline"/>
+        </w:rPr>
+      </w:pPr>
+      <w:r>
+        <w:rPr>
+          <w:rtl w:val="0"/>
+        </w:rPr>
+      </w:r>
+      <w:r>
+        <w:rPr>
+          <w:rtl w:val="0"/>
+        </w:rPr>
+      </w:r>
+    </w:p>
+    <w:p>
+      <w:pPr>
+        <w:keepNext w:val="0"/>
+        <w:keepLines w:val="0"/>
+        <w:pageBreakBefore w:val="0"/>
+        <w:widowControl w:val="0"/>
+        <w:pBdr>
+          <w:top w:space="0" w:sz="0" w:val="nil"/>
+          <w:left w:space="0" w:sz="0" w:val="nil"/>
+          <w:bottom w:space="0" w:sz="0" w:val="nil"/>
+          <w:right w:space="0" w:sz="0" w:val="nil"/>
+          <w:between w:space="0" w:sz="0" w:val="nil"/>
+        </w:pBdr>
+        <w:shd w:fill="auto" w:val="clear"/>
+        <w:spacing w:after="0" w:before="0" w:line="240" w:lineRule="auto"/>
+        <w:ind w:left="0" w:right="0" w:firstLine="0"/>
+        <w:jc w:val="left"/>
+        <w:rPr>
+          <w:rFonts w:ascii="Arial" w:cs="Arial" w:eastAsia="Arial" w:hAnsi="Arial"/>
+          <w:b w:val="0"/>
+          <w:bCs w:val="0"/>
+          <w:i w:val="0"/>
+          <w:iCs w:val="0"/>
+          <w:smallCaps w:val="0"/>
+          <w:strike w:val="0"/>
+          <w:color w:val="000000"/>
+          <w:sz w:val="22"/>
+          <w:szCs w:val="22"/>
+          <w:u w:val="none"/>
+          <w:shd w:fill="auto" w:val="clear"/>
+          <w:vertAlign w:val="baseline"/>
+        </w:rPr>
+      </w:pPr>
+      <w:r>
+        <w:rPr>
+          <w:rtl w:val="0"/>
+        </w:rPr>
+      </w:r>
+      <w:r>
+        <w:rPr>
+          <w:rFonts w:ascii="Arial" w:cs="Arial" w:eastAsia="Arial" w:hAnsi="Arial"/>
+          <w:b w:val="0"/>
+          <w:bCs w:val="0"/>
+          <w:i w:val="0"/>
+          <w:iCs w:val="0"/>
+          <w:smallCaps w:val="0"/>
+          <w:strike w:val="0"/>
+          <w:color w:val="000000"/>
+          <w:sz w:val="22"/>
+          <w:szCs w:val="22"/>
+          <w:u w:val="none"/>
+          <w:shd w:fill="auto" w:val="clear"/>
+          <w:vertAlign w:val="baseline"/>
+          <w:rtl w:val="0"/>
+        </w:rPr>
+        <w:t xml:space="preserve">If multiple systems are involved and need to be in sync or the training data for FAQ is not straightforward (example - usecases like SOPs with screenshots), then it may be defined as high/ exceptional.</w:t>
+      </w:r>
+    </w:p>
+  </w:comment>
+</w:comments>
+</file>
+
+<file path=word/commentsExtended.xml><?xml version="1.0" encoding="utf-8"?>
+<w15:commentsEx xmlns:mc="http://schemas.openxmlformats.org/markup-compatibility/2006" xmlns:o="urn:schemas-microsoft-com:office:office" xmlns:r="http://schemas.openxmlformats.org/officeDocument/2006/relationships" xmlns:m="http://schemas.openxmlformats.org/officeDocument/2006/math" xmlns:v="urn:schemas-microsoft-com:vml" xmlns:wp="http://schemas.openxmlformats.org/drawingml/2006/wordprocessingDrawing" xmlns:w10="urn:schemas-microsoft-com:office:word" xmlns:w="http://schemas.openxmlformats.org/wordprocessingml/2006/main" xmlns:wne="http://schemas.microsoft.com/office/word/2006/wordml" xmlns:sl="http://schemas.openxmlformats.org/schemaLibrary/2006/main" xmlns:a="http://schemas.openxmlformats.org/drawingml/2006/main" xmlns:pic="http://schemas.openxmlformats.org/drawingml/2006/picture" xmlns:c="http://schemas.openxmlformats.org/drawingml/2006/chart" xmlns:lc="http://schemas.openxmlformats.org/drawingml/2006/lockedCanvas" xmlns:dgm="http://schemas.openxmlformats.org/drawingml/2006/diagram" xmlns:wps="http://schemas.microsoft.com/office/word/2010/wordprocessingShape" xmlns:wpg="http://schemas.microsoft.com/office/word/2010/wordprocessingGroup" xmlns:w14="http://schemas.microsoft.com/office/word/2010/wordml" xmlns:w15="http://schemas.microsoft.com/office/word/2012/wordml" xmlns:w16="http://schemas.microsoft.com/office/word/2018/wordml" xmlns:w16cex="http://schemas.microsoft.com/office/word/2018/wordml/cex" xmlns:w16cid="http://schemas.microsoft.com/office/word/2016/wordml/cid" xmlns="http://schemas.microsoft.com/office/tasks/2019/documenttasks" xmlns:cr="http://schemas.microsoft.com/office/comments/2020/reactions">
+  <w15:commentEx w15:paraId="000001D9" w15:done="0"/>
+  <w15:commentEx w15:paraId="000001DC" w15:paraIdParent="000001D9" w15:done="0"/>
+</w15:commentsEx>
+</file>
+
+<file path=word/commentsExtensible.xml><?xml version="1.0" encoding="utf-8"?>
+<w16cex:commentsExtensible xmlns:mc="http://schemas.openxmlformats.org/markup-compatibility/2006" xmlns:o="urn:schemas-microsoft-com:office:office" xmlns:r="http://schemas.openxmlformats.org/officeDocument/2006/relationships" xmlns:m="http://schemas.openxmlformats.org/officeDocument/2006/math" xmlns:v="urn:schemas-microsoft-com:vml" xmlns:wp="http://schemas.openxmlformats.org/drawingml/2006/wordprocessingDrawing" xmlns:w10="urn:schemas-microsoft-com:office:word" xmlns:w="http://schemas.openxmlformats.org/wordprocessingml/2006/main" xmlns:wne="http://schemas.microsoft.com/office/word/2006/wordml" xmlns:sl="http://schemas.openxmlformats.org/schemaLibrary/2006/main" xmlns:a="http://schemas.openxmlformats.org/drawingml/2006/main" xmlns:pic="http://schemas.openxmlformats.org/drawingml/2006/picture" xmlns:c="http://schemas.openxmlformats.org/drawingml/2006/chart" xmlns:lc="http://schemas.openxmlformats.org/drawingml/2006/lockedCanvas" xmlns:dgm="http://schemas.openxmlformats.org/drawingml/2006/diagram" xmlns:wps="http://schemas.microsoft.com/office/word/2010/wordprocessingShape" xmlns:wpg="http://schemas.microsoft.com/office/word/2010/wordprocessingGroup" xmlns:w14="http://schemas.microsoft.com/office/word/2010/wordml" xmlns:w15="http://schemas.microsoft.com/office/word/2012/wordml" xmlns:w16="http://schemas.microsoft.com/office/word/2018/wordml" xmlns:w16cex="http://schemas.microsoft.com/office/word/2018/wordml/cex" xmlns:w16cid="http://schemas.microsoft.com/office/word/2016/wordml/cid" xmlns="http://schemas.microsoft.com/office/tasks/2019/documenttasks" xmlns:cr="http://schemas.microsoft.com/office/comments/2020/reactions">
+  <w16cex:commentExtensible w16cex:durableId="00000001" w16cex:dateUtc="2026-02-06T05:46:50Z"/>
+  <w16cex:commentExtensible w16cex:durableId="00000002" w16cex:dateUtc="2026-02-09T07:44:51Z"/>
+</w16cex:commentsExtensible>
+</file>
+
+<file path=word/commentsIds.xml><?xml version="1.0" encoding="utf-8"?>
+<w16cid:commentsIds xmlns:mc="http://schemas.openxmlformats.org/markup-compatibility/2006" xmlns:o="urn:schemas-microsoft-com:office:office" xmlns:r="http://schemas.openxmlformats.org/officeDocument/2006/relationships" xmlns:m="http://schemas.openxmlformats.org/officeDocument/2006/math" xmlns:v="urn:schemas-microsoft-com:vml" xmlns:wp="http://schemas.openxmlformats.org/drawingml/2006/wordprocessingDrawing" xmlns:w10="urn:schemas-microsoft-com:office:word" xmlns:w="http://schemas.openxmlformats.org/wordprocessingml/2006/main" xmlns:wne="http://schemas.microsoft.com/office/word/2006/wordml" xmlns:sl="http://schemas.openxmlformats.org/schemaLibrary/2006/main" xmlns:a="http://schemas.openxmlformats.org/drawingml/2006/main" xmlns:pic="http://schemas.openxmlformats.org/drawingml/2006/picture" xmlns:c="http://schemas.openxmlformats.org/drawingml/2006/chart" xmlns:lc="http://schemas.openxmlformats.org/drawingml/2006/lockedCanvas" xmlns:dgm="http://schemas.openxmlformats.org/drawingml/2006/diagram" xmlns:wps="http://schemas.microsoft.com/office/word/2010/wordprocessingShape" xmlns:wpg="http://schemas.microsoft.com/office/word/2010/wordprocessingGroup" xmlns:w14="http://schemas.microsoft.com/office/word/2010/wordml" xmlns:w15="http://schemas.microsoft.com/office/word/2012/wordml" xmlns:w16="http://schemas.microsoft.com/office/word/2018/wordml" xmlns:w16cex="http://schemas.microsoft.com/office/word/2018/wordml/cex" xmlns:w16cid="http://schemas.microsoft.com/office/word/2016/wordml/cid" xmlns="http://schemas.microsoft.com/office/tasks/2019/documenttasks" xmlns:cr="http://schemas.microsoft.com/office/comments/2020/reactions">
+  <w16cid:commentId w16cid:paraId="000001D9" w16cid:durableId="00000001"/>
+  <w16cid:commentId w16cid:paraId="000001DC" w16cid:durableId="00000002"/>
+</w16cid:commentsIds>
 </file>
 
 <file path=word/footer1.xml><?xml version="1.0" encoding="utf-8"?>
@@ -15216,12 +13395,12 @@
         <wp:inline distB="114300" distT="114300" distL="114300" distR="114300">
           <wp:extent cx="314673" cy="300038"/>
           <wp:effectExtent b="0" l="0" r="0" t="0"/>
-          <wp:docPr id="3" name="image5.png"/>
+          <wp:docPr id="3" name="image2.png"/>
           <a:graphic>
             <a:graphicData uri="http://schemas.openxmlformats.org/drawingml/2006/picture">
               <pic:pic>
                 <pic:nvPicPr>
-                  <pic:cNvPr id="0" name="image5.png"/>
+                  <pic:cNvPr id="0" name="image2.png"/>
                   <pic:cNvPicPr preferRelativeResize="0"/>
                 </pic:nvPicPr>
                 <pic:blipFill>
@@ -15716,7 +13895,7 @@
     <w:lvl w:ilvl="0">
       <w:start w:val="1"/>
       <w:numFmt w:val="bullet"/>
-      <w:lvlText w:val="●"/>
+      <w:lvlText w:val=""/>
       <w:lvlJc w:val="left"/>
       <w:pPr>
         <w:ind w:left="720" w:hanging="360"/>
@@ -15728,7 +13907,7 @@
     <w:lvl w:ilvl="1">
       <w:start w:val="1"/>
       <w:numFmt w:val="bullet"/>
-      <w:lvlText w:val="●"/>
+      <w:lvlText w:val=""/>
       <w:lvlJc w:val="left"/>
       <w:pPr>
         <w:ind w:left="1440" w:hanging="360"/>
@@ -15740,7 +13919,7 @@
     <w:lvl w:ilvl="2">
       <w:start w:val="1"/>
       <w:numFmt w:val="bullet"/>
-      <w:lvlText w:val="●"/>
+      <w:lvlText w:val=""/>
       <w:lvlJc w:val="left"/>
       <w:pPr>
         <w:ind w:left="2160" w:hanging="360"/>
@@ -15752,7 +13931,7 @@
     <w:lvl w:ilvl="3">
       <w:start w:val="1"/>
       <w:numFmt w:val="bullet"/>
-      <w:lvlText w:val="●"/>
+      <w:lvlText w:val=""/>
       <w:lvlJc w:val="left"/>
       <w:pPr>
         <w:ind w:left="2880" w:hanging="360"/>
@@ -15764,7 +13943,7 @@
     <w:lvl w:ilvl="4">
       <w:start w:val="1"/>
       <w:numFmt w:val="bullet"/>
-      <w:lvlText w:val="●"/>
+      <w:lvlText w:val=""/>
       <w:lvlJc w:val="left"/>
       <w:pPr>
         <w:ind w:left="3600" w:hanging="360"/>
@@ -15776,7 +13955,7 @@
     <w:lvl w:ilvl="5">
       <w:start w:val="1"/>
       <w:numFmt w:val="bullet"/>
-      <w:lvlText w:val="●"/>
+      <w:lvlText w:val=""/>
       <w:lvlJc w:val="left"/>
       <w:pPr>
         <w:ind w:left="4320" w:hanging="360"/>
@@ -15788,7 +13967,7 @@
     <w:lvl w:ilvl="6">
       <w:start w:val="1"/>
       <w:numFmt w:val="bullet"/>
-      <w:lvlText w:val="●"/>
+      <w:lvlText w:val=""/>
       <w:lvlJc w:val="left"/>
       <w:pPr>
         <w:ind w:left="5040" w:hanging="360"/>
@@ -15800,7 +13979,7 @@
     <w:lvl w:ilvl="7">
       <w:start w:val="1"/>
       <w:numFmt w:val="bullet"/>
-      <w:lvlText w:val="●"/>
+      <w:lvlText w:val=""/>
       <w:lvlJc w:val="left"/>
       <w:pPr>
         <w:ind w:left="5760" w:hanging="360"/>
@@ -15812,7 +13991,7 @@
     <w:lvl w:ilvl="8">
       <w:start w:val="1"/>
       <w:numFmt w:val="bullet"/>
-      <w:lvlText w:val="●"/>
+      <w:lvlText w:val=""/>
       <w:lvlJc w:val="left"/>
       <w:pPr>
         <w:ind w:left="6480" w:hanging="360"/>
